--- a/word/04-chinh-sach-quy-trinh/quy-trinh-ung-pho-su-co.docx
+++ b/word/04-chinh-sach-quy-trinh/quy-trinh-ung-pho-su-co.docx
@@ -252,9 +252,9 @@
         <w:tblLayout w:type="autofit"/>
       </w:tblPr>
       <w:tblGrid>
-        <w:gridCol w:w="3054"/>
-        <w:gridCol w:w="2916"/>
-        <w:gridCol w:w="3055"/>
+        <w:gridCol w:w="2869"/>
+        <w:gridCol w:w="3087"/>
+        <w:gridCol w:w="3069"/>
       </w:tblGrid>
       <w:tr>
         <w:trPr>
@@ -263,7 +263,7 @@
         </w:trPr>
         <w:tc>
           <w:tcPr>
-            <w:tcW w:type="dxa" w:w="3054"/>
+            <w:tcW w:type="dxa" w:w="2869"/>
             <w:tcBorders>
               <w:top w:val="single" w:color="000000" w:sz="4"/>
               <w:left w:val="single" w:color="000000" w:sz="4"/>
@@ -300,7 +300,7 @@
         </w:tc>
         <w:tc>
           <w:tcPr>
-            <w:tcW w:type="dxa" w:w="2916"/>
+            <w:tcW w:type="dxa" w:w="3087"/>
             <w:tcBorders>
               <w:top w:val="single" w:color="000000" w:sz="4"/>
               <w:left w:val="single" w:color="000000" w:sz="4"/>
@@ -337,7 +337,7 @@
         </w:tc>
         <w:tc>
           <w:tcPr>
-            <w:tcW w:type="dxa" w:w="3055"/>
+            <w:tcW w:type="dxa" w:w="3069"/>
             <w:tcBorders>
               <w:top w:val="single" w:color="000000" w:sz="4"/>
               <w:left w:val="single" w:color="000000" w:sz="4"/>
@@ -380,7 +380,7 @@
         </w:trPr>
         <w:tc>
           <w:tcPr>
-            <w:tcW w:type="dxa" w:w="3054"/>
+            <w:tcW w:type="dxa" w:w="2869"/>
             <w:tcBorders>
               <w:top w:val="single" w:color="000000" w:sz="4"/>
               <w:left w:val="single" w:color="000000" w:sz="4"/>
@@ -416,7 +416,7 @@
         </w:tc>
         <w:tc>
           <w:tcPr>
-            <w:tcW w:type="dxa" w:w="2916"/>
+            <w:tcW w:type="dxa" w:w="3087"/>
             <w:tcBorders>
               <w:top w:val="single" w:color="000000" w:sz="4"/>
               <w:left w:val="single" w:color="000000" w:sz="4"/>
@@ -452,7 +452,7 @@
         </w:tc>
         <w:tc>
           <w:tcPr>
-            <w:tcW w:type="dxa" w:w="3055"/>
+            <w:tcW w:type="dxa" w:w="3069"/>
             <w:tcBorders>
               <w:top w:val="single" w:color="000000" w:sz="4"/>
               <w:left w:val="single" w:color="000000" w:sz="4"/>
@@ -494,7 +494,7 @@
         </w:trPr>
         <w:tc>
           <w:tcPr>
-            <w:tcW w:type="dxa" w:w="3054"/>
+            <w:tcW w:type="dxa" w:w="2869"/>
             <w:tcBorders>
               <w:top w:val="single" w:color="000000" w:sz="4"/>
               <w:left w:val="single" w:color="000000" w:sz="4"/>
@@ -530,7 +530,7 @@
         </w:tc>
         <w:tc>
           <w:tcPr>
-            <w:tcW w:type="dxa" w:w="2916"/>
+            <w:tcW w:type="dxa" w:w="3087"/>
             <w:tcBorders>
               <w:top w:val="single" w:color="000000" w:sz="4"/>
               <w:left w:val="single" w:color="000000" w:sz="4"/>
@@ -566,7 +566,7 @@
         </w:tc>
         <w:tc>
           <w:tcPr>
-            <w:tcW w:type="dxa" w:w="3055"/>
+            <w:tcW w:type="dxa" w:w="3069"/>
             <w:tcBorders>
               <w:top w:val="single" w:color="000000" w:sz="4"/>
               <w:left w:val="single" w:color="000000" w:sz="4"/>
@@ -608,7 +608,7 @@
         </w:trPr>
         <w:tc>
           <w:tcPr>
-            <w:tcW w:type="dxa" w:w="3054"/>
+            <w:tcW w:type="dxa" w:w="2869"/>
             <w:tcBorders>
               <w:top w:val="single" w:color="000000" w:sz="4"/>
               <w:left w:val="single" w:color="000000" w:sz="4"/>
@@ -680,7 +680,7 @@
         </w:tc>
         <w:tc>
           <w:tcPr>
-            <w:tcW w:type="dxa" w:w="2916"/>
+            <w:tcW w:type="dxa" w:w="3087"/>
             <w:tcBorders>
               <w:top w:val="single" w:color="000000" w:sz="4"/>
               <w:left w:val="single" w:color="000000" w:sz="4"/>
@@ -716,7 +716,7 @@
         </w:tc>
         <w:tc>
           <w:tcPr>
-            <w:tcW w:type="dxa" w:w="3055"/>
+            <w:tcW w:type="dxa" w:w="3069"/>
             <w:tcBorders>
               <w:top w:val="single" w:color="000000" w:sz="4"/>
               <w:left w:val="single" w:color="000000" w:sz="4"/>
@@ -746,7 +746,7 @@
         </w:trPr>
         <w:tc>
           <w:tcPr>
-            <w:tcW w:type="dxa" w:w="3054"/>
+            <w:tcW w:type="dxa" w:w="2869"/>
             <w:tcBorders>
               <w:top w:val="single" w:color="000000" w:sz="4"/>
               <w:left w:val="single" w:color="000000" w:sz="4"/>
@@ -782,7 +782,7 @@
         </w:tc>
         <w:tc>
           <w:tcPr>
-            <w:tcW w:type="dxa" w:w="2916"/>
+            <w:tcW w:type="dxa" w:w="3087"/>
             <w:tcBorders>
               <w:top w:val="single" w:color="000000" w:sz="4"/>
               <w:left w:val="single" w:color="000000" w:sz="4"/>
@@ -818,7 +818,7 @@
         </w:tc>
         <w:tc>
           <w:tcPr>
-            <w:tcW w:type="dxa" w:w="3055"/>
+            <w:tcW w:type="dxa" w:w="3069"/>
             <w:tcBorders>
               <w:top w:val="single" w:color="000000" w:sz="4"/>
               <w:left w:val="single" w:color="000000" w:sz="4"/>
@@ -860,7 +860,7 @@
         </w:trPr>
         <w:tc>
           <w:tcPr>
-            <w:tcW w:type="dxa" w:w="3054"/>
+            <w:tcW w:type="dxa" w:w="2869"/>
             <w:tcBorders>
               <w:top w:val="single" w:color="000000" w:sz="4"/>
               <w:left w:val="single" w:color="000000" w:sz="4"/>
@@ -896,7 +896,7 @@
         </w:tc>
         <w:tc>
           <w:tcPr>
-            <w:tcW w:type="dxa" w:w="2916"/>
+            <w:tcW w:type="dxa" w:w="3087"/>
             <w:tcBorders>
               <w:top w:val="single" w:color="000000" w:sz="4"/>
               <w:left w:val="single" w:color="000000" w:sz="4"/>
@@ -932,7 +932,7 @@
         </w:tc>
         <w:tc>
           <w:tcPr>
-            <w:tcW w:type="dxa" w:w="3055"/>
+            <w:tcW w:type="dxa" w:w="3069"/>
             <w:tcBorders>
               <w:top w:val="single" w:color="000000" w:sz="4"/>
               <w:left w:val="single" w:color="000000" w:sz="4"/>
@@ -962,7 +962,7 @@
         </w:trPr>
         <w:tc>
           <w:tcPr>
-            <w:tcW w:type="dxa" w:w="3054"/>
+            <w:tcW w:type="dxa" w:w="2869"/>
             <w:tcBorders>
               <w:top w:val="single" w:color="000000" w:sz="4"/>
               <w:left w:val="single" w:color="000000" w:sz="4"/>
@@ -998,7 +998,7 @@
         </w:tc>
         <w:tc>
           <w:tcPr>
-            <w:tcW w:type="dxa" w:w="2916"/>
+            <w:tcW w:type="dxa" w:w="3087"/>
             <w:tcBorders>
               <w:top w:val="single" w:color="000000" w:sz="4"/>
               <w:left w:val="single" w:color="000000" w:sz="4"/>
@@ -1034,7 +1034,7 @@
         </w:tc>
         <w:tc>
           <w:tcPr>
-            <w:tcW w:type="dxa" w:w="3055"/>
+            <w:tcW w:type="dxa" w:w="3069"/>
             <w:tcBorders>
               <w:top w:val="single" w:color="000000" w:sz="4"/>
               <w:left w:val="single" w:color="000000" w:sz="4"/>
@@ -1076,7 +1076,7 @@
         </w:trPr>
         <w:tc>
           <w:tcPr>
-            <w:tcW w:type="dxa" w:w="3054"/>
+            <w:tcW w:type="dxa" w:w="2869"/>
             <w:tcBorders>
               <w:top w:val="single" w:color="000000" w:sz="4"/>
               <w:left w:val="single" w:color="000000" w:sz="4"/>
@@ -1112,7 +1112,7 @@
         </w:tc>
         <w:tc>
           <w:tcPr>
-            <w:tcW w:type="dxa" w:w="2916"/>
+            <w:tcW w:type="dxa" w:w="3087"/>
             <w:tcBorders>
               <w:top w:val="single" w:color="000000" w:sz="4"/>
               <w:left w:val="single" w:color="000000" w:sz="4"/>
@@ -1148,7 +1148,7 @@
         </w:tc>
         <w:tc>
           <w:tcPr>
-            <w:tcW w:type="dxa" w:w="3055"/>
+            <w:tcW w:type="dxa" w:w="3069"/>
             <w:tcBorders>
               <w:top w:val="single" w:color="000000" w:sz="4"/>
               <w:left w:val="single" w:color="000000" w:sz="4"/>
@@ -1190,7 +1190,7 @@
         </w:trPr>
         <w:tc>
           <w:tcPr>
-            <w:tcW w:type="dxa" w:w="3054"/>
+            <w:tcW w:type="dxa" w:w="2869"/>
             <w:tcBorders>
               <w:top w:val="single" w:color="000000" w:sz="4"/>
               <w:left w:val="single" w:color="000000" w:sz="4"/>
@@ -1226,7 +1226,7 @@
         </w:tc>
         <w:tc>
           <w:tcPr>
-            <w:tcW w:type="dxa" w:w="2916"/>
+            <w:tcW w:type="dxa" w:w="3087"/>
             <w:tcBorders>
               <w:top w:val="single" w:color="000000" w:sz="4"/>
               <w:left w:val="single" w:color="000000" w:sz="4"/>
@@ -1262,7 +1262,7 @@
         </w:tc>
         <w:tc>
           <w:tcPr>
-            <w:tcW w:type="dxa" w:w="3055"/>
+            <w:tcW w:type="dxa" w:w="3069"/>
             <w:tcBorders>
               <w:top w:val="single" w:color="000000" w:sz="4"/>
               <w:left w:val="single" w:color="000000" w:sz="4"/>
@@ -1292,7 +1292,7 @@
         </w:trPr>
         <w:tc>
           <w:tcPr>
-            <w:tcW w:type="dxa" w:w="3054"/>
+            <w:tcW w:type="dxa" w:w="2869"/>
             <w:tcBorders>
               <w:top w:val="single" w:color="000000" w:sz="4"/>
               <w:left w:val="single" w:color="000000" w:sz="4"/>
@@ -1328,7 +1328,7 @@
         </w:tc>
         <w:tc>
           <w:tcPr>
-            <w:tcW w:type="dxa" w:w="2916"/>
+            <w:tcW w:type="dxa" w:w="3087"/>
             <w:tcBorders>
               <w:top w:val="single" w:color="000000" w:sz="4"/>
               <w:left w:val="single" w:color="000000" w:sz="4"/>
@@ -1364,7 +1364,7 @@
         </w:tc>
         <w:tc>
           <w:tcPr>
-            <w:tcW w:type="dxa" w:w="3055"/>
+            <w:tcW w:type="dxa" w:w="3069"/>
             <w:tcBorders>
               <w:top w:val="single" w:color="000000" w:sz="4"/>
               <w:left w:val="single" w:color="000000" w:sz="4"/>
@@ -1664,9 +1664,9 @@
         <w:tblLayout w:type="autofit"/>
       </w:tblPr>
       <w:tblGrid>
-        <w:gridCol w:w="608"/>
-        <w:gridCol w:w="2941"/>
-        <w:gridCol w:w="5476"/>
+        <w:gridCol w:w="596"/>
+        <w:gridCol w:w="3242"/>
+        <w:gridCol w:w="5187"/>
       </w:tblGrid>
       <w:tr>
         <w:trPr>
@@ -1675,7 +1675,7 @@
         </w:trPr>
         <w:tc>
           <w:tcPr>
-            <w:tcW w:type="dxa" w:w="608"/>
+            <w:tcW w:type="dxa" w:w="596"/>
             <w:tcBorders>
               <w:top w:val="single" w:color="000000" w:sz="4"/>
               <w:left w:val="single" w:color="000000" w:sz="4"/>
@@ -1712,7 +1712,7 @@
         </w:tc>
         <w:tc>
           <w:tcPr>
-            <w:tcW w:type="dxa" w:w="2941"/>
+            <w:tcW w:type="dxa" w:w="3242"/>
             <w:tcBorders>
               <w:top w:val="single" w:color="000000" w:sz="4"/>
               <w:left w:val="single" w:color="000000" w:sz="4"/>
@@ -1749,7 +1749,7 @@
         </w:tc>
         <w:tc>
           <w:tcPr>
-            <w:tcW w:type="dxa" w:w="5476"/>
+            <w:tcW w:type="dxa" w:w="5187"/>
             <w:tcBorders>
               <w:top w:val="single" w:color="000000" w:sz="4"/>
               <w:left w:val="single" w:color="000000" w:sz="4"/>
@@ -1792,7 +1792,7 @@
         </w:trPr>
         <w:tc>
           <w:tcPr>
-            <w:tcW w:type="dxa" w:w="608"/>
+            <w:tcW w:type="dxa" w:w="596"/>
             <w:tcBorders>
               <w:top w:val="single" w:color="000000" w:sz="4"/>
               <w:left w:val="single" w:color="000000" w:sz="4"/>
@@ -1828,7 +1828,7 @@
         </w:tc>
         <w:tc>
           <w:tcPr>
-            <w:tcW w:type="dxa" w:w="2941"/>
+            <w:tcW w:type="dxa" w:w="3242"/>
             <w:tcBorders>
               <w:top w:val="single" w:color="000000" w:sz="4"/>
               <w:left w:val="single" w:color="000000" w:sz="4"/>
@@ -1864,7 +1864,7 @@
         </w:tc>
         <w:tc>
           <w:tcPr>
-            <w:tcW w:type="dxa" w:w="5476"/>
+            <w:tcW w:type="dxa" w:w="5187"/>
             <w:tcBorders>
               <w:top w:val="single" w:color="000000" w:sz="4"/>
               <w:left w:val="single" w:color="000000" w:sz="4"/>
@@ -1906,7 +1906,7 @@
         </w:trPr>
         <w:tc>
           <w:tcPr>
-            <w:tcW w:type="dxa" w:w="608"/>
+            <w:tcW w:type="dxa" w:w="596"/>
             <w:tcBorders>
               <w:top w:val="single" w:color="000000" w:sz="4"/>
               <w:left w:val="single" w:color="000000" w:sz="4"/>
@@ -1942,7 +1942,7 @@
         </w:tc>
         <w:tc>
           <w:tcPr>
-            <w:tcW w:type="dxa" w:w="2941"/>
+            <w:tcW w:type="dxa" w:w="3242"/>
             <w:tcBorders>
               <w:top w:val="single" w:color="000000" w:sz="4"/>
               <w:left w:val="single" w:color="000000" w:sz="4"/>
@@ -1978,7 +1978,7 @@
         </w:tc>
         <w:tc>
           <w:tcPr>
-            <w:tcW w:type="dxa" w:w="5476"/>
+            <w:tcW w:type="dxa" w:w="5187"/>
             <w:tcBorders>
               <w:top w:val="single" w:color="000000" w:sz="4"/>
               <w:left w:val="single" w:color="000000" w:sz="4"/>
@@ -2020,7 +2020,7 @@
         </w:trPr>
         <w:tc>
           <w:tcPr>
-            <w:tcW w:type="dxa" w:w="608"/>
+            <w:tcW w:type="dxa" w:w="596"/>
             <w:tcBorders>
               <w:top w:val="single" w:color="000000" w:sz="4"/>
               <w:left w:val="single" w:color="000000" w:sz="4"/>
@@ -2056,7 +2056,7 @@
         </w:tc>
         <w:tc>
           <w:tcPr>
-            <w:tcW w:type="dxa" w:w="2941"/>
+            <w:tcW w:type="dxa" w:w="3242"/>
             <w:tcBorders>
               <w:top w:val="single" w:color="000000" w:sz="4"/>
               <w:left w:val="single" w:color="000000" w:sz="4"/>
@@ -2092,7 +2092,7 @@
         </w:tc>
         <w:tc>
           <w:tcPr>
-            <w:tcW w:type="dxa" w:w="5476"/>
+            <w:tcW w:type="dxa" w:w="5187"/>
             <w:tcBorders>
               <w:top w:val="single" w:color="000000" w:sz="4"/>
               <w:left w:val="single" w:color="000000" w:sz="4"/>
@@ -2134,7 +2134,7 @@
         </w:trPr>
         <w:tc>
           <w:tcPr>
-            <w:tcW w:type="dxa" w:w="608"/>
+            <w:tcW w:type="dxa" w:w="596"/>
             <w:tcBorders>
               <w:top w:val="single" w:color="000000" w:sz="4"/>
               <w:left w:val="single" w:color="000000" w:sz="4"/>
@@ -2170,7 +2170,7 @@
         </w:tc>
         <w:tc>
           <w:tcPr>
-            <w:tcW w:type="dxa" w:w="2941"/>
+            <w:tcW w:type="dxa" w:w="3242"/>
             <w:tcBorders>
               <w:top w:val="single" w:color="000000" w:sz="4"/>
               <w:left w:val="single" w:color="000000" w:sz="4"/>
@@ -2206,7 +2206,7 @@
         </w:tc>
         <w:tc>
           <w:tcPr>
-            <w:tcW w:type="dxa" w:w="5476"/>
+            <w:tcW w:type="dxa" w:w="5187"/>
             <w:tcBorders>
               <w:top w:val="single" w:color="000000" w:sz="4"/>
               <w:left w:val="single" w:color="000000" w:sz="4"/>
@@ -2248,7 +2248,7 @@
         </w:trPr>
         <w:tc>
           <w:tcPr>
-            <w:tcW w:type="dxa" w:w="608"/>
+            <w:tcW w:type="dxa" w:w="596"/>
             <w:tcBorders>
               <w:top w:val="single" w:color="000000" w:sz="4"/>
               <w:left w:val="single" w:color="000000" w:sz="4"/>
@@ -2284,7 +2284,7 @@
         </w:tc>
         <w:tc>
           <w:tcPr>
-            <w:tcW w:type="dxa" w:w="2941"/>
+            <w:tcW w:type="dxa" w:w="3242"/>
             <w:tcBorders>
               <w:top w:val="single" w:color="000000" w:sz="4"/>
               <w:left w:val="single" w:color="000000" w:sz="4"/>
@@ -2320,7 +2320,7 @@
         </w:tc>
         <w:tc>
           <w:tcPr>
-            <w:tcW w:type="dxa" w:w="5476"/>
+            <w:tcW w:type="dxa" w:w="5187"/>
             <w:tcBorders>
               <w:top w:val="single" w:color="000000" w:sz="4"/>
               <w:left w:val="single" w:color="000000" w:sz="4"/>
@@ -2362,7 +2362,7 @@
         </w:trPr>
         <w:tc>
           <w:tcPr>
-            <w:tcW w:type="dxa" w:w="608"/>
+            <w:tcW w:type="dxa" w:w="596"/>
             <w:tcBorders>
               <w:top w:val="single" w:color="000000" w:sz="4"/>
               <w:left w:val="single" w:color="000000" w:sz="4"/>
@@ -2398,7 +2398,7 @@
         </w:tc>
         <w:tc>
           <w:tcPr>
-            <w:tcW w:type="dxa" w:w="2941"/>
+            <w:tcW w:type="dxa" w:w="3242"/>
             <w:tcBorders>
               <w:top w:val="single" w:color="000000" w:sz="4"/>
               <w:left w:val="single" w:color="000000" w:sz="4"/>
@@ -2434,7 +2434,7 @@
         </w:tc>
         <w:tc>
           <w:tcPr>
-            <w:tcW w:type="dxa" w:w="5476"/>
+            <w:tcW w:type="dxa" w:w="5187"/>
             <w:tcBorders>
               <w:top w:val="single" w:color="000000" w:sz="4"/>
               <w:left w:val="single" w:color="000000" w:sz="4"/>
@@ -2476,7 +2476,7 @@
         </w:trPr>
         <w:tc>
           <w:tcPr>
-            <w:tcW w:type="dxa" w:w="608"/>
+            <w:tcW w:type="dxa" w:w="596"/>
             <w:tcBorders>
               <w:top w:val="single" w:color="000000" w:sz="4"/>
               <w:left w:val="single" w:color="000000" w:sz="4"/>
@@ -2512,7 +2512,7 @@
         </w:tc>
         <w:tc>
           <w:tcPr>
-            <w:tcW w:type="dxa" w:w="2941"/>
+            <w:tcW w:type="dxa" w:w="3242"/>
             <w:tcBorders>
               <w:top w:val="single" w:color="000000" w:sz="4"/>
               <w:left w:val="single" w:color="000000" w:sz="4"/>
@@ -2548,7 +2548,7 @@
         </w:tc>
         <w:tc>
           <w:tcPr>
-            <w:tcW w:type="dxa" w:w="5476"/>
+            <w:tcW w:type="dxa" w:w="5187"/>
             <w:tcBorders>
               <w:top w:val="single" w:color="000000" w:sz="4"/>
               <w:left w:val="single" w:color="000000" w:sz="4"/>
@@ -2590,7 +2590,7 @@
         </w:trPr>
         <w:tc>
           <w:tcPr>
-            <w:tcW w:type="dxa" w:w="608"/>
+            <w:tcW w:type="dxa" w:w="596"/>
             <w:tcBorders>
               <w:top w:val="single" w:color="000000" w:sz="4"/>
               <w:left w:val="single" w:color="000000" w:sz="4"/>
@@ -2626,7 +2626,7 @@
         </w:tc>
         <w:tc>
           <w:tcPr>
-            <w:tcW w:type="dxa" w:w="2941"/>
+            <w:tcW w:type="dxa" w:w="3242"/>
             <w:tcBorders>
               <w:top w:val="single" w:color="000000" w:sz="4"/>
               <w:left w:val="single" w:color="000000" w:sz="4"/>
@@ -2662,7 +2662,7 @@
         </w:tc>
         <w:tc>
           <w:tcPr>
-            <w:tcW w:type="dxa" w:w="5476"/>
+            <w:tcW w:type="dxa" w:w="5187"/>
             <w:tcBorders>
               <w:top w:val="single" w:color="000000" w:sz="4"/>
               <w:left w:val="single" w:color="000000" w:sz="4"/>
@@ -2704,7 +2704,7 @@
         </w:trPr>
         <w:tc>
           <w:tcPr>
-            <w:tcW w:type="dxa" w:w="608"/>
+            <w:tcW w:type="dxa" w:w="596"/>
             <w:tcBorders>
               <w:top w:val="single" w:color="000000" w:sz="4"/>
               <w:left w:val="single" w:color="000000" w:sz="4"/>
@@ -2740,7 +2740,7 @@
         </w:tc>
         <w:tc>
           <w:tcPr>
-            <w:tcW w:type="dxa" w:w="2941"/>
+            <w:tcW w:type="dxa" w:w="3242"/>
             <w:tcBorders>
               <w:top w:val="single" w:color="000000" w:sz="4"/>
               <w:left w:val="single" w:color="000000" w:sz="4"/>
@@ -2776,7 +2776,7 @@
         </w:tc>
         <w:tc>
           <w:tcPr>
-            <w:tcW w:type="dxa" w:w="5476"/>
+            <w:tcW w:type="dxa" w:w="5187"/>
             <w:tcBorders>
               <w:top w:val="single" w:color="000000" w:sz="4"/>
               <w:left w:val="single" w:color="000000" w:sz="4"/>
@@ -2922,10 +2922,10 @@
         <w:tblLayout w:type="autofit"/>
       </w:tblPr>
       <w:tblGrid>
-        <w:gridCol w:w="523"/>
-        <w:gridCol w:w="1264"/>
-        <w:gridCol w:w="3623"/>
-        <w:gridCol w:w="3615"/>
+        <w:gridCol w:w="672"/>
+        <w:gridCol w:w="1531"/>
+        <w:gridCol w:w="3592"/>
+        <w:gridCol w:w="3230"/>
       </w:tblGrid>
       <w:tr>
         <w:trPr>
@@ -2934,7 +2934,7 @@
         </w:trPr>
         <w:tc>
           <w:tcPr>
-            <w:tcW w:type="dxa" w:w="523"/>
+            <w:tcW w:type="dxa" w:w="672"/>
             <w:tcBorders>
               <w:top w:val="single" w:color="000000" w:sz="4"/>
               <w:left w:val="single" w:color="000000" w:sz="4"/>
@@ -2971,7 +2971,7 @@
         </w:tc>
         <w:tc>
           <w:tcPr>
-            <w:tcW w:type="dxa" w:w="1264"/>
+            <w:tcW w:type="dxa" w:w="1531"/>
             <w:tcBorders>
               <w:top w:val="single" w:color="000000" w:sz="4"/>
               <w:left w:val="single" w:color="000000" w:sz="4"/>
@@ -3008,7 +3008,7 @@
         </w:tc>
         <w:tc>
           <w:tcPr>
-            <w:tcW w:type="dxa" w:w="3623"/>
+            <w:tcW w:type="dxa" w:w="3592"/>
             <w:tcBorders>
               <w:top w:val="single" w:color="000000" w:sz="4"/>
               <w:left w:val="single" w:color="000000" w:sz="4"/>
@@ -3045,7 +3045,7 @@
         </w:tc>
         <w:tc>
           <w:tcPr>
-            <w:tcW w:type="dxa" w:w="3615"/>
+            <w:tcW w:type="dxa" w:w="3230"/>
             <w:tcBorders>
               <w:top w:val="single" w:color="000000" w:sz="4"/>
               <w:left w:val="single" w:color="000000" w:sz="4"/>
@@ -3088,7 +3088,7 @@
         </w:trPr>
         <w:tc>
           <w:tcPr>
-            <w:tcW w:type="dxa" w:w="523"/>
+            <w:tcW w:type="dxa" w:w="672"/>
             <w:tcBorders>
               <w:top w:val="single" w:color="000000" w:sz="4"/>
               <w:left w:val="single" w:color="000000" w:sz="4"/>
@@ -3124,7 +3124,7 @@
         </w:tc>
         <w:tc>
           <w:tcPr>
-            <w:tcW w:type="dxa" w:w="1264"/>
+            <w:tcW w:type="dxa" w:w="1531"/>
             <w:tcBorders>
               <w:top w:val="single" w:color="000000" w:sz="4"/>
               <w:left w:val="single" w:color="000000" w:sz="4"/>
@@ -3160,7 +3160,7 @@
         </w:tc>
         <w:tc>
           <w:tcPr>
-            <w:tcW w:type="dxa" w:w="3623"/>
+            <w:tcW w:type="dxa" w:w="3592"/>
             <w:tcBorders>
               <w:top w:val="single" w:color="000000" w:sz="4"/>
               <w:left w:val="single" w:color="000000" w:sz="4"/>
@@ -3245,7 +3245,7 @@
         </w:tc>
         <w:tc>
           <w:tcPr>
-            <w:tcW w:type="dxa" w:w="3615"/>
+            <w:tcW w:type="dxa" w:w="3230"/>
             <w:tcBorders>
               <w:top w:val="single" w:color="000000" w:sz="4"/>
               <w:left w:val="single" w:color="000000" w:sz="4"/>
@@ -3299,7 +3299,7 @@
         </w:trPr>
         <w:tc>
           <w:tcPr>
-            <w:tcW w:type="dxa" w:w="523"/>
+            <w:tcW w:type="dxa" w:w="672"/>
             <w:tcBorders>
               <w:top w:val="single" w:color="000000" w:sz="4"/>
               <w:left w:val="single" w:color="000000" w:sz="4"/>
@@ -3335,7 +3335,7 @@
         </w:tc>
         <w:tc>
           <w:tcPr>
-            <w:tcW w:type="dxa" w:w="1264"/>
+            <w:tcW w:type="dxa" w:w="1531"/>
             <w:tcBorders>
               <w:top w:val="single" w:color="000000" w:sz="4"/>
               <w:left w:val="single" w:color="000000" w:sz="4"/>
@@ -3371,7 +3371,7 @@
         </w:tc>
         <w:tc>
           <w:tcPr>
-            <w:tcW w:type="dxa" w:w="3623"/>
+            <w:tcW w:type="dxa" w:w="3592"/>
             <w:tcBorders>
               <w:top w:val="single" w:color="000000" w:sz="4"/>
               <w:left w:val="single" w:color="000000" w:sz="4"/>
@@ -3457,7 +3457,7 @@
         </w:tc>
         <w:tc>
           <w:tcPr>
-            <w:tcW w:type="dxa" w:w="3615"/>
+            <w:tcW w:type="dxa" w:w="3230"/>
             <w:tcBorders>
               <w:top w:val="single" w:color="000000" w:sz="4"/>
               <w:left w:val="single" w:color="000000" w:sz="4"/>
@@ -3535,7 +3535,7 @@
         </w:trPr>
         <w:tc>
           <w:tcPr>
-            <w:tcW w:type="dxa" w:w="523"/>
+            <w:tcW w:type="dxa" w:w="672"/>
             <w:tcBorders>
               <w:top w:val="single" w:color="000000" w:sz="4"/>
               <w:left w:val="single" w:color="000000" w:sz="4"/>
@@ -3571,7 +3571,7 @@
         </w:tc>
         <w:tc>
           <w:tcPr>
-            <w:tcW w:type="dxa" w:w="1264"/>
+            <w:tcW w:type="dxa" w:w="1531"/>
             <w:tcBorders>
               <w:top w:val="single" w:color="000000" w:sz="4"/>
               <w:left w:val="single" w:color="000000" w:sz="4"/>
@@ -3607,7 +3607,7 @@
         </w:tc>
         <w:tc>
           <w:tcPr>
-            <w:tcW w:type="dxa" w:w="3623"/>
+            <w:tcW w:type="dxa" w:w="3592"/>
             <w:tcBorders>
               <w:top w:val="single" w:color="000000" w:sz="4"/>
               <w:left w:val="single" w:color="000000" w:sz="4"/>
@@ -3643,7 +3643,7 @@
         </w:tc>
         <w:tc>
           <w:tcPr>
-            <w:tcW w:type="dxa" w:w="3615"/>
+            <w:tcW w:type="dxa" w:w="3230"/>
             <w:tcBorders>
               <w:top w:val="single" w:color="000000" w:sz="4"/>
               <w:left w:val="single" w:color="000000" w:sz="4"/>
@@ -3721,7 +3721,7 @@
         </w:trPr>
         <w:tc>
           <w:tcPr>
-            <w:tcW w:type="dxa" w:w="523"/>
+            <w:tcW w:type="dxa" w:w="672"/>
             <w:tcBorders>
               <w:top w:val="single" w:color="000000" w:sz="4"/>
               <w:left w:val="single" w:color="000000" w:sz="4"/>
@@ -3757,7 +3757,7 @@
         </w:tc>
         <w:tc>
           <w:tcPr>
-            <w:tcW w:type="dxa" w:w="1264"/>
+            <w:tcW w:type="dxa" w:w="1531"/>
             <w:tcBorders>
               <w:top w:val="single" w:color="000000" w:sz="4"/>
               <w:left w:val="single" w:color="000000" w:sz="4"/>
@@ -3793,7 +3793,7 @@
         </w:tc>
         <w:tc>
           <w:tcPr>
-            <w:tcW w:type="dxa" w:w="3623"/>
+            <w:tcW w:type="dxa" w:w="3592"/>
             <w:tcBorders>
               <w:top w:val="single" w:color="000000" w:sz="4"/>
               <w:left w:val="single" w:color="000000" w:sz="4"/>
@@ -3829,7 +3829,7 @@
         </w:tc>
         <w:tc>
           <w:tcPr>
-            <w:tcW w:type="dxa" w:w="3615"/>
+            <w:tcW w:type="dxa" w:w="3230"/>
             <w:tcBorders>
               <w:top w:val="single" w:color="000000" w:sz="4"/>
               <w:left w:val="single" w:color="000000" w:sz="4"/>
@@ -3960,10 +3960,10 @@
         <w:tblLayout w:type="autofit"/>
       </w:tblPr>
       <w:tblGrid>
-        <w:gridCol w:w="2197"/>
-        <w:gridCol w:w="2139"/>
-        <w:gridCol w:w="1112"/>
-        <w:gridCol w:w="3577"/>
+        <w:gridCol w:w="1899"/>
+        <w:gridCol w:w="2058"/>
+        <w:gridCol w:w="1652"/>
+        <w:gridCol w:w="3416"/>
       </w:tblGrid>
       <w:tr>
         <w:trPr>
@@ -3972,7 +3972,7 @@
         </w:trPr>
         <w:tc>
           <w:tcPr>
-            <w:tcW w:type="dxa" w:w="2197"/>
+            <w:tcW w:type="dxa" w:w="1899"/>
             <w:tcBorders>
               <w:top w:val="single" w:color="000000" w:sz="4"/>
               <w:left w:val="single" w:color="000000" w:sz="4"/>
@@ -4009,7 +4009,7 @@
         </w:tc>
         <w:tc>
           <w:tcPr>
-            <w:tcW w:type="dxa" w:w="2139"/>
+            <w:tcW w:type="dxa" w:w="2058"/>
             <w:tcBorders>
               <w:top w:val="single" w:color="000000" w:sz="4"/>
               <w:left w:val="single" w:color="000000" w:sz="4"/>
@@ -4046,7 +4046,7 @@
         </w:tc>
         <w:tc>
           <w:tcPr>
-            <w:tcW w:type="dxa" w:w="1112"/>
+            <w:tcW w:type="dxa" w:w="1652"/>
             <w:tcBorders>
               <w:top w:val="single" w:color="000000" w:sz="4"/>
               <w:left w:val="single" w:color="000000" w:sz="4"/>
@@ -4083,7 +4083,7 @@
         </w:tc>
         <w:tc>
           <w:tcPr>
-            <w:tcW w:type="dxa" w:w="3577"/>
+            <w:tcW w:type="dxa" w:w="3416"/>
             <w:tcBorders>
               <w:top w:val="single" w:color="000000" w:sz="4"/>
               <w:left w:val="single" w:color="000000" w:sz="4"/>
@@ -4126,7 +4126,7 @@
         </w:trPr>
         <w:tc>
           <w:tcPr>
-            <w:tcW w:type="dxa" w:w="2197"/>
+            <w:tcW w:type="dxa" w:w="1899"/>
             <w:tcBorders>
               <w:top w:val="single" w:color="000000" w:sz="4"/>
               <w:left w:val="single" w:color="000000" w:sz="4"/>
@@ -4162,7 +4162,7 @@
         </w:tc>
         <w:tc>
           <w:tcPr>
-            <w:tcW w:type="dxa" w:w="2139"/>
+            <w:tcW w:type="dxa" w:w="2058"/>
             <w:tcBorders>
               <w:top w:val="single" w:color="000000" w:sz="4"/>
               <w:left w:val="single" w:color="000000" w:sz="4"/>
@@ -4199,7 +4199,7 @@
         </w:tc>
         <w:tc>
           <w:tcPr>
-            <w:tcW w:type="dxa" w:w="1112"/>
+            <w:tcW w:type="dxa" w:w="1652"/>
             <w:tcBorders>
               <w:top w:val="single" w:color="000000" w:sz="4"/>
               <w:left w:val="single" w:color="000000" w:sz="4"/>
@@ -4236,7 +4236,7 @@
         </w:tc>
         <w:tc>
           <w:tcPr>
-            <w:tcW w:type="dxa" w:w="3577"/>
+            <w:tcW w:type="dxa" w:w="3416"/>
             <w:tcBorders>
               <w:top w:val="single" w:color="000000" w:sz="4"/>
               <w:left w:val="single" w:color="000000" w:sz="4"/>
@@ -4278,7 +4278,7 @@
         </w:trPr>
         <w:tc>
           <w:tcPr>
-            <w:tcW w:type="dxa" w:w="2197"/>
+            <w:tcW w:type="dxa" w:w="1899"/>
             <w:tcBorders>
               <w:top w:val="single" w:color="000000" w:sz="4"/>
               <w:left w:val="single" w:color="000000" w:sz="4"/>
@@ -4314,7 +4314,7 @@
         </w:tc>
         <w:tc>
           <w:tcPr>
-            <w:tcW w:type="dxa" w:w="2139"/>
+            <w:tcW w:type="dxa" w:w="2058"/>
             <w:tcBorders>
               <w:top w:val="single" w:color="000000" w:sz="4"/>
               <w:left w:val="single" w:color="000000" w:sz="4"/>
@@ -4351,31 +4351,31 @@
         </w:tc>
         <w:tc>
           <w:tcPr>
-            <w:tcW w:type="dxa" w:w="1112"/>
-            <w:tcBorders>
-              <w:top w:val="single" w:color="000000" w:sz="4"/>
-              <w:left w:val="single" w:color="000000" w:sz="4"/>
-              <w:bottom w:val="single" w:color="000000" w:sz="4"/>
-              <w:right w:val="single" w:color="000000" w:sz="4"/>
-            </w:tcBorders>
-            <w:tcMar>
-              <w:top w:type="dxa" w:w="30"/>
-              <w:left w:type="dxa" w:w="70"/>
-              <w:bottom w:type="dxa" w:w="30"/>
-              <w:right w:type="dxa" w:w="70"/>
-            </w:tcMar>
-            <w:vAlign w:val="center"/>
-          </w:tcPr>
-          <w:p>
-            <w:pPr>
-              <w:spacing w:after="0" w:before="0" w:line="240" w:lineRule="auto"/>
-              <w:jc w:val="left"/>
-            </w:pPr>
-          </w:p>
-        </w:tc>
-        <w:tc>
-          <w:tcPr>
-            <w:tcW w:type="dxa" w:w="3577"/>
+            <w:tcW w:type="dxa" w:w="1652"/>
+            <w:tcBorders>
+              <w:top w:val="single" w:color="000000" w:sz="4"/>
+              <w:left w:val="single" w:color="000000" w:sz="4"/>
+              <w:bottom w:val="single" w:color="000000" w:sz="4"/>
+              <w:right w:val="single" w:color="000000" w:sz="4"/>
+            </w:tcBorders>
+            <w:tcMar>
+              <w:top w:type="dxa" w:w="30"/>
+              <w:left w:type="dxa" w:w="70"/>
+              <w:bottom w:type="dxa" w:w="30"/>
+              <w:right w:type="dxa" w:w="70"/>
+            </w:tcMar>
+            <w:vAlign w:val="center"/>
+          </w:tcPr>
+          <w:p>
+            <w:pPr>
+              <w:spacing w:after="0" w:before="0" w:line="240" w:lineRule="auto"/>
+              <w:jc w:val="left"/>
+            </w:pPr>
+          </w:p>
+        </w:tc>
+        <w:tc>
+          <w:tcPr>
+            <w:tcW w:type="dxa" w:w="3416"/>
             <w:tcBorders>
               <w:top w:val="single" w:color="000000" w:sz="4"/>
               <w:left w:val="single" w:color="000000" w:sz="4"/>
@@ -4417,7 +4417,7 @@
         </w:trPr>
         <w:tc>
           <w:tcPr>
-            <w:tcW w:type="dxa" w:w="2197"/>
+            <w:tcW w:type="dxa" w:w="1899"/>
             <w:tcBorders>
               <w:top w:val="single" w:color="000000" w:sz="4"/>
               <w:left w:val="single" w:color="000000" w:sz="4"/>
@@ -4453,7 +4453,7 @@
         </w:tc>
         <w:tc>
           <w:tcPr>
-            <w:tcW w:type="dxa" w:w="2139"/>
+            <w:tcW w:type="dxa" w:w="2058"/>
             <w:tcBorders>
               <w:top w:val="single" w:color="000000" w:sz="4"/>
               <w:left w:val="single" w:color="000000" w:sz="4"/>
@@ -4490,31 +4490,31 @@
         </w:tc>
         <w:tc>
           <w:tcPr>
-            <w:tcW w:type="dxa" w:w="1112"/>
-            <w:tcBorders>
-              <w:top w:val="single" w:color="000000" w:sz="4"/>
-              <w:left w:val="single" w:color="000000" w:sz="4"/>
-              <w:bottom w:val="single" w:color="000000" w:sz="4"/>
-              <w:right w:val="single" w:color="000000" w:sz="4"/>
-            </w:tcBorders>
-            <w:tcMar>
-              <w:top w:type="dxa" w:w="30"/>
-              <w:left w:type="dxa" w:w="70"/>
-              <w:bottom w:type="dxa" w:w="30"/>
-              <w:right w:type="dxa" w:w="70"/>
-            </w:tcMar>
-            <w:vAlign w:val="center"/>
-          </w:tcPr>
-          <w:p>
-            <w:pPr>
-              <w:spacing w:after="0" w:before="0" w:line="240" w:lineRule="auto"/>
-              <w:jc w:val="left"/>
-            </w:pPr>
-          </w:p>
-        </w:tc>
-        <w:tc>
-          <w:tcPr>
-            <w:tcW w:type="dxa" w:w="3577"/>
+            <w:tcW w:type="dxa" w:w="1652"/>
+            <w:tcBorders>
+              <w:top w:val="single" w:color="000000" w:sz="4"/>
+              <w:left w:val="single" w:color="000000" w:sz="4"/>
+              <w:bottom w:val="single" w:color="000000" w:sz="4"/>
+              <w:right w:val="single" w:color="000000" w:sz="4"/>
+            </w:tcBorders>
+            <w:tcMar>
+              <w:top w:type="dxa" w:w="30"/>
+              <w:left w:type="dxa" w:w="70"/>
+              <w:bottom w:type="dxa" w:w="30"/>
+              <w:right w:type="dxa" w:w="70"/>
+            </w:tcMar>
+            <w:vAlign w:val="center"/>
+          </w:tcPr>
+          <w:p>
+            <w:pPr>
+              <w:spacing w:after="0" w:before="0" w:line="240" w:lineRule="auto"/>
+              <w:jc w:val="left"/>
+            </w:pPr>
+          </w:p>
+        </w:tc>
+        <w:tc>
+          <w:tcPr>
+            <w:tcW w:type="dxa" w:w="3416"/>
             <w:tcBorders>
               <w:top w:val="single" w:color="000000" w:sz="4"/>
               <w:left w:val="single" w:color="000000" w:sz="4"/>
@@ -4556,7 +4556,7 @@
         </w:trPr>
         <w:tc>
           <w:tcPr>
-            <w:tcW w:type="dxa" w:w="2197"/>
+            <w:tcW w:type="dxa" w:w="1899"/>
             <w:tcBorders>
               <w:top w:val="single" w:color="000000" w:sz="4"/>
               <w:left w:val="single" w:color="000000" w:sz="4"/>
@@ -4592,7 +4592,7 @@
         </w:tc>
         <w:tc>
           <w:tcPr>
-            <w:tcW w:type="dxa" w:w="2139"/>
+            <w:tcW w:type="dxa" w:w="2058"/>
             <w:tcBorders>
               <w:top w:val="single" w:color="000000" w:sz="4"/>
               <w:left w:val="single" w:color="000000" w:sz="4"/>
@@ -4629,31 +4629,31 @@
         </w:tc>
         <w:tc>
           <w:tcPr>
-            <w:tcW w:type="dxa" w:w="1112"/>
-            <w:tcBorders>
-              <w:top w:val="single" w:color="000000" w:sz="4"/>
-              <w:left w:val="single" w:color="000000" w:sz="4"/>
-              <w:bottom w:val="single" w:color="000000" w:sz="4"/>
-              <w:right w:val="single" w:color="000000" w:sz="4"/>
-            </w:tcBorders>
-            <w:tcMar>
-              <w:top w:type="dxa" w:w="30"/>
-              <w:left w:type="dxa" w:w="70"/>
-              <w:bottom w:type="dxa" w:w="30"/>
-              <w:right w:type="dxa" w:w="70"/>
-            </w:tcMar>
-            <w:vAlign w:val="center"/>
-          </w:tcPr>
-          <w:p>
-            <w:pPr>
-              <w:spacing w:after="0" w:before="0" w:line="240" w:lineRule="auto"/>
-              <w:jc w:val="left"/>
-            </w:pPr>
-          </w:p>
-        </w:tc>
-        <w:tc>
-          <w:tcPr>
-            <w:tcW w:type="dxa" w:w="3577"/>
+            <w:tcW w:type="dxa" w:w="1652"/>
+            <w:tcBorders>
+              <w:top w:val="single" w:color="000000" w:sz="4"/>
+              <w:left w:val="single" w:color="000000" w:sz="4"/>
+              <w:bottom w:val="single" w:color="000000" w:sz="4"/>
+              <w:right w:val="single" w:color="000000" w:sz="4"/>
+            </w:tcBorders>
+            <w:tcMar>
+              <w:top w:type="dxa" w:w="30"/>
+              <w:left w:type="dxa" w:w="70"/>
+              <w:bottom w:type="dxa" w:w="30"/>
+              <w:right w:type="dxa" w:w="70"/>
+            </w:tcMar>
+            <w:vAlign w:val="center"/>
+          </w:tcPr>
+          <w:p>
+            <w:pPr>
+              <w:spacing w:after="0" w:before="0" w:line="240" w:lineRule="auto"/>
+              <w:jc w:val="left"/>
+            </w:pPr>
+          </w:p>
+        </w:tc>
+        <w:tc>
+          <w:tcPr>
+            <w:tcW w:type="dxa" w:w="3416"/>
             <w:tcBorders>
               <w:top w:val="single" w:color="000000" w:sz="4"/>
               <w:left w:val="single" w:color="000000" w:sz="4"/>
@@ -4695,7 +4695,7 @@
         </w:trPr>
         <w:tc>
           <w:tcPr>
-            <w:tcW w:type="dxa" w:w="2197"/>
+            <w:tcW w:type="dxa" w:w="1899"/>
             <w:tcBorders>
               <w:top w:val="single" w:color="000000" w:sz="4"/>
               <w:left w:val="single" w:color="000000" w:sz="4"/>
@@ -4731,7 +4731,7 @@
         </w:tc>
         <w:tc>
           <w:tcPr>
-            <w:tcW w:type="dxa" w:w="2139"/>
+            <w:tcW w:type="dxa" w:w="2058"/>
             <w:tcBorders>
               <w:top w:val="single" w:color="000000" w:sz="4"/>
               <w:left w:val="single" w:color="000000" w:sz="4"/>
@@ -4768,31 +4768,31 @@
         </w:tc>
         <w:tc>
           <w:tcPr>
-            <w:tcW w:type="dxa" w:w="1112"/>
-            <w:tcBorders>
-              <w:top w:val="single" w:color="000000" w:sz="4"/>
-              <w:left w:val="single" w:color="000000" w:sz="4"/>
-              <w:bottom w:val="single" w:color="000000" w:sz="4"/>
-              <w:right w:val="single" w:color="000000" w:sz="4"/>
-            </w:tcBorders>
-            <w:tcMar>
-              <w:top w:type="dxa" w:w="30"/>
-              <w:left w:type="dxa" w:w="70"/>
-              <w:bottom w:type="dxa" w:w="30"/>
-              <w:right w:type="dxa" w:w="70"/>
-            </w:tcMar>
-            <w:vAlign w:val="center"/>
-          </w:tcPr>
-          <w:p>
-            <w:pPr>
-              <w:spacing w:after="0" w:before="0" w:line="240" w:lineRule="auto"/>
-              <w:jc w:val="left"/>
-            </w:pPr>
-          </w:p>
-        </w:tc>
-        <w:tc>
-          <w:tcPr>
-            <w:tcW w:type="dxa" w:w="3577"/>
+            <w:tcW w:type="dxa" w:w="1652"/>
+            <w:tcBorders>
+              <w:top w:val="single" w:color="000000" w:sz="4"/>
+              <w:left w:val="single" w:color="000000" w:sz="4"/>
+              <w:bottom w:val="single" w:color="000000" w:sz="4"/>
+              <w:right w:val="single" w:color="000000" w:sz="4"/>
+            </w:tcBorders>
+            <w:tcMar>
+              <w:top w:type="dxa" w:w="30"/>
+              <w:left w:type="dxa" w:w="70"/>
+              <w:bottom w:type="dxa" w:w="30"/>
+              <w:right w:type="dxa" w:w="70"/>
+            </w:tcMar>
+            <w:vAlign w:val="center"/>
+          </w:tcPr>
+          <w:p>
+            <w:pPr>
+              <w:spacing w:after="0" w:before="0" w:line="240" w:lineRule="auto"/>
+              <w:jc w:val="left"/>
+            </w:pPr>
+          </w:p>
+        </w:tc>
+        <w:tc>
+          <w:tcPr>
+            <w:tcW w:type="dxa" w:w="3416"/>
             <w:tcBorders>
               <w:top w:val="single" w:color="000000" w:sz="4"/>
               <w:left w:val="single" w:color="000000" w:sz="4"/>
@@ -4834,7 +4834,7 @@
         </w:trPr>
         <w:tc>
           <w:tcPr>
-            <w:tcW w:type="dxa" w:w="2197"/>
+            <w:tcW w:type="dxa" w:w="1899"/>
             <w:tcBorders>
               <w:top w:val="single" w:color="000000" w:sz="4"/>
               <w:left w:val="single" w:color="000000" w:sz="4"/>
@@ -4870,7 +4870,7 @@
         </w:tc>
         <w:tc>
           <w:tcPr>
-            <w:tcW w:type="dxa" w:w="2139"/>
+            <w:tcW w:type="dxa" w:w="2058"/>
             <w:tcBorders>
               <w:top w:val="single" w:color="000000" w:sz="4"/>
               <w:left w:val="single" w:color="000000" w:sz="4"/>
@@ -4907,31 +4907,31 @@
         </w:tc>
         <w:tc>
           <w:tcPr>
-            <w:tcW w:type="dxa" w:w="1112"/>
-            <w:tcBorders>
-              <w:top w:val="single" w:color="000000" w:sz="4"/>
-              <w:left w:val="single" w:color="000000" w:sz="4"/>
-              <w:bottom w:val="single" w:color="000000" w:sz="4"/>
-              <w:right w:val="single" w:color="000000" w:sz="4"/>
-            </w:tcBorders>
-            <w:tcMar>
-              <w:top w:type="dxa" w:w="30"/>
-              <w:left w:type="dxa" w:w="70"/>
-              <w:bottom w:type="dxa" w:w="30"/>
-              <w:right w:type="dxa" w:w="70"/>
-            </w:tcMar>
-            <w:vAlign w:val="center"/>
-          </w:tcPr>
-          <w:p>
-            <w:pPr>
-              <w:spacing w:after="0" w:before="0" w:line="240" w:lineRule="auto"/>
-              <w:jc w:val="left"/>
-            </w:pPr>
-          </w:p>
-        </w:tc>
-        <w:tc>
-          <w:tcPr>
-            <w:tcW w:type="dxa" w:w="3577"/>
+            <w:tcW w:type="dxa" w:w="1652"/>
+            <w:tcBorders>
+              <w:top w:val="single" w:color="000000" w:sz="4"/>
+              <w:left w:val="single" w:color="000000" w:sz="4"/>
+              <w:bottom w:val="single" w:color="000000" w:sz="4"/>
+              <w:right w:val="single" w:color="000000" w:sz="4"/>
+            </w:tcBorders>
+            <w:tcMar>
+              <w:top w:type="dxa" w:w="30"/>
+              <w:left w:type="dxa" w:w="70"/>
+              <w:bottom w:type="dxa" w:w="30"/>
+              <w:right w:type="dxa" w:w="70"/>
+            </w:tcMar>
+            <w:vAlign w:val="center"/>
+          </w:tcPr>
+          <w:p>
+            <w:pPr>
+              <w:spacing w:after="0" w:before="0" w:line="240" w:lineRule="auto"/>
+              <w:jc w:val="left"/>
+            </w:pPr>
+          </w:p>
+        </w:tc>
+        <w:tc>
+          <w:tcPr>
+            <w:tcW w:type="dxa" w:w="3416"/>
             <w:tcBorders>
               <w:top w:val="single" w:color="000000" w:sz="4"/>
               <w:left w:val="single" w:color="000000" w:sz="4"/>
@@ -4973,7 +4973,7 @@
         </w:trPr>
         <w:tc>
           <w:tcPr>
-            <w:tcW w:type="dxa" w:w="2197"/>
+            <w:tcW w:type="dxa" w:w="1899"/>
             <w:tcBorders>
               <w:top w:val="single" w:color="000000" w:sz="4"/>
               <w:left w:val="single" w:color="000000" w:sz="4"/>
@@ -5009,7 +5009,7 @@
         </w:tc>
         <w:tc>
           <w:tcPr>
-            <w:tcW w:type="dxa" w:w="2139"/>
+            <w:tcW w:type="dxa" w:w="2058"/>
             <w:tcBorders>
               <w:top w:val="single" w:color="000000" w:sz="4"/>
               <w:left w:val="single" w:color="000000" w:sz="4"/>
@@ -5046,31 +5046,31 @@
         </w:tc>
         <w:tc>
           <w:tcPr>
-            <w:tcW w:type="dxa" w:w="1112"/>
-            <w:tcBorders>
-              <w:top w:val="single" w:color="000000" w:sz="4"/>
-              <w:left w:val="single" w:color="000000" w:sz="4"/>
-              <w:bottom w:val="single" w:color="000000" w:sz="4"/>
-              <w:right w:val="single" w:color="000000" w:sz="4"/>
-            </w:tcBorders>
-            <w:tcMar>
-              <w:top w:type="dxa" w:w="30"/>
-              <w:left w:type="dxa" w:w="70"/>
-              <w:bottom w:type="dxa" w:w="30"/>
-              <w:right w:type="dxa" w:w="70"/>
-            </w:tcMar>
-            <w:vAlign w:val="center"/>
-          </w:tcPr>
-          <w:p>
-            <w:pPr>
-              <w:spacing w:after="0" w:before="0" w:line="240" w:lineRule="auto"/>
-              <w:jc w:val="left"/>
-            </w:pPr>
-          </w:p>
-        </w:tc>
-        <w:tc>
-          <w:tcPr>
-            <w:tcW w:type="dxa" w:w="3577"/>
+            <w:tcW w:type="dxa" w:w="1652"/>
+            <w:tcBorders>
+              <w:top w:val="single" w:color="000000" w:sz="4"/>
+              <w:left w:val="single" w:color="000000" w:sz="4"/>
+              <w:bottom w:val="single" w:color="000000" w:sz="4"/>
+              <w:right w:val="single" w:color="000000" w:sz="4"/>
+            </w:tcBorders>
+            <w:tcMar>
+              <w:top w:type="dxa" w:w="30"/>
+              <w:left w:type="dxa" w:w="70"/>
+              <w:bottom w:type="dxa" w:w="30"/>
+              <w:right w:type="dxa" w:w="70"/>
+            </w:tcMar>
+            <w:vAlign w:val="center"/>
+          </w:tcPr>
+          <w:p>
+            <w:pPr>
+              <w:spacing w:after="0" w:before="0" w:line="240" w:lineRule="auto"/>
+              <w:jc w:val="left"/>
+            </w:pPr>
+          </w:p>
+        </w:tc>
+        <w:tc>
+          <w:tcPr>
+            <w:tcW w:type="dxa" w:w="3416"/>
             <w:tcBorders>
               <w:top w:val="single" w:color="000000" w:sz="4"/>
               <w:left w:val="single" w:color="000000" w:sz="4"/>
@@ -5377,11 +5377,11 @@
         <w:tblLayout w:type="autofit"/>
       </w:tblPr>
       <w:tblGrid>
-        <w:gridCol w:w="644"/>
-        <w:gridCol w:w="3293"/>
-        <w:gridCol w:w="1062"/>
-        <w:gridCol w:w="899"/>
-        <w:gridCol w:w="3127"/>
+        <w:gridCol w:w="830"/>
+        <w:gridCol w:w="3790"/>
+        <w:gridCol w:w="1039"/>
+        <w:gridCol w:w="1087"/>
+        <w:gridCol w:w="2279"/>
       </w:tblGrid>
       <w:tr>
         <w:trPr>
@@ -5390,7 +5390,7 @@
         </w:trPr>
         <w:tc>
           <w:tcPr>
-            <w:tcW w:type="dxa" w:w="644"/>
+            <w:tcW w:type="dxa" w:w="830"/>
             <w:tcBorders>
               <w:top w:val="single" w:color="000000" w:sz="4"/>
               <w:left w:val="single" w:color="000000" w:sz="4"/>
@@ -5427,7 +5427,7 @@
         </w:tc>
         <w:tc>
           <w:tcPr>
-            <w:tcW w:type="dxa" w:w="3293"/>
+            <w:tcW w:type="dxa" w:w="3790"/>
             <w:tcBorders>
               <w:top w:val="single" w:color="000000" w:sz="4"/>
               <w:left w:val="single" w:color="000000" w:sz="4"/>
@@ -5464,7 +5464,7 @@
         </w:tc>
         <w:tc>
           <w:tcPr>
-            <w:tcW w:type="dxa" w:w="1062"/>
+            <w:tcW w:type="dxa" w:w="1039"/>
             <w:tcBorders>
               <w:top w:val="single" w:color="000000" w:sz="4"/>
               <w:left w:val="single" w:color="000000" w:sz="4"/>
@@ -5501,7 +5501,7 @@
         </w:tc>
         <w:tc>
           <w:tcPr>
-            <w:tcW w:type="dxa" w:w="899"/>
+            <w:tcW w:type="dxa" w:w="1087"/>
             <w:tcBorders>
               <w:top w:val="single" w:color="000000" w:sz="4"/>
               <w:left w:val="single" w:color="000000" w:sz="4"/>
@@ -5538,7 +5538,7 @@
         </w:tc>
         <w:tc>
           <w:tcPr>
-            <w:tcW w:type="dxa" w:w="3127"/>
+            <w:tcW w:type="dxa" w:w="2279"/>
             <w:tcBorders>
               <w:top w:val="single" w:color="000000" w:sz="4"/>
               <w:left w:val="single" w:color="000000" w:sz="4"/>
@@ -5581,7 +5581,7 @@
         </w:trPr>
         <w:tc>
           <w:tcPr>
-            <w:tcW w:type="dxa" w:w="644"/>
+            <w:tcW w:type="dxa" w:w="830"/>
             <w:tcBorders>
               <w:top w:val="single" w:color="000000" w:sz="4"/>
               <w:left w:val="single" w:color="000000" w:sz="4"/>
@@ -5617,7 +5617,7 @@
         </w:tc>
         <w:tc>
           <w:tcPr>
-            <w:tcW w:type="dxa" w:w="3293"/>
+            <w:tcW w:type="dxa" w:w="3790"/>
             <w:tcBorders>
               <w:top w:val="single" w:color="000000" w:sz="4"/>
               <w:left w:val="single" w:color="000000" w:sz="4"/>
@@ -5703,7 +5703,7 @@
         </w:tc>
         <w:tc>
           <w:tcPr>
-            <w:tcW w:type="dxa" w:w="1062"/>
+            <w:tcW w:type="dxa" w:w="1039"/>
             <w:tcBorders>
               <w:top w:val="single" w:color="000000" w:sz="4"/>
               <w:left w:val="single" w:color="000000" w:sz="4"/>
@@ -5739,7 +5739,7 @@
         </w:tc>
         <w:tc>
           <w:tcPr>
-            <w:tcW w:type="dxa" w:w="899"/>
+            <w:tcW w:type="dxa" w:w="1087"/>
             <w:tcBorders>
               <w:top w:val="single" w:color="000000" w:sz="4"/>
               <w:left w:val="single" w:color="000000" w:sz="4"/>
@@ -5775,7 +5775,7 @@
         </w:tc>
         <w:tc>
           <w:tcPr>
-            <w:tcW w:type="dxa" w:w="3127"/>
+            <w:tcW w:type="dxa" w:w="2279"/>
             <w:tcBorders>
               <w:top w:val="single" w:color="000000" w:sz="4"/>
               <w:left w:val="single" w:color="000000" w:sz="4"/>
@@ -5817,7 +5817,7 @@
         </w:trPr>
         <w:tc>
           <w:tcPr>
-            <w:tcW w:type="dxa" w:w="644"/>
+            <w:tcW w:type="dxa" w:w="830"/>
             <w:tcBorders>
               <w:top w:val="single" w:color="000000" w:sz="4"/>
               <w:left w:val="single" w:color="000000" w:sz="4"/>
@@ -5853,7 +5853,7 @@
         </w:tc>
         <w:tc>
           <w:tcPr>
-            <w:tcW w:type="dxa" w:w="3293"/>
+            <w:tcW w:type="dxa" w:w="3790"/>
             <w:tcBorders>
               <w:top w:val="single" w:color="000000" w:sz="4"/>
               <w:left w:val="single" w:color="000000" w:sz="4"/>
@@ -5889,7 +5889,7 @@
         </w:tc>
         <w:tc>
           <w:tcPr>
-            <w:tcW w:type="dxa" w:w="1062"/>
+            <w:tcW w:type="dxa" w:w="1039"/>
             <w:tcBorders>
               <w:top w:val="single" w:color="000000" w:sz="4"/>
               <w:left w:val="single" w:color="000000" w:sz="4"/>
@@ -5925,7 +5925,7 @@
         </w:tc>
         <w:tc>
           <w:tcPr>
-            <w:tcW w:type="dxa" w:w="899"/>
+            <w:tcW w:type="dxa" w:w="1087"/>
             <w:tcBorders>
               <w:top w:val="single" w:color="000000" w:sz="4"/>
               <w:left w:val="single" w:color="000000" w:sz="4"/>
@@ -5986,7 +5986,7 @@
         </w:tc>
         <w:tc>
           <w:tcPr>
-            <w:tcW w:type="dxa" w:w="3127"/>
+            <w:tcW w:type="dxa" w:w="2279"/>
             <w:tcBorders>
               <w:top w:val="single" w:color="000000" w:sz="4"/>
               <w:left w:val="single" w:color="000000" w:sz="4"/>
@@ -6028,7 +6028,7 @@
         </w:trPr>
         <w:tc>
           <w:tcPr>
-            <w:tcW w:type="dxa" w:w="644"/>
+            <w:tcW w:type="dxa" w:w="830"/>
             <w:tcBorders>
               <w:top w:val="single" w:color="000000" w:sz="4"/>
               <w:left w:val="single" w:color="000000" w:sz="4"/>
@@ -6064,7 +6064,7 @@
         </w:tc>
         <w:tc>
           <w:tcPr>
-            <w:tcW w:type="dxa" w:w="3293"/>
+            <w:tcW w:type="dxa" w:w="3790"/>
             <w:tcBorders>
               <w:top w:val="single" w:color="000000" w:sz="4"/>
               <w:left w:val="single" w:color="000000" w:sz="4"/>
@@ -6124,7 +6124,7 @@
         </w:tc>
         <w:tc>
           <w:tcPr>
-            <w:tcW w:type="dxa" w:w="1062"/>
+            <w:tcW w:type="dxa" w:w="1039"/>
             <w:tcBorders>
               <w:top w:val="single" w:color="000000" w:sz="4"/>
               <w:left w:val="single" w:color="000000" w:sz="4"/>
@@ -6160,7 +6160,7 @@
         </w:tc>
         <w:tc>
           <w:tcPr>
-            <w:tcW w:type="dxa" w:w="899"/>
+            <w:tcW w:type="dxa" w:w="1087"/>
             <w:tcBorders>
               <w:top w:val="single" w:color="000000" w:sz="4"/>
               <w:left w:val="single" w:color="000000" w:sz="4"/>
@@ -6196,7 +6196,7 @@
         </w:tc>
         <w:tc>
           <w:tcPr>
-            <w:tcW w:type="dxa" w:w="3127"/>
+            <w:tcW w:type="dxa" w:w="2279"/>
             <w:tcBorders>
               <w:top w:val="single" w:color="000000" w:sz="4"/>
               <w:left w:val="single" w:color="000000" w:sz="4"/>
@@ -6238,7 +6238,7 @@
         </w:trPr>
         <w:tc>
           <w:tcPr>
-            <w:tcW w:type="dxa" w:w="644"/>
+            <w:tcW w:type="dxa" w:w="830"/>
             <w:tcBorders>
               <w:top w:val="single" w:color="000000" w:sz="4"/>
               <w:left w:val="single" w:color="000000" w:sz="4"/>
@@ -6274,7 +6274,7 @@
         </w:tc>
         <w:tc>
           <w:tcPr>
-            <w:tcW w:type="dxa" w:w="3293"/>
+            <w:tcW w:type="dxa" w:w="3790"/>
             <w:tcBorders>
               <w:top w:val="single" w:color="000000" w:sz="4"/>
               <w:left w:val="single" w:color="000000" w:sz="4"/>
@@ -6310,7 +6310,7 @@
         </w:tc>
         <w:tc>
           <w:tcPr>
-            <w:tcW w:type="dxa" w:w="1062"/>
+            <w:tcW w:type="dxa" w:w="1039"/>
             <w:tcBorders>
               <w:top w:val="single" w:color="000000" w:sz="4"/>
               <w:left w:val="single" w:color="000000" w:sz="4"/>
@@ -6346,7 +6346,7 @@
         </w:tc>
         <w:tc>
           <w:tcPr>
-            <w:tcW w:type="dxa" w:w="899"/>
+            <w:tcW w:type="dxa" w:w="1087"/>
             <w:tcBorders>
               <w:top w:val="single" w:color="000000" w:sz="4"/>
               <w:left w:val="single" w:color="000000" w:sz="4"/>
@@ -6382,7 +6382,7 @@
         </w:tc>
         <w:tc>
           <w:tcPr>
-            <w:tcW w:type="dxa" w:w="3127"/>
+            <w:tcW w:type="dxa" w:w="2279"/>
             <w:tcBorders>
               <w:top w:val="single" w:color="000000" w:sz="4"/>
               <w:left w:val="single" w:color="000000" w:sz="4"/>
@@ -6424,7 +6424,7 @@
         </w:trPr>
         <w:tc>
           <w:tcPr>
-            <w:tcW w:type="dxa" w:w="644"/>
+            <w:tcW w:type="dxa" w:w="830"/>
             <w:tcBorders>
               <w:top w:val="single" w:color="000000" w:sz="4"/>
               <w:left w:val="single" w:color="000000" w:sz="4"/>
@@ -6460,7 +6460,7 @@
         </w:tc>
         <w:tc>
           <w:tcPr>
-            <w:tcW w:type="dxa" w:w="3293"/>
+            <w:tcW w:type="dxa" w:w="3790"/>
             <w:tcBorders>
               <w:top w:val="single" w:color="000000" w:sz="4"/>
               <w:left w:val="single" w:color="000000" w:sz="4"/>
@@ -6496,7 +6496,7 @@
         </w:tc>
         <w:tc>
           <w:tcPr>
-            <w:tcW w:type="dxa" w:w="1062"/>
+            <w:tcW w:type="dxa" w:w="1039"/>
             <w:tcBorders>
               <w:top w:val="single" w:color="000000" w:sz="4"/>
               <w:left w:val="single" w:color="000000" w:sz="4"/>
@@ -6532,7 +6532,7 @@
         </w:tc>
         <w:tc>
           <w:tcPr>
-            <w:tcW w:type="dxa" w:w="899"/>
+            <w:tcW w:type="dxa" w:w="1087"/>
             <w:tcBorders>
               <w:top w:val="single" w:color="000000" w:sz="4"/>
               <w:left w:val="single" w:color="000000" w:sz="4"/>
@@ -6568,7 +6568,7 @@
         </w:tc>
         <w:tc>
           <w:tcPr>
-            <w:tcW w:type="dxa" w:w="3127"/>
+            <w:tcW w:type="dxa" w:w="2279"/>
             <w:tcBorders>
               <w:top w:val="single" w:color="000000" w:sz="4"/>
               <w:left w:val="single" w:color="000000" w:sz="4"/>
@@ -6610,7 +6610,7 @@
         </w:trPr>
         <w:tc>
           <w:tcPr>
-            <w:tcW w:type="dxa" w:w="644"/>
+            <w:tcW w:type="dxa" w:w="830"/>
             <w:tcBorders>
               <w:top w:val="single" w:color="000000" w:sz="4"/>
               <w:left w:val="single" w:color="000000" w:sz="4"/>
@@ -6646,7 +6646,7 @@
         </w:tc>
         <w:tc>
           <w:tcPr>
-            <w:tcW w:type="dxa" w:w="3293"/>
+            <w:tcW w:type="dxa" w:w="3790"/>
             <w:tcBorders>
               <w:top w:val="single" w:color="000000" w:sz="4"/>
               <w:left w:val="single" w:color="000000" w:sz="4"/>
@@ -6707,7 +6707,7 @@
         </w:tc>
         <w:tc>
           <w:tcPr>
-            <w:tcW w:type="dxa" w:w="1062"/>
+            <w:tcW w:type="dxa" w:w="1039"/>
             <w:tcBorders>
               <w:top w:val="single" w:color="000000" w:sz="4"/>
               <w:left w:val="single" w:color="000000" w:sz="4"/>
@@ -6743,31 +6743,31 @@
         </w:tc>
         <w:tc>
           <w:tcPr>
-            <w:tcW w:type="dxa" w:w="899"/>
-            <w:tcBorders>
-              <w:top w:val="single" w:color="000000" w:sz="4"/>
-              <w:left w:val="single" w:color="000000" w:sz="4"/>
-              <w:bottom w:val="single" w:color="000000" w:sz="4"/>
-              <w:right w:val="single" w:color="000000" w:sz="4"/>
-            </w:tcBorders>
-            <w:tcMar>
-              <w:top w:type="dxa" w:w="30"/>
-              <w:left w:type="dxa" w:w="70"/>
-              <w:bottom w:type="dxa" w:w="30"/>
-              <w:right w:type="dxa" w:w="70"/>
-            </w:tcMar>
-            <w:vAlign w:val="center"/>
-          </w:tcPr>
-          <w:p>
-            <w:pPr>
-              <w:spacing w:after="0" w:before="0" w:line="240" w:lineRule="auto"/>
-              <w:jc w:val="left"/>
-            </w:pPr>
-          </w:p>
-        </w:tc>
-        <w:tc>
-          <w:tcPr>
-            <w:tcW w:type="dxa" w:w="3127"/>
+            <w:tcW w:type="dxa" w:w="1087"/>
+            <w:tcBorders>
+              <w:top w:val="single" w:color="000000" w:sz="4"/>
+              <w:left w:val="single" w:color="000000" w:sz="4"/>
+              <w:bottom w:val="single" w:color="000000" w:sz="4"/>
+              <w:right w:val="single" w:color="000000" w:sz="4"/>
+            </w:tcBorders>
+            <w:tcMar>
+              <w:top w:type="dxa" w:w="30"/>
+              <w:left w:type="dxa" w:w="70"/>
+              <w:bottom w:type="dxa" w:w="30"/>
+              <w:right w:type="dxa" w:w="70"/>
+            </w:tcMar>
+            <w:vAlign w:val="center"/>
+          </w:tcPr>
+          <w:p>
+            <w:pPr>
+              <w:spacing w:after="0" w:before="0" w:line="240" w:lineRule="auto"/>
+              <w:jc w:val="left"/>
+            </w:pPr>
+          </w:p>
+        </w:tc>
+        <w:tc>
+          <w:tcPr>
+            <w:tcW w:type="dxa" w:w="2279"/>
             <w:tcBorders>
               <w:top w:val="single" w:color="000000" w:sz="4"/>
               <w:left w:val="single" w:color="000000" w:sz="4"/>
@@ -6809,7 +6809,7 @@
         </w:trPr>
         <w:tc>
           <w:tcPr>
-            <w:tcW w:type="dxa" w:w="644"/>
+            <w:tcW w:type="dxa" w:w="830"/>
             <w:tcBorders>
               <w:top w:val="single" w:color="000000" w:sz="4"/>
               <w:left w:val="single" w:color="000000" w:sz="4"/>
@@ -6845,7 +6845,7 @@
         </w:tc>
         <w:tc>
           <w:tcPr>
-            <w:tcW w:type="dxa" w:w="3293"/>
+            <w:tcW w:type="dxa" w:w="3790"/>
             <w:tcBorders>
               <w:top w:val="single" w:color="000000" w:sz="4"/>
               <w:left w:val="single" w:color="000000" w:sz="4"/>
@@ -6881,7 +6881,7 @@
         </w:tc>
         <w:tc>
           <w:tcPr>
-            <w:tcW w:type="dxa" w:w="1062"/>
+            <w:tcW w:type="dxa" w:w="1039"/>
             <w:tcBorders>
               <w:top w:val="single" w:color="000000" w:sz="4"/>
               <w:left w:val="single" w:color="000000" w:sz="4"/>
@@ -6917,31 +6917,31 @@
         </w:tc>
         <w:tc>
           <w:tcPr>
-            <w:tcW w:type="dxa" w:w="899"/>
-            <w:tcBorders>
-              <w:top w:val="single" w:color="000000" w:sz="4"/>
-              <w:left w:val="single" w:color="000000" w:sz="4"/>
-              <w:bottom w:val="single" w:color="000000" w:sz="4"/>
-              <w:right w:val="single" w:color="000000" w:sz="4"/>
-            </w:tcBorders>
-            <w:tcMar>
-              <w:top w:type="dxa" w:w="30"/>
-              <w:left w:type="dxa" w:w="70"/>
-              <w:bottom w:type="dxa" w:w="30"/>
-              <w:right w:type="dxa" w:w="70"/>
-            </w:tcMar>
-            <w:vAlign w:val="center"/>
-          </w:tcPr>
-          <w:p>
-            <w:pPr>
-              <w:spacing w:after="0" w:before="0" w:line="240" w:lineRule="auto"/>
-              <w:jc w:val="left"/>
-            </w:pPr>
-          </w:p>
-        </w:tc>
-        <w:tc>
-          <w:tcPr>
-            <w:tcW w:type="dxa" w:w="3127"/>
+            <w:tcW w:type="dxa" w:w="1087"/>
+            <w:tcBorders>
+              <w:top w:val="single" w:color="000000" w:sz="4"/>
+              <w:left w:val="single" w:color="000000" w:sz="4"/>
+              <w:bottom w:val="single" w:color="000000" w:sz="4"/>
+              <w:right w:val="single" w:color="000000" w:sz="4"/>
+            </w:tcBorders>
+            <w:tcMar>
+              <w:top w:type="dxa" w:w="30"/>
+              <w:left w:type="dxa" w:w="70"/>
+              <w:bottom w:type="dxa" w:w="30"/>
+              <w:right w:type="dxa" w:w="70"/>
+            </w:tcMar>
+            <w:vAlign w:val="center"/>
+          </w:tcPr>
+          <w:p>
+            <w:pPr>
+              <w:spacing w:after="0" w:before="0" w:line="240" w:lineRule="auto"/>
+              <w:jc w:val="left"/>
+            </w:pPr>
+          </w:p>
+        </w:tc>
+        <w:tc>
+          <w:tcPr>
+            <w:tcW w:type="dxa" w:w="2279"/>
             <w:tcBorders>
               <w:top w:val="single" w:color="000000" w:sz="4"/>
               <w:left w:val="single" w:color="000000" w:sz="4"/>
@@ -7017,11 +7017,11 @@
         <w:tblLayout w:type="autofit"/>
       </w:tblPr>
       <w:tblGrid>
-        <w:gridCol w:w="798"/>
-        <w:gridCol w:w="2684"/>
-        <w:gridCol w:w="2684"/>
-        <w:gridCol w:w="1401"/>
-        <w:gridCol w:w="1458"/>
+        <w:gridCol w:w="1248"/>
+        <w:gridCol w:w="2253"/>
+        <w:gridCol w:w="2011"/>
+        <w:gridCol w:w="1708"/>
+        <w:gridCol w:w="1805"/>
       </w:tblGrid>
       <w:tr>
         <w:trPr>
@@ -7030,7 +7030,7 @@
         </w:trPr>
         <w:tc>
           <w:tcPr>
-            <w:tcW w:type="dxa" w:w="798"/>
+            <w:tcW w:type="dxa" w:w="1248"/>
             <w:tcBorders>
               <w:top w:val="single" w:color="000000" w:sz="4"/>
               <w:left w:val="single" w:color="000000" w:sz="4"/>
@@ -7067,7 +7067,7 @@
         </w:tc>
         <w:tc>
           <w:tcPr>
-            <w:tcW w:type="dxa" w:w="2684"/>
+            <w:tcW w:type="dxa" w:w="2253"/>
             <w:tcBorders>
               <w:top w:val="single" w:color="000000" w:sz="4"/>
               <w:left w:val="single" w:color="000000" w:sz="4"/>
@@ -7104,7 +7104,7 @@
         </w:tc>
         <w:tc>
           <w:tcPr>
-            <w:tcW w:type="dxa" w:w="2684"/>
+            <w:tcW w:type="dxa" w:w="2011"/>
             <w:tcBorders>
               <w:top w:val="single" w:color="000000" w:sz="4"/>
               <w:left w:val="single" w:color="000000" w:sz="4"/>
@@ -7141,7 +7141,7 @@
         </w:tc>
         <w:tc>
           <w:tcPr>
-            <w:tcW w:type="dxa" w:w="1401"/>
+            <w:tcW w:type="dxa" w:w="1708"/>
             <w:tcBorders>
               <w:top w:val="single" w:color="000000" w:sz="4"/>
               <w:left w:val="single" w:color="000000" w:sz="4"/>
@@ -7178,7 +7178,7 @@
         </w:tc>
         <w:tc>
           <w:tcPr>
-            <w:tcW w:type="dxa" w:w="1458"/>
+            <w:tcW w:type="dxa" w:w="1805"/>
             <w:tcBorders>
               <w:top w:val="single" w:color="000000" w:sz="4"/>
               <w:left w:val="single" w:color="000000" w:sz="4"/>
@@ -7221,7 +7221,7 @@
         </w:trPr>
         <w:tc>
           <w:tcPr>
-            <w:tcW w:type="dxa" w:w="798"/>
+            <w:tcW w:type="dxa" w:w="1248"/>
             <w:tcBorders>
               <w:top w:val="single" w:color="000000" w:sz="4"/>
               <w:left w:val="single" w:color="000000" w:sz="4"/>
@@ -7257,7 +7257,7 @@
         </w:tc>
         <w:tc>
           <w:tcPr>
-            <w:tcW w:type="dxa" w:w="2684"/>
+            <w:tcW w:type="dxa" w:w="2253"/>
             <w:tcBorders>
               <w:top w:val="single" w:color="000000" w:sz="4"/>
               <w:left w:val="single" w:color="000000" w:sz="4"/>
@@ -7293,7 +7293,7 @@
         </w:tc>
         <w:tc>
           <w:tcPr>
-            <w:tcW w:type="dxa" w:w="2684"/>
+            <w:tcW w:type="dxa" w:w="2011"/>
             <w:tcBorders>
               <w:top w:val="single" w:color="000000" w:sz="4"/>
               <w:left w:val="single" w:color="000000" w:sz="4"/>
@@ -7329,7 +7329,7 @@
         </w:tc>
         <w:tc>
           <w:tcPr>
-            <w:tcW w:type="dxa" w:w="1401"/>
+            <w:tcW w:type="dxa" w:w="1708"/>
             <w:tcBorders>
               <w:top w:val="single" w:color="000000" w:sz="4"/>
               <w:left w:val="single" w:color="000000" w:sz="4"/>
@@ -7365,7 +7365,7 @@
         </w:tc>
         <w:tc>
           <w:tcPr>
-            <w:tcW w:type="dxa" w:w="1458"/>
+            <w:tcW w:type="dxa" w:w="1805"/>
             <w:tcBorders>
               <w:top w:val="single" w:color="000000" w:sz="4"/>
               <w:left w:val="single" w:color="000000" w:sz="4"/>
@@ -7407,7 +7407,7 @@
         </w:trPr>
         <w:tc>
           <w:tcPr>
-            <w:tcW w:type="dxa" w:w="798"/>
+            <w:tcW w:type="dxa" w:w="1248"/>
             <w:tcBorders>
               <w:top w:val="single" w:color="000000" w:sz="4"/>
               <w:left w:val="single" w:color="000000" w:sz="4"/>
@@ -7443,7 +7443,7 @@
         </w:tc>
         <w:tc>
           <w:tcPr>
-            <w:tcW w:type="dxa" w:w="2684"/>
+            <w:tcW w:type="dxa" w:w="2253"/>
             <w:tcBorders>
               <w:top w:val="single" w:color="000000" w:sz="4"/>
               <w:left w:val="single" w:color="000000" w:sz="4"/>
@@ -7479,7 +7479,7 @@
         </w:tc>
         <w:tc>
           <w:tcPr>
-            <w:tcW w:type="dxa" w:w="2684"/>
+            <w:tcW w:type="dxa" w:w="2011"/>
             <w:tcBorders>
               <w:top w:val="single" w:color="000000" w:sz="4"/>
               <w:left w:val="single" w:color="000000" w:sz="4"/>
@@ -7515,31 +7515,31 @@
         </w:tc>
         <w:tc>
           <w:tcPr>
-            <w:tcW w:type="dxa" w:w="1401"/>
-            <w:tcBorders>
-              <w:top w:val="single" w:color="000000" w:sz="4"/>
-              <w:left w:val="single" w:color="000000" w:sz="4"/>
-              <w:bottom w:val="single" w:color="000000" w:sz="4"/>
-              <w:right w:val="single" w:color="000000" w:sz="4"/>
-            </w:tcBorders>
-            <w:tcMar>
-              <w:top w:type="dxa" w:w="30"/>
-              <w:left w:type="dxa" w:w="70"/>
-              <w:bottom w:type="dxa" w:w="30"/>
-              <w:right w:type="dxa" w:w="70"/>
-            </w:tcMar>
-            <w:vAlign w:val="center"/>
-          </w:tcPr>
-          <w:p>
-            <w:pPr>
-              <w:spacing w:after="0" w:before="0" w:line="240" w:lineRule="auto"/>
-              <w:jc w:val="left"/>
-            </w:pPr>
-          </w:p>
-        </w:tc>
-        <w:tc>
-          <w:tcPr>
-            <w:tcW w:type="dxa" w:w="1458"/>
+            <w:tcW w:type="dxa" w:w="1708"/>
+            <w:tcBorders>
+              <w:top w:val="single" w:color="000000" w:sz="4"/>
+              <w:left w:val="single" w:color="000000" w:sz="4"/>
+              <w:bottom w:val="single" w:color="000000" w:sz="4"/>
+              <w:right w:val="single" w:color="000000" w:sz="4"/>
+            </w:tcBorders>
+            <w:tcMar>
+              <w:top w:type="dxa" w:w="30"/>
+              <w:left w:type="dxa" w:w="70"/>
+              <w:bottom w:type="dxa" w:w="30"/>
+              <w:right w:type="dxa" w:w="70"/>
+            </w:tcMar>
+            <w:vAlign w:val="center"/>
+          </w:tcPr>
+          <w:p>
+            <w:pPr>
+              <w:spacing w:after="0" w:before="0" w:line="240" w:lineRule="auto"/>
+              <w:jc w:val="left"/>
+            </w:pPr>
+          </w:p>
+        </w:tc>
+        <w:tc>
+          <w:tcPr>
+            <w:tcW w:type="dxa" w:w="1805"/>
             <w:tcBorders>
               <w:top w:val="single" w:color="000000" w:sz="4"/>
               <w:left w:val="single" w:color="000000" w:sz="4"/>
@@ -7581,7 +7581,7 @@
         </w:trPr>
         <w:tc>
           <w:tcPr>
-            <w:tcW w:type="dxa" w:w="798"/>
+            <w:tcW w:type="dxa" w:w="1248"/>
             <w:tcBorders>
               <w:top w:val="single" w:color="000000" w:sz="4"/>
               <w:left w:val="single" w:color="000000" w:sz="4"/>
@@ -7617,7 +7617,7 @@
         </w:tc>
         <w:tc>
           <w:tcPr>
-            <w:tcW w:type="dxa" w:w="2684"/>
+            <w:tcW w:type="dxa" w:w="2253"/>
             <w:tcBorders>
               <w:top w:val="single" w:color="000000" w:sz="4"/>
               <w:left w:val="single" w:color="000000" w:sz="4"/>
@@ -7653,7 +7653,7 @@
         </w:tc>
         <w:tc>
           <w:tcPr>
-            <w:tcW w:type="dxa" w:w="2684"/>
+            <w:tcW w:type="dxa" w:w="2011"/>
             <w:tcBorders>
               <w:top w:val="single" w:color="000000" w:sz="4"/>
               <w:left w:val="single" w:color="000000" w:sz="4"/>
@@ -7689,31 +7689,31 @@
         </w:tc>
         <w:tc>
           <w:tcPr>
-            <w:tcW w:type="dxa" w:w="1401"/>
-            <w:tcBorders>
-              <w:top w:val="single" w:color="000000" w:sz="4"/>
-              <w:left w:val="single" w:color="000000" w:sz="4"/>
-              <w:bottom w:val="single" w:color="000000" w:sz="4"/>
-              <w:right w:val="single" w:color="000000" w:sz="4"/>
-            </w:tcBorders>
-            <w:tcMar>
-              <w:top w:type="dxa" w:w="30"/>
-              <w:left w:type="dxa" w:w="70"/>
-              <w:bottom w:type="dxa" w:w="30"/>
-              <w:right w:type="dxa" w:w="70"/>
-            </w:tcMar>
-            <w:vAlign w:val="center"/>
-          </w:tcPr>
-          <w:p>
-            <w:pPr>
-              <w:spacing w:after="0" w:before="0" w:line="240" w:lineRule="auto"/>
-              <w:jc w:val="left"/>
-            </w:pPr>
-          </w:p>
-        </w:tc>
-        <w:tc>
-          <w:tcPr>
-            <w:tcW w:type="dxa" w:w="1458"/>
+            <w:tcW w:type="dxa" w:w="1708"/>
+            <w:tcBorders>
+              <w:top w:val="single" w:color="000000" w:sz="4"/>
+              <w:left w:val="single" w:color="000000" w:sz="4"/>
+              <w:bottom w:val="single" w:color="000000" w:sz="4"/>
+              <w:right w:val="single" w:color="000000" w:sz="4"/>
+            </w:tcBorders>
+            <w:tcMar>
+              <w:top w:type="dxa" w:w="30"/>
+              <w:left w:type="dxa" w:w="70"/>
+              <w:bottom w:type="dxa" w:w="30"/>
+              <w:right w:type="dxa" w:w="70"/>
+            </w:tcMar>
+            <w:vAlign w:val="center"/>
+          </w:tcPr>
+          <w:p>
+            <w:pPr>
+              <w:spacing w:after="0" w:before="0" w:line="240" w:lineRule="auto"/>
+              <w:jc w:val="left"/>
+            </w:pPr>
+          </w:p>
+        </w:tc>
+        <w:tc>
+          <w:tcPr>
+            <w:tcW w:type="dxa" w:w="1805"/>
             <w:tcBorders>
               <w:top w:val="single" w:color="000000" w:sz="4"/>
               <w:left w:val="single" w:color="000000" w:sz="4"/>
@@ -7755,7 +7755,7 @@
         </w:trPr>
         <w:tc>
           <w:tcPr>
-            <w:tcW w:type="dxa" w:w="798"/>
+            <w:tcW w:type="dxa" w:w="1248"/>
             <w:tcBorders>
               <w:top w:val="single" w:color="000000" w:sz="4"/>
               <w:left w:val="single" w:color="000000" w:sz="4"/>
@@ -7791,7 +7791,7 @@
         </w:tc>
         <w:tc>
           <w:tcPr>
-            <w:tcW w:type="dxa" w:w="2684"/>
+            <w:tcW w:type="dxa" w:w="2253"/>
             <w:tcBorders>
               <w:top w:val="single" w:color="000000" w:sz="4"/>
               <w:left w:val="single" w:color="000000" w:sz="4"/>
@@ -7827,7 +7827,7 @@
         </w:tc>
         <w:tc>
           <w:tcPr>
-            <w:tcW w:type="dxa" w:w="2684"/>
+            <w:tcW w:type="dxa" w:w="2011"/>
             <w:tcBorders>
               <w:top w:val="single" w:color="000000" w:sz="4"/>
               <w:left w:val="single" w:color="000000" w:sz="4"/>
@@ -7863,31 +7863,31 @@
         </w:tc>
         <w:tc>
           <w:tcPr>
-            <w:tcW w:type="dxa" w:w="1401"/>
-            <w:tcBorders>
-              <w:top w:val="single" w:color="000000" w:sz="4"/>
-              <w:left w:val="single" w:color="000000" w:sz="4"/>
-              <w:bottom w:val="single" w:color="000000" w:sz="4"/>
-              <w:right w:val="single" w:color="000000" w:sz="4"/>
-            </w:tcBorders>
-            <w:tcMar>
-              <w:top w:type="dxa" w:w="30"/>
-              <w:left w:type="dxa" w:w="70"/>
-              <w:bottom w:type="dxa" w:w="30"/>
-              <w:right w:type="dxa" w:w="70"/>
-            </w:tcMar>
-            <w:vAlign w:val="center"/>
-          </w:tcPr>
-          <w:p>
-            <w:pPr>
-              <w:spacing w:after="0" w:before="0" w:line="240" w:lineRule="auto"/>
-              <w:jc w:val="left"/>
-            </w:pPr>
-          </w:p>
-        </w:tc>
-        <w:tc>
-          <w:tcPr>
-            <w:tcW w:type="dxa" w:w="1458"/>
+            <w:tcW w:type="dxa" w:w="1708"/>
+            <w:tcBorders>
+              <w:top w:val="single" w:color="000000" w:sz="4"/>
+              <w:left w:val="single" w:color="000000" w:sz="4"/>
+              <w:bottom w:val="single" w:color="000000" w:sz="4"/>
+              <w:right w:val="single" w:color="000000" w:sz="4"/>
+            </w:tcBorders>
+            <w:tcMar>
+              <w:top w:type="dxa" w:w="30"/>
+              <w:left w:type="dxa" w:w="70"/>
+              <w:bottom w:type="dxa" w:w="30"/>
+              <w:right w:type="dxa" w:w="70"/>
+            </w:tcMar>
+            <w:vAlign w:val="center"/>
+          </w:tcPr>
+          <w:p>
+            <w:pPr>
+              <w:spacing w:after="0" w:before="0" w:line="240" w:lineRule="auto"/>
+              <w:jc w:val="left"/>
+            </w:pPr>
+          </w:p>
+        </w:tc>
+        <w:tc>
+          <w:tcPr>
+            <w:tcW w:type="dxa" w:w="1805"/>
             <w:tcBorders>
               <w:top w:val="single" w:color="000000" w:sz="4"/>
               <w:left w:val="single" w:color="000000" w:sz="4"/>
@@ -7929,7 +7929,7 @@
         </w:trPr>
         <w:tc>
           <w:tcPr>
-            <w:tcW w:type="dxa" w:w="798"/>
+            <w:tcW w:type="dxa" w:w="1248"/>
             <w:tcBorders>
               <w:top w:val="single" w:color="000000" w:sz="4"/>
               <w:left w:val="single" w:color="000000" w:sz="4"/>
@@ -7965,7 +7965,7 @@
         </w:tc>
         <w:tc>
           <w:tcPr>
-            <w:tcW w:type="dxa" w:w="2684"/>
+            <w:tcW w:type="dxa" w:w="2253"/>
             <w:tcBorders>
               <w:top w:val="single" w:color="000000" w:sz="4"/>
               <w:left w:val="single" w:color="000000" w:sz="4"/>
@@ -8013,7 +8013,7 @@
         </w:tc>
         <w:tc>
           <w:tcPr>
-            <w:tcW w:type="dxa" w:w="2684"/>
+            <w:tcW w:type="dxa" w:w="2011"/>
             <w:tcBorders>
               <w:top w:val="single" w:color="000000" w:sz="4"/>
               <w:left w:val="single" w:color="000000" w:sz="4"/>
@@ -8049,7 +8049,7 @@
         </w:tc>
         <w:tc>
           <w:tcPr>
-            <w:tcW w:type="dxa" w:w="1401"/>
+            <w:tcW w:type="dxa" w:w="1708"/>
             <w:tcBorders>
               <w:top w:val="single" w:color="000000" w:sz="4"/>
               <w:left w:val="single" w:color="000000" w:sz="4"/>
@@ -8085,7 +8085,7 @@
         </w:tc>
         <w:tc>
           <w:tcPr>
-            <w:tcW w:type="dxa" w:w="1458"/>
+            <w:tcW w:type="dxa" w:w="1805"/>
             <w:tcBorders>
               <w:top w:val="single" w:color="000000" w:sz="4"/>
               <w:left w:val="single" w:color="000000" w:sz="4"/>
@@ -8127,7 +8127,7 @@
         </w:trPr>
         <w:tc>
           <w:tcPr>
-            <w:tcW w:type="dxa" w:w="798"/>
+            <w:tcW w:type="dxa" w:w="1248"/>
             <w:tcBorders>
               <w:top w:val="single" w:color="000000" w:sz="4"/>
               <w:left w:val="single" w:color="000000" w:sz="4"/>
@@ -8163,7 +8163,7 @@
         </w:tc>
         <w:tc>
           <w:tcPr>
-            <w:tcW w:type="dxa" w:w="2684"/>
+            <w:tcW w:type="dxa" w:w="2253"/>
             <w:tcBorders>
               <w:top w:val="single" w:color="000000" w:sz="4"/>
               <w:left w:val="single" w:color="000000" w:sz="4"/>
@@ -8199,7 +8199,7 @@
         </w:tc>
         <w:tc>
           <w:tcPr>
-            <w:tcW w:type="dxa" w:w="2684"/>
+            <w:tcW w:type="dxa" w:w="2011"/>
             <w:tcBorders>
               <w:top w:val="single" w:color="000000" w:sz="4"/>
               <w:left w:val="single" w:color="000000" w:sz="4"/>
@@ -8235,7 +8235,7 @@
         </w:tc>
         <w:tc>
           <w:tcPr>
-            <w:tcW w:type="dxa" w:w="1401"/>
+            <w:tcW w:type="dxa" w:w="1708"/>
             <w:tcBorders>
               <w:top w:val="single" w:color="000000" w:sz="4"/>
               <w:left w:val="single" w:color="000000" w:sz="4"/>
@@ -8271,7 +8271,7 @@
         </w:tc>
         <w:tc>
           <w:tcPr>
-            <w:tcW w:type="dxa" w:w="1458"/>
+            <w:tcW w:type="dxa" w:w="1805"/>
             <w:tcBorders>
               <w:top w:val="single" w:color="000000" w:sz="4"/>
               <w:left w:val="single" w:color="000000" w:sz="4"/>
@@ -8313,7 +8313,7 @@
         </w:trPr>
         <w:tc>
           <w:tcPr>
-            <w:tcW w:type="dxa" w:w="798"/>
+            <w:tcW w:type="dxa" w:w="1248"/>
             <w:tcBorders>
               <w:top w:val="single" w:color="000000" w:sz="4"/>
               <w:left w:val="single" w:color="000000" w:sz="4"/>
@@ -8349,7 +8349,7 @@
         </w:tc>
         <w:tc>
           <w:tcPr>
-            <w:tcW w:type="dxa" w:w="2684"/>
+            <w:tcW w:type="dxa" w:w="2253"/>
             <w:tcBorders>
               <w:top w:val="single" w:color="000000" w:sz="4"/>
               <w:left w:val="single" w:color="000000" w:sz="4"/>
@@ -8385,7 +8385,7 @@
         </w:tc>
         <w:tc>
           <w:tcPr>
-            <w:tcW w:type="dxa" w:w="2684"/>
+            <w:tcW w:type="dxa" w:w="2011"/>
             <w:tcBorders>
               <w:top w:val="single" w:color="000000" w:sz="4"/>
               <w:left w:val="single" w:color="000000" w:sz="4"/>
@@ -8421,7 +8421,7 @@
         </w:tc>
         <w:tc>
           <w:tcPr>
-            <w:tcW w:type="dxa" w:w="1401"/>
+            <w:tcW w:type="dxa" w:w="1708"/>
             <w:tcBorders>
               <w:top w:val="single" w:color="000000" w:sz="4"/>
               <w:left w:val="single" w:color="000000" w:sz="4"/>
@@ -8457,7 +8457,7 @@
         </w:tc>
         <w:tc>
           <w:tcPr>
-            <w:tcW w:type="dxa" w:w="1458"/>
+            <w:tcW w:type="dxa" w:w="1805"/>
             <w:tcBorders>
               <w:top w:val="single" w:color="000000" w:sz="4"/>
               <w:left w:val="single" w:color="000000" w:sz="4"/>
@@ -8499,7 +8499,7 @@
         </w:trPr>
         <w:tc>
           <w:tcPr>
-            <w:tcW w:type="dxa" w:w="798"/>
+            <w:tcW w:type="dxa" w:w="1248"/>
             <w:tcBorders>
               <w:top w:val="single" w:color="000000" w:sz="4"/>
               <w:left w:val="single" w:color="000000" w:sz="4"/>
@@ -8535,7 +8535,7 @@
         </w:tc>
         <w:tc>
           <w:tcPr>
-            <w:tcW w:type="dxa" w:w="2684"/>
+            <w:tcW w:type="dxa" w:w="2253"/>
             <w:tcBorders>
               <w:top w:val="single" w:color="000000" w:sz="4"/>
               <w:left w:val="single" w:color="000000" w:sz="4"/>
@@ -8607,7 +8607,7 @@
         </w:tc>
         <w:tc>
           <w:tcPr>
-            <w:tcW w:type="dxa" w:w="2684"/>
+            <w:tcW w:type="dxa" w:w="2011"/>
             <w:tcBorders>
               <w:top w:val="single" w:color="000000" w:sz="4"/>
               <w:left w:val="single" w:color="000000" w:sz="4"/>
@@ -8643,7 +8643,7 @@
         </w:tc>
         <w:tc>
           <w:tcPr>
-            <w:tcW w:type="dxa" w:w="1401"/>
+            <w:tcW w:type="dxa" w:w="1708"/>
             <w:tcBorders>
               <w:top w:val="single" w:color="000000" w:sz="4"/>
               <w:left w:val="single" w:color="000000" w:sz="4"/>
@@ -8679,7 +8679,7 @@
         </w:tc>
         <w:tc>
           <w:tcPr>
-            <w:tcW w:type="dxa" w:w="1458"/>
+            <w:tcW w:type="dxa" w:w="1805"/>
             <w:tcBorders>
               <w:top w:val="single" w:color="000000" w:sz="4"/>
               <w:left w:val="single" w:color="000000" w:sz="4"/>
@@ -8721,7 +8721,7 @@
         </w:trPr>
         <w:tc>
           <w:tcPr>
-            <w:tcW w:type="dxa" w:w="798"/>
+            <w:tcW w:type="dxa" w:w="1248"/>
             <w:tcBorders>
               <w:top w:val="single" w:color="000000" w:sz="4"/>
               <w:left w:val="single" w:color="000000" w:sz="4"/>
@@ -8757,7 +8757,7 @@
         </w:tc>
         <w:tc>
           <w:tcPr>
-            <w:tcW w:type="dxa" w:w="2684"/>
+            <w:tcW w:type="dxa" w:w="2253"/>
             <w:tcBorders>
               <w:top w:val="single" w:color="000000" w:sz="4"/>
               <w:left w:val="single" w:color="000000" w:sz="4"/>
@@ -8817,7 +8817,7 @@
         </w:tc>
         <w:tc>
           <w:tcPr>
-            <w:tcW w:type="dxa" w:w="2684"/>
+            <w:tcW w:type="dxa" w:w="2011"/>
             <w:tcBorders>
               <w:top w:val="single" w:color="000000" w:sz="4"/>
               <w:left w:val="single" w:color="000000" w:sz="4"/>
@@ -8853,7 +8853,7 @@
         </w:tc>
         <w:tc>
           <w:tcPr>
-            <w:tcW w:type="dxa" w:w="1401"/>
+            <w:tcW w:type="dxa" w:w="1708"/>
             <w:tcBorders>
               <w:top w:val="single" w:color="000000" w:sz="4"/>
               <w:left w:val="single" w:color="000000" w:sz="4"/>
@@ -8889,7 +8889,7 @@
         </w:tc>
         <w:tc>
           <w:tcPr>
-            <w:tcW w:type="dxa" w:w="1458"/>
+            <w:tcW w:type="dxa" w:w="1805"/>
             <w:tcBorders>
               <w:top w:val="single" w:color="000000" w:sz="4"/>
               <w:left w:val="single" w:color="000000" w:sz="4"/>
@@ -8931,7 +8931,7 @@
         </w:trPr>
         <w:tc>
           <w:tcPr>
-            <w:tcW w:type="dxa" w:w="798"/>
+            <w:tcW w:type="dxa" w:w="1248"/>
             <w:tcBorders>
               <w:top w:val="single" w:color="000000" w:sz="4"/>
               <w:left w:val="single" w:color="000000" w:sz="4"/>
@@ -8967,7 +8967,7 @@
         </w:tc>
         <w:tc>
           <w:tcPr>
-            <w:tcW w:type="dxa" w:w="2684"/>
+            <w:tcW w:type="dxa" w:w="2253"/>
             <w:tcBorders>
               <w:top w:val="single" w:color="000000" w:sz="4"/>
               <w:left w:val="single" w:color="000000" w:sz="4"/>
@@ -9003,7 +9003,7 @@
         </w:tc>
         <w:tc>
           <w:tcPr>
-            <w:tcW w:type="dxa" w:w="2684"/>
+            <w:tcW w:type="dxa" w:w="2011"/>
             <w:tcBorders>
               <w:top w:val="single" w:color="000000" w:sz="4"/>
               <w:left w:val="single" w:color="000000" w:sz="4"/>
@@ -9039,31 +9039,31 @@
         </w:tc>
         <w:tc>
           <w:tcPr>
-            <w:tcW w:type="dxa" w:w="1401"/>
-            <w:tcBorders>
-              <w:top w:val="single" w:color="000000" w:sz="4"/>
-              <w:left w:val="single" w:color="000000" w:sz="4"/>
-              <w:bottom w:val="single" w:color="000000" w:sz="4"/>
-              <w:right w:val="single" w:color="000000" w:sz="4"/>
-            </w:tcBorders>
-            <w:tcMar>
-              <w:top w:type="dxa" w:w="30"/>
-              <w:left w:type="dxa" w:w="70"/>
-              <w:bottom w:type="dxa" w:w="30"/>
-              <w:right w:type="dxa" w:w="70"/>
-            </w:tcMar>
-            <w:vAlign w:val="center"/>
-          </w:tcPr>
-          <w:p>
-            <w:pPr>
-              <w:spacing w:after="0" w:before="0" w:line="240" w:lineRule="auto"/>
-              <w:jc w:val="left"/>
-            </w:pPr>
-          </w:p>
-        </w:tc>
-        <w:tc>
-          <w:tcPr>
-            <w:tcW w:type="dxa" w:w="1458"/>
+            <w:tcW w:type="dxa" w:w="1708"/>
+            <w:tcBorders>
+              <w:top w:val="single" w:color="000000" w:sz="4"/>
+              <w:left w:val="single" w:color="000000" w:sz="4"/>
+              <w:bottom w:val="single" w:color="000000" w:sz="4"/>
+              <w:right w:val="single" w:color="000000" w:sz="4"/>
+            </w:tcBorders>
+            <w:tcMar>
+              <w:top w:type="dxa" w:w="30"/>
+              <w:left w:type="dxa" w:w="70"/>
+              <w:bottom w:type="dxa" w:w="30"/>
+              <w:right w:type="dxa" w:w="70"/>
+            </w:tcMar>
+            <w:vAlign w:val="center"/>
+          </w:tcPr>
+          <w:p>
+            <w:pPr>
+              <w:spacing w:after="0" w:before="0" w:line="240" w:lineRule="auto"/>
+              <w:jc w:val="left"/>
+            </w:pPr>
+          </w:p>
+        </w:tc>
+        <w:tc>
+          <w:tcPr>
+            <w:tcW w:type="dxa" w:w="1805"/>
             <w:tcBorders>
               <w:top w:val="single" w:color="000000" w:sz="4"/>
               <w:left w:val="single" w:color="000000" w:sz="4"/>
@@ -9105,7 +9105,7 @@
         </w:trPr>
         <w:tc>
           <w:tcPr>
-            <w:tcW w:type="dxa" w:w="798"/>
+            <w:tcW w:type="dxa" w:w="1248"/>
             <w:tcBorders>
               <w:top w:val="single" w:color="000000" w:sz="4"/>
               <w:left w:val="single" w:color="000000" w:sz="4"/>
@@ -9141,7 +9141,7 @@
         </w:tc>
         <w:tc>
           <w:tcPr>
-            <w:tcW w:type="dxa" w:w="2684"/>
+            <w:tcW w:type="dxa" w:w="2253"/>
             <w:tcBorders>
               <w:top w:val="single" w:color="000000" w:sz="4"/>
               <w:left w:val="single" w:color="000000" w:sz="4"/>
@@ -9177,7 +9177,7 @@
         </w:tc>
         <w:tc>
           <w:tcPr>
-            <w:tcW w:type="dxa" w:w="2684"/>
+            <w:tcW w:type="dxa" w:w="2011"/>
             <w:tcBorders>
               <w:top w:val="single" w:color="000000" w:sz="4"/>
               <w:left w:val="single" w:color="000000" w:sz="4"/>
@@ -9213,7 +9213,7 @@
         </w:tc>
         <w:tc>
           <w:tcPr>
-            <w:tcW w:type="dxa" w:w="1401"/>
+            <w:tcW w:type="dxa" w:w="1708"/>
             <w:tcBorders>
               <w:top w:val="single" w:color="000000" w:sz="4"/>
               <w:left w:val="single" w:color="000000" w:sz="4"/>
@@ -9249,7 +9249,7 @@
         </w:tc>
         <w:tc>
           <w:tcPr>
-            <w:tcW w:type="dxa" w:w="1458"/>
+            <w:tcW w:type="dxa" w:w="1805"/>
             <w:tcBorders>
               <w:top w:val="single" w:color="000000" w:sz="4"/>
               <w:left w:val="single" w:color="000000" w:sz="4"/>
@@ -9291,7 +9291,7 @@
         </w:trPr>
         <w:tc>
           <w:tcPr>
-            <w:tcW w:type="dxa" w:w="798"/>
+            <w:tcW w:type="dxa" w:w="1248"/>
             <w:tcBorders>
               <w:top w:val="single" w:color="000000" w:sz="4"/>
               <w:left w:val="single" w:color="000000" w:sz="4"/>
@@ -9327,7 +9327,7 @@
         </w:tc>
         <w:tc>
           <w:tcPr>
-            <w:tcW w:type="dxa" w:w="2684"/>
+            <w:tcW w:type="dxa" w:w="2253"/>
             <w:tcBorders>
               <w:top w:val="single" w:color="000000" w:sz="4"/>
               <w:left w:val="single" w:color="000000" w:sz="4"/>
@@ -9363,7 +9363,7 @@
         </w:tc>
         <w:tc>
           <w:tcPr>
-            <w:tcW w:type="dxa" w:w="2684"/>
+            <w:tcW w:type="dxa" w:w="2011"/>
             <w:tcBorders>
               <w:top w:val="single" w:color="000000" w:sz="4"/>
               <w:left w:val="single" w:color="000000" w:sz="4"/>
@@ -9399,7 +9399,7 @@
         </w:tc>
         <w:tc>
           <w:tcPr>
-            <w:tcW w:type="dxa" w:w="1401"/>
+            <w:tcW w:type="dxa" w:w="1708"/>
             <w:tcBorders>
               <w:top w:val="single" w:color="000000" w:sz="4"/>
               <w:left w:val="single" w:color="000000" w:sz="4"/>
@@ -9435,7 +9435,7 @@
         </w:tc>
         <w:tc>
           <w:tcPr>
-            <w:tcW w:type="dxa" w:w="1458"/>
+            <w:tcW w:type="dxa" w:w="1805"/>
             <w:tcBorders>
               <w:top w:val="single" w:color="000000" w:sz="4"/>
               <w:left w:val="single" w:color="000000" w:sz="4"/>
@@ -10071,8 +10071,8 @@
         <w:tblLayout w:type="autofit"/>
       </w:tblPr>
       <w:tblGrid>
-        <w:gridCol w:w="4850"/>
-        <w:gridCol w:w="4175"/>
+        <w:gridCol w:w="4190"/>
+        <w:gridCol w:w="4835"/>
       </w:tblGrid>
       <w:tr>
         <w:trPr>
@@ -10081,7 +10081,7 @@
         </w:trPr>
         <w:tc>
           <w:tcPr>
-            <w:tcW w:type="dxa" w:w="4850"/>
+            <w:tcW w:type="dxa" w:w="4190"/>
             <w:tcBorders>
               <w:top w:val="single" w:color="000000" w:sz="4"/>
               <w:left w:val="single" w:color="000000" w:sz="4"/>
@@ -10118,7 +10118,7 @@
         </w:tc>
         <w:tc>
           <w:tcPr>
-            <w:tcW w:type="dxa" w:w="4175"/>
+            <w:tcW w:type="dxa" w:w="4835"/>
             <w:tcBorders>
               <w:top w:val="single" w:color="000000" w:sz="4"/>
               <w:left w:val="single" w:color="000000" w:sz="4"/>
@@ -10161,7 +10161,7 @@
         </w:trPr>
         <w:tc>
           <w:tcPr>
-            <w:tcW w:type="dxa" w:w="4850"/>
+            <w:tcW w:type="dxa" w:w="4190"/>
             <w:tcBorders>
               <w:top w:val="single" w:color="000000" w:sz="4"/>
               <w:left w:val="single" w:color="000000" w:sz="4"/>
@@ -10197,7 +10197,7 @@
         </w:tc>
         <w:tc>
           <w:tcPr>
-            <w:tcW w:type="dxa" w:w="4175"/>
+            <w:tcW w:type="dxa" w:w="4835"/>
             <w:tcBorders>
               <w:top w:val="single" w:color="000000" w:sz="4"/>
               <w:left w:val="single" w:color="000000" w:sz="4"/>
@@ -10277,7 +10277,7 @@
         </w:trPr>
         <w:tc>
           <w:tcPr>
-            <w:tcW w:type="dxa" w:w="4850"/>
+            <w:tcW w:type="dxa" w:w="4190"/>
             <w:tcBorders>
               <w:top w:val="single" w:color="000000" w:sz="4"/>
               <w:left w:val="single" w:color="000000" w:sz="4"/>
@@ -10313,7 +10313,7 @@
         </w:tc>
         <w:tc>
           <w:tcPr>
-            <w:tcW w:type="dxa" w:w="4175"/>
+            <w:tcW w:type="dxa" w:w="4835"/>
             <w:tcBorders>
               <w:top w:val="single" w:color="000000" w:sz="4"/>
               <w:left w:val="single" w:color="000000" w:sz="4"/>
@@ -10381,7 +10381,7 @@
         </w:trPr>
         <w:tc>
           <w:tcPr>
-            <w:tcW w:type="dxa" w:w="4850"/>
+            <w:tcW w:type="dxa" w:w="4190"/>
             <w:tcBorders>
               <w:top w:val="single" w:color="000000" w:sz="4"/>
               <w:left w:val="single" w:color="000000" w:sz="4"/>
@@ -10417,7 +10417,7 @@
         </w:tc>
         <w:tc>
           <w:tcPr>
-            <w:tcW w:type="dxa" w:w="4175"/>
+            <w:tcW w:type="dxa" w:w="4835"/>
             <w:tcBorders>
               <w:top w:val="single" w:color="000000" w:sz="4"/>
               <w:left w:val="single" w:color="000000" w:sz="4"/>
@@ -10447,7 +10447,7 @@
         </w:trPr>
         <w:tc>
           <w:tcPr>
-            <w:tcW w:type="dxa" w:w="4850"/>
+            <w:tcW w:type="dxa" w:w="4190"/>
             <w:tcBorders>
               <w:top w:val="single" w:color="000000" w:sz="4"/>
               <w:left w:val="single" w:color="000000" w:sz="4"/>
@@ -10483,7 +10483,7 @@
         </w:tc>
         <w:tc>
           <w:tcPr>
-            <w:tcW w:type="dxa" w:w="4175"/>
+            <w:tcW w:type="dxa" w:w="4835"/>
             <w:tcBorders>
               <w:top w:val="single" w:color="000000" w:sz="4"/>
               <w:left w:val="single" w:color="000000" w:sz="4"/>
@@ -10525,7 +10525,7 @@
         </w:trPr>
         <w:tc>
           <w:tcPr>
-            <w:tcW w:type="dxa" w:w="4850"/>
+            <w:tcW w:type="dxa" w:w="4190"/>
             <w:tcBorders>
               <w:top w:val="single" w:color="000000" w:sz="4"/>
               <w:left w:val="single" w:color="000000" w:sz="4"/>
@@ -10561,7 +10561,7 @@
         </w:tc>
         <w:tc>
           <w:tcPr>
-            <w:tcW w:type="dxa" w:w="4175"/>
+            <w:tcW w:type="dxa" w:w="4835"/>
             <w:tcBorders>
               <w:top w:val="single" w:color="000000" w:sz="4"/>
               <w:left w:val="single" w:color="000000" w:sz="4"/>
@@ -10591,7 +10591,7 @@
         </w:trPr>
         <w:tc>
           <w:tcPr>
-            <w:tcW w:type="dxa" w:w="4850"/>
+            <w:tcW w:type="dxa" w:w="4190"/>
             <w:tcBorders>
               <w:top w:val="single" w:color="000000" w:sz="4"/>
               <w:left w:val="single" w:color="000000" w:sz="4"/>
@@ -10627,7 +10627,7 @@
         </w:tc>
         <w:tc>
           <w:tcPr>
-            <w:tcW w:type="dxa" w:w="4175"/>
+            <w:tcW w:type="dxa" w:w="4835"/>
             <w:tcBorders>
               <w:top w:val="single" w:color="000000" w:sz="4"/>
               <w:left w:val="single" w:color="000000" w:sz="4"/>
@@ -10657,7 +10657,7 @@
         </w:trPr>
         <w:tc>
           <w:tcPr>
-            <w:tcW w:type="dxa" w:w="4850"/>
+            <w:tcW w:type="dxa" w:w="4190"/>
             <w:tcBorders>
               <w:top w:val="single" w:color="000000" w:sz="4"/>
               <w:left w:val="single" w:color="000000" w:sz="4"/>
@@ -10693,7 +10693,7 @@
         </w:tc>
         <w:tc>
           <w:tcPr>
-            <w:tcW w:type="dxa" w:w="4175"/>
+            <w:tcW w:type="dxa" w:w="4835"/>
             <w:tcBorders>
               <w:top w:val="single" w:color="000000" w:sz="4"/>
               <w:left w:val="single" w:color="000000" w:sz="4"/>
@@ -10723,7 +10723,7 @@
         </w:trPr>
         <w:tc>
           <w:tcPr>
-            <w:tcW w:type="dxa" w:w="4850"/>
+            <w:tcW w:type="dxa" w:w="4190"/>
             <w:tcBorders>
               <w:top w:val="single" w:color="000000" w:sz="4"/>
               <w:left w:val="single" w:color="000000" w:sz="4"/>
@@ -10759,7 +10759,7 @@
         </w:tc>
         <w:tc>
           <w:tcPr>
-            <w:tcW w:type="dxa" w:w="4175"/>
+            <w:tcW w:type="dxa" w:w="4835"/>
             <w:tcBorders>
               <w:top w:val="single" w:color="000000" w:sz="4"/>
               <w:left w:val="single" w:color="000000" w:sz="4"/>
@@ -10801,7 +10801,7 @@
         </w:trPr>
         <w:tc>
           <w:tcPr>
-            <w:tcW w:type="dxa" w:w="4850"/>
+            <w:tcW w:type="dxa" w:w="4190"/>
             <w:tcBorders>
               <w:top w:val="single" w:color="000000" w:sz="4"/>
               <w:left w:val="single" w:color="000000" w:sz="4"/>
@@ -10837,7 +10837,7 @@
         </w:tc>
         <w:tc>
           <w:tcPr>
-            <w:tcW w:type="dxa" w:w="4175"/>
+            <w:tcW w:type="dxa" w:w="4835"/>
             <w:tcBorders>
               <w:top w:val="single" w:color="000000" w:sz="4"/>
               <w:left w:val="single" w:color="000000" w:sz="4"/>
@@ -10867,7 +10867,7 @@
         </w:trPr>
         <w:tc>
           <w:tcPr>
-            <w:tcW w:type="dxa" w:w="4850"/>
+            <w:tcW w:type="dxa" w:w="4190"/>
             <w:tcBorders>
               <w:top w:val="single" w:color="000000" w:sz="4"/>
               <w:left w:val="single" w:color="000000" w:sz="4"/>
@@ -10903,7 +10903,7 @@
         </w:tc>
         <w:tc>
           <w:tcPr>
-            <w:tcW w:type="dxa" w:w="4175"/>
+            <w:tcW w:type="dxa" w:w="4835"/>
             <w:tcBorders>
               <w:top w:val="single" w:color="000000" w:sz="4"/>
               <w:left w:val="single" w:color="000000" w:sz="4"/>
@@ -10933,7 +10933,7 @@
         </w:trPr>
         <w:tc>
           <w:tcPr>
-            <w:tcW w:type="dxa" w:w="4850"/>
+            <w:tcW w:type="dxa" w:w="4190"/>
             <w:tcBorders>
               <w:top w:val="single" w:color="000000" w:sz="4"/>
               <w:left w:val="single" w:color="000000" w:sz="4"/>
@@ -10969,7 +10969,7 @@
         </w:tc>
         <w:tc>
           <w:tcPr>
-            <w:tcW w:type="dxa" w:w="4175"/>
+            <w:tcW w:type="dxa" w:w="4835"/>
             <w:tcBorders>
               <w:top w:val="single" w:color="000000" w:sz="4"/>
               <w:left w:val="single" w:color="000000" w:sz="4"/>
@@ -10999,7 +10999,7 @@
         </w:trPr>
         <w:tc>
           <w:tcPr>
-            <w:tcW w:type="dxa" w:w="4850"/>
+            <w:tcW w:type="dxa" w:w="4190"/>
             <w:tcBorders>
               <w:top w:val="single" w:color="000000" w:sz="4"/>
               <w:left w:val="single" w:color="000000" w:sz="4"/>
@@ -11035,7 +11035,7 @@
         </w:tc>
         <w:tc>
           <w:tcPr>
-            <w:tcW w:type="dxa" w:w="4175"/>
+            <w:tcW w:type="dxa" w:w="4835"/>
             <w:tcBorders>
               <w:top w:val="single" w:color="000000" w:sz="4"/>
               <w:left w:val="single" w:color="000000" w:sz="4"/>
@@ -11389,8 +11389,8 @@
         <w:tblLayout w:type="autofit"/>
       </w:tblPr>
       <w:tblGrid>
-        <w:gridCol w:w="3536"/>
-        <w:gridCol w:w="5489"/>
+        <w:gridCol w:w="3385"/>
+        <w:gridCol w:w="5640"/>
       </w:tblGrid>
       <w:tr>
         <w:trPr>
@@ -11399,7 +11399,7 @@
         </w:trPr>
         <w:tc>
           <w:tcPr>
-            <w:tcW w:type="dxa" w:w="3536"/>
+            <w:tcW w:type="dxa" w:w="3385"/>
             <w:tcBorders>
               <w:top w:val="single" w:color="000000" w:sz="4"/>
               <w:left w:val="single" w:color="000000" w:sz="4"/>
@@ -11436,7 +11436,7 @@
         </w:tc>
         <w:tc>
           <w:tcPr>
-            <w:tcW w:type="dxa" w:w="5489"/>
+            <w:tcW w:type="dxa" w:w="5640"/>
             <w:tcBorders>
               <w:top w:val="single" w:color="000000" w:sz="4"/>
               <w:left w:val="single" w:color="000000" w:sz="4"/>
@@ -11479,7 +11479,7 @@
         </w:trPr>
         <w:tc>
           <w:tcPr>
-            <w:tcW w:type="dxa" w:w="3536"/>
+            <w:tcW w:type="dxa" w:w="3385"/>
             <w:tcBorders>
               <w:top w:val="single" w:color="000000" w:sz="4"/>
               <w:left w:val="single" w:color="000000" w:sz="4"/>
@@ -11515,7 +11515,7 @@
         </w:tc>
         <w:tc>
           <w:tcPr>
-            <w:tcW w:type="dxa" w:w="5489"/>
+            <w:tcW w:type="dxa" w:w="5640"/>
             <w:tcBorders>
               <w:top w:val="single" w:color="000000" w:sz="4"/>
               <w:left w:val="single" w:color="000000" w:sz="4"/>
@@ -11557,7 +11557,7 @@
         </w:trPr>
         <w:tc>
           <w:tcPr>
-            <w:tcW w:type="dxa" w:w="3536"/>
+            <w:tcW w:type="dxa" w:w="3385"/>
             <w:tcBorders>
               <w:top w:val="single" w:color="000000" w:sz="4"/>
               <w:left w:val="single" w:color="000000" w:sz="4"/>
@@ -11593,7 +11593,7 @@
         </w:tc>
         <w:tc>
           <w:tcPr>
-            <w:tcW w:type="dxa" w:w="5489"/>
+            <w:tcW w:type="dxa" w:w="5640"/>
             <w:tcBorders>
               <w:top w:val="single" w:color="000000" w:sz="4"/>
               <w:left w:val="single" w:color="000000" w:sz="4"/>
@@ -11635,7 +11635,7 @@
         </w:trPr>
         <w:tc>
           <w:tcPr>
-            <w:tcW w:type="dxa" w:w="3536"/>
+            <w:tcW w:type="dxa" w:w="3385"/>
             <w:tcBorders>
               <w:top w:val="single" w:color="000000" w:sz="4"/>
               <w:left w:val="single" w:color="000000" w:sz="4"/>
@@ -11683,7 +11683,7 @@
         </w:tc>
         <w:tc>
           <w:tcPr>
-            <w:tcW w:type="dxa" w:w="5489"/>
+            <w:tcW w:type="dxa" w:w="5640"/>
             <w:tcBorders>
               <w:top w:val="single" w:color="000000" w:sz="4"/>
               <w:left w:val="single" w:color="000000" w:sz="4"/>
@@ -11725,7 +11725,7 @@
         </w:trPr>
         <w:tc>
           <w:tcPr>
-            <w:tcW w:type="dxa" w:w="3536"/>
+            <w:tcW w:type="dxa" w:w="3385"/>
             <w:tcBorders>
               <w:top w:val="single" w:color="000000" w:sz="4"/>
               <w:left w:val="single" w:color="000000" w:sz="4"/>
@@ -11773,7 +11773,7 @@
         </w:tc>
         <w:tc>
           <w:tcPr>
-            <w:tcW w:type="dxa" w:w="5489"/>
+            <w:tcW w:type="dxa" w:w="5640"/>
             <w:tcBorders>
               <w:top w:val="single" w:color="000000" w:sz="4"/>
               <w:left w:val="single" w:color="000000" w:sz="4"/>
@@ -11815,7 +11815,7 @@
         </w:trPr>
         <w:tc>
           <w:tcPr>
-            <w:tcW w:type="dxa" w:w="3536"/>
+            <w:tcW w:type="dxa" w:w="3385"/>
             <w:tcBorders>
               <w:top w:val="single" w:color="000000" w:sz="4"/>
               <w:left w:val="single" w:color="000000" w:sz="4"/>
@@ -11863,7 +11863,7 @@
         </w:tc>
         <w:tc>
           <w:tcPr>
-            <w:tcW w:type="dxa" w:w="5489"/>
+            <w:tcW w:type="dxa" w:w="5640"/>
             <w:tcBorders>
               <w:top w:val="single" w:color="000000" w:sz="4"/>
               <w:left w:val="single" w:color="000000" w:sz="4"/>
@@ -11905,7 +11905,7 @@
         </w:trPr>
         <w:tc>
           <w:tcPr>
-            <w:tcW w:type="dxa" w:w="3536"/>
+            <w:tcW w:type="dxa" w:w="3385"/>
             <w:tcBorders>
               <w:top w:val="single" w:color="000000" w:sz="4"/>
               <w:left w:val="single" w:color="000000" w:sz="4"/>
@@ -11941,7 +11941,7 @@
         </w:tc>
         <w:tc>
           <w:tcPr>
-            <w:tcW w:type="dxa" w:w="5489"/>
+            <w:tcW w:type="dxa" w:w="5640"/>
             <w:tcBorders>
               <w:top w:val="single" w:color="000000" w:sz="4"/>
               <w:left w:val="single" w:color="000000" w:sz="4"/>
@@ -11971,7 +11971,7 @@
         </w:trPr>
         <w:tc>
           <w:tcPr>
-            <w:tcW w:type="dxa" w:w="3536"/>
+            <w:tcW w:type="dxa" w:w="3385"/>
             <w:tcBorders>
               <w:top w:val="single" w:color="000000" w:sz="4"/>
               <w:left w:val="single" w:color="000000" w:sz="4"/>
@@ -12007,7 +12007,7 @@
         </w:tc>
         <w:tc>
           <w:tcPr>
-            <w:tcW w:type="dxa" w:w="5489"/>
+            <w:tcW w:type="dxa" w:w="5640"/>
             <w:tcBorders>
               <w:top w:val="single" w:color="000000" w:sz="4"/>
               <w:left w:val="single" w:color="000000" w:sz="4"/>
@@ -12049,7 +12049,7 @@
         </w:trPr>
         <w:tc>
           <w:tcPr>
-            <w:tcW w:type="dxa" w:w="3536"/>
+            <w:tcW w:type="dxa" w:w="3385"/>
             <w:tcBorders>
               <w:top w:val="single" w:color="000000" w:sz="4"/>
               <w:left w:val="single" w:color="000000" w:sz="4"/>
@@ -12085,7 +12085,7 @@
         </w:tc>
         <w:tc>
           <w:tcPr>
-            <w:tcW w:type="dxa" w:w="5489"/>
+            <w:tcW w:type="dxa" w:w="5640"/>
             <w:tcBorders>
               <w:top w:val="single" w:color="000000" w:sz="4"/>
               <w:left w:val="single" w:color="000000" w:sz="4"/>
@@ -12298,11 +12298,11 @@
         <w:tblLayout w:type="autofit"/>
       </w:tblPr>
       <w:tblGrid>
-        <w:gridCol w:w="3191"/>
-        <w:gridCol w:w="2854"/>
-        <w:gridCol w:w="993"/>
-        <w:gridCol w:w="993"/>
-        <w:gridCol w:w="994"/>
+        <w:gridCol w:w="3121"/>
+        <w:gridCol w:w="2591"/>
+        <w:gridCol w:w="1652"/>
+        <w:gridCol w:w="830"/>
+        <w:gridCol w:w="831"/>
       </w:tblGrid>
       <w:tr>
         <w:trPr>
@@ -12311,7 +12311,7 @@
         </w:trPr>
         <w:tc>
           <w:tcPr>
-            <w:tcW w:type="dxa" w:w="3191"/>
+            <w:tcW w:type="dxa" w:w="3121"/>
             <w:tcBorders>
               <w:top w:val="single" w:color="000000" w:sz="4"/>
               <w:left w:val="single" w:color="000000" w:sz="4"/>
@@ -12348,7 +12348,7 @@
         </w:tc>
         <w:tc>
           <w:tcPr>
-            <w:tcW w:type="dxa" w:w="2854"/>
+            <w:tcW w:type="dxa" w:w="2591"/>
             <w:tcBorders>
               <w:top w:val="single" w:color="000000" w:sz="4"/>
               <w:left w:val="single" w:color="000000" w:sz="4"/>
@@ -12385,7 +12385,7 @@
         </w:tc>
         <w:tc>
           <w:tcPr>
-            <w:tcW w:type="dxa" w:w="993"/>
+            <w:tcW w:type="dxa" w:w="1652"/>
             <w:tcBorders>
               <w:top w:val="single" w:color="000000" w:sz="4"/>
               <w:left w:val="single" w:color="000000" w:sz="4"/>
@@ -12422,7 +12422,7 @@
         </w:tc>
         <w:tc>
           <w:tcPr>
-            <w:tcW w:type="dxa" w:w="993"/>
+            <w:tcW w:type="dxa" w:w="830"/>
             <w:tcBorders>
               <w:top w:val="single" w:color="000000" w:sz="4"/>
               <w:left w:val="single" w:color="000000" w:sz="4"/>
@@ -12459,7 +12459,7 @@
         </w:tc>
         <w:tc>
           <w:tcPr>
-            <w:tcW w:type="dxa" w:w="994"/>
+            <w:tcW w:type="dxa" w:w="831"/>
             <w:tcBorders>
               <w:top w:val="single" w:color="000000" w:sz="4"/>
               <w:left w:val="single" w:color="000000" w:sz="4"/>
@@ -12502,7 +12502,7 @@
         </w:trPr>
         <w:tc>
           <w:tcPr>
-            <w:tcW w:type="dxa" w:w="3191"/>
+            <w:tcW w:type="dxa" w:w="3121"/>
             <w:tcBorders>
               <w:top w:val="single" w:color="000000" w:sz="4"/>
               <w:left w:val="single" w:color="000000" w:sz="4"/>
@@ -12538,7 +12538,7 @@
         </w:tc>
         <w:tc>
           <w:tcPr>
-            <w:tcW w:type="dxa" w:w="2854"/>
+            <w:tcW w:type="dxa" w:w="2591"/>
             <w:tcBorders>
               <w:top w:val="single" w:color="000000" w:sz="4"/>
               <w:left w:val="single" w:color="000000" w:sz="4"/>
@@ -12575,7 +12575,7 @@
         </w:tc>
         <w:tc>
           <w:tcPr>
-            <w:tcW w:type="dxa" w:w="993"/>
+            <w:tcW w:type="dxa" w:w="1652"/>
             <w:tcBorders>
               <w:top w:val="single" w:color="000000" w:sz="4"/>
               <w:left w:val="single" w:color="000000" w:sz="4"/>
@@ -12612,7 +12612,7 @@
         </w:tc>
         <w:tc>
           <w:tcPr>
-            <w:tcW w:type="dxa" w:w="993"/>
+            <w:tcW w:type="dxa" w:w="830"/>
             <w:tcBorders>
               <w:top w:val="single" w:color="000000" w:sz="4"/>
               <w:left w:val="single" w:color="000000" w:sz="4"/>
@@ -12648,7 +12648,7 @@
         </w:tc>
         <w:tc>
           <w:tcPr>
-            <w:tcW w:type="dxa" w:w="994"/>
+            <w:tcW w:type="dxa" w:w="831"/>
             <w:tcBorders>
               <w:top w:val="single" w:color="000000" w:sz="4"/>
               <w:left w:val="single" w:color="000000" w:sz="4"/>
@@ -12678,7 +12678,7 @@
         </w:trPr>
         <w:tc>
           <w:tcPr>
-            <w:tcW w:type="dxa" w:w="3191"/>
+            <w:tcW w:type="dxa" w:w="3121"/>
             <w:tcBorders>
               <w:top w:val="single" w:color="000000" w:sz="4"/>
               <w:left w:val="single" w:color="000000" w:sz="4"/>
@@ -12714,7 +12714,7 @@
         </w:tc>
         <w:tc>
           <w:tcPr>
-            <w:tcW w:type="dxa" w:w="2854"/>
+            <w:tcW w:type="dxa" w:w="2591"/>
             <w:tcBorders>
               <w:top w:val="single" w:color="000000" w:sz="4"/>
               <w:left w:val="single" w:color="000000" w:sz="4"/>
@@ -12751,55 +12751,55 @@
         </w:tc>
         <w:tc>
           <w:tcPr>
-            <w:tcW w:type="dxa" w:w="993"/>
-            <w:tcBorders>
-              <w:top w:val="single" w:color="000000" w:sz="4"/>
-              <w:left w:val="single" w:color="000000" w:sz="4"/>
-              <w:bottom w:val="single" w:color="000000" w:sz="4"/>
-              <w:right w:val="single" w:color="000000" w:sz="4"/>
-            </w:tcBorders>
-            <w:tcMar>
-              <w:top w:type="dxa" w:w="30"/>
-              <w:left w:type="dxa" w:w="70"/>
-              <w:bottom w:type="dxa" w:w="30"/>
-              <w:right w:type="dxa" w:w="70"/>
-            </w:tcMar>
-            <w:vAlign w:val="center"/>
-          </w:tcPr>
-          <w:p>
-            <w:pPr>
-              <w:spacing w:after="0" w:before="0" w:line="240" w:lineRule="auto"/>
-              <w:jc w:val="left"/>
-            </w:pPr>
-          </w:p>
-        </w:tc>
-        <w:tc>
-          <w:tcPr>
-            <w:tcW w:type="dxa" w:w="993"/>
-            <w:tcBorders>
-              <w:top w:val="single" w:color="000000" w:sz="4"/>
-              <w:left w:val="single" w:color="000000" w:sz="4"/>
-              <w:bottom w:val="single" w:color="000000" w:sz="4"/>
-              <w:right w:val="single" w:color="000000" w:sz="4"/>
-            </w:tcBorders>
-            <w:tcMar>
-              <w:top w:type="dxa" w:w="30"/>
-              <w:left w:type="dxa" w:w="70"/>
-              <w:bottom w:type="dxa" w:w="30"/>
-              <w:right w:type="dxa" w:w="70"/>
-            </w:tcMar>
-            <w:vAlign w:val="center"/>
-          </w:tcPr>
-          <w:p>
-            <w:pPr>
-              <w:spacing w:after="0" w:before="0" w:line="240" w:lineRule="auto"/>
-              <w:jc w:val="left"/>
-            </w:pPr>
-          </w:p>
-        </w:tc>
-        <w:tc>
-          <w:tcPr>
-            <w:tcW w:type="dxa" w:w="994"/>
+            <w:tcW w:type="dxa" w:w="1652"/>
+            <w:tcBorders>
+              <w:top w:val="single" w:color="000000" w:sz="4"/>
+              <w:left w:val="single" w:color="000000" w:sz="4"/>
+              <w:bottom w:val="single" w:color="000000" w:sz="4"/>
+              <w:right w:val="single" w:color="000000" w:sz="4"/>
+            </w:tcBorders>
+            <w:tcMar>
+              <w:top w:type="dxa" w:w="30"/>
+              <w:left w:type="dxa" w:w="70"/>
+              <w:bottom w:type="dxa" w:w="30"/>
+              <w:right w:type="dxa" w:w="70"/>
+            </w:tcMar>
+            <w:vAlign w:val="center"/>
+          </w:tcPr>
+          <w:p>
+            <w:pPr>
+              <w:spacing w:after="0" w:before="0" w:line="240" w:lineRule="auto"/>
+              <w:jc w:val="left"/>
+            </w:pPr>
+          </w:p>
+        </w:tc>
+        <w:tc>
+          <w:tcPr>
+            <w:tcW w:type="dxa" w:w="830"/>
+            <w:tcBorders>
+              <w:top w:val="single" w:color="000000" w:sz="4"/>
+              <w:left w:val="single" w:color="000000" w:sz="4"/>
+              <w:bottom w:val="single" w:color="000000" w:sz="4"/>
+              <w:right w:val="single" w:color="000000" w:sz="4"/>
+            </w:tcBorders>
+            <w:tcMar>
+              <w:top w:type="dxa" w:w="30"/>
+              <w:left w:type="dxa" w:w="70"/>
+              <w:bottom w:type="dxa" w:w="30"/>
+              <w:right w:type="dxa" w:w="70"/>
+            </w:tcMar>
+            <w:vAlign w:val="center"/>
+          </w:tcPr>
+          <w:p>
+            <w:pPr>
+              <w:spacing w:after="0" w:before="0" w:line="240" w:lineRule="auto"/>
+              <w:jc w:val="left"/>
+            </w:pPr>
+          </w:p>
+        </w:tc>
+        <w:tc>
+          <w:tcPr>
+            <w:tcW w:type="dxa" w:w="831"/>
             <w:tcBorders>
               <w:top w:val="single" w:color="000000" w:sz="4"/>
               <w:left w:val="single" w:color="000000" w:sz="4"/>
@@ -12829,7 +12829,7 @@
         </w:trPr>
         <w:tc>
           <w:tcPr>
-            <w:tcW w:type="dxa" w:w="3191"/>
+            <w:tcW w:type="dxa" w:w="3121"/>
             <w:tcBorders>
               <w:top w:val="single" w:color="000000" w:sz="4"/>
               <w:left w:val="single" w:color="000000" w:sz="4"/>
@@ -12865,7 +12865,7 @@
         </w:tc>
         <w:tc>
           <w:tcPr>
-            <w:tcW w:type="dxa" w:w="2854"/>
+            <w:tcW w:type="dxa" w:w="2591"/>
             <w:tcBorders>
               <w:top w:val="single" w:color="000000" w:sz="4"/>
               <w:left w:val="single" w:color="000000" w:sz="4"/>
@@ -12902,55 +12902,55 @@
         </w:tc>
         <w:tc>
           <w:tcPr>
-            <w:tcW w:type="dxa" w:w="993"/>
-            <w:tcBorders>
-              <w:top w:val="single" w:color="000000" w:sz="4"/>
-              <w:left w:val="single" w:color="000000" w:sz="4"/>
-              <w:bottom w:val="single" w:color="000000" w:sz="4"/>
-              <w:right w:val="single" w:color="000000" w:sz="4"/>
-            </w:tcBorders>
-            <w:tcMar>
-              <w:top w:type="dxa" w:w="30"/>
-              <w:left w:type="dxa" w:w="70"/>
-              <w:bottom w:type="dxa" w:w="30"/>
-              <w:right w:type="dxa" w:w="70"/>
-            </w:tcMar>
-            <w:vAlign w:val="center"/>
-          </w:tcPr>
-          <w:p>
-            <w:pPr>
-              <w:spacing w:after="0" w:before="0" w:line="240" w:lineRule="auto"/>
-              <w:jc w:val="left"/>
-            </w:pPr>
-          </w:p>
-        </w:tc>
-        <w:tc>
-          <w:tcPr>
-            <w:tcW w:type="dxa" w:w="993"/>
-            <w:tcBorders>
-              <w:top w:val="single" w:color="000000" w:sz="4"/>
-              <w:left w:val="single" w:color="000000" w:sz="4"/>
-              <w:bottom w:val="single" w:color="000000" w:sz="4"/>
-              <w:right w:val="single" w:color="000000" w:sz="4"/>
-            </w:tcBorders>
-            <w:tcMar>
-              <w:top w:type="dxa" w:w="30"/>
-              <w:left w:type="dxa" w:w="70"/>
-              <w:bottom w:type="dxa" w:w="30"/>
-              <w:right w:type="dxa" w:w="70"/>
-            </w:tcMar>
-            <w:vAlign w:val="center"/>
-          </w:tcPr>
-          <w:p>
-            <w:pPr>
-              <w:spacing w:after="0" w:before="0" w:line="240" w:lineRule="auto"/>
-              <w:jc w:val="left"/>
-            </w:pPr>
-          </w:p>
-        </w:tc>
-        <w:tc>
-          <w:tcPr>
-            <w:tcW w:type="dxa" w:w="994"/>
+            <w:tcW w:type="dxa" w:w="1652"/>
+            <w:tcBorders>
+              <w:top w:val="single" w:color="000000" w:sz="4"/>
+              <w:left w:val="single" w:color="000000" w:sz="4"/>
+              <w:bottom w:val="single" w:color="000000" w:sz="4"/>
+              <w:right w:val="single" w:color="000000" w:sz="4"/>
+            </w:tcBorders>
+            <w:tcMar>
+              <w:top w:type="dxa" w:w="30"/>
+              <w:left w:type="dxa" w:w="70"/>
+              <w:bottom w:type="dxa" w:w="30"/>
+              <w:right w:type="dxa" w:w="70"/>
+            </w:tcMar>
+            <w:vAlign w:val="center"/>
+          </w:tcPr>
+          <w:p>
+            <w:pPr>
+              <w:spacing w:after="0" w:before="0" w:line="240" w:lineRule="auto"/>
+              <w:jc w:val="left"/>
+            </w:pPr>
+          </w:p>
+        </w:tc>
+        <w:tc>
+          <w:tcPr>
+            <w:tcW w:type="dxa" w:w="830"/>
+            <w:tcBorders>
+              <w:top w:val="single" w:color="000000" w:sz="4"/>
+              <w:left w:val="single" w:color="000000" w:sz="4"/>
+              <w:bottom w:val="single" w:color="000000" w:sz="4"/>
+              <w:right w:val="single" w:color="000000" w:sz="4"/>
+            </w:tcBorders>
+            <w:tcMar>
+              <w:top w:type="dxa" w:w="30"/>
+              <w:left w:type="dxa" w:w="70"/>
+              <w:bottom w:type="dxa" w:w="30"/>
+              <w:right w:type="dxa" w:w="70"/>
+            </w:tcMar>
+            <w:vAlign w:val="center"/>
+          </w:tcPr>
+          <w:p>
+            <w:pPr>
+              <w:spacing w:after="0" w:before="0" w:line="240" w:lineRule="auto"/>
+              <w:jc w:val="left"/>
+            </w:pPr>
+          </w:p>
+        </w:tc>
+        <w:tc>
+          <w:tcPr>
+            <w:tcW w:type="dxa" w:w="831"/>
             <w:tcBorders>
               <w:top w:val="single" w:color="000000" w:sz="4"/>
               <w:left w:val="single" w:color="000000" w:sz="4"/>
@@ -12980,7 +12980,7 @@
         </w:trPr>
         <w:tc>
           <w:tcPr>
-            <w:tcW w:type="dxa" w:w="3191"/>
+            <w:tcW w:type="dxa" w:w="3121"/>
             <w:tcBorders>
               <w:top w:val="single" w:color="000000" w:sz="4"/>
               <w:left w:val="single" w:color="000000" w:sz="4"/>
@@ -13016,7 +13016,7 @@
         </w:tc>
         <w:tc>
           <w:tcPr>
-            <w:tcW w:type="dxa" w:w="2854"/>
+            <w:tcW w:type="dxa" w:w="2591"/>
             <w:tcBorders>
               <w:top w:val="single" w:color="000000" w:sz="4"/>
               <w:left w:val="single" w:color="000000" w:sz="4"/>
@@ -13052,55 +13052,55 @@
         </w:tc>
         <w:tc>
           <w:tcPr>
-            <w:tcW w:type="dxa" w:w="993"/>
-            <w:tcBorders>
-              <w:top w:val="single" w:color="000000" w:sz="4"/>
-              <w:left w:val="single" w:color="000000" w:sz="4"/>
-              <w:bottom w:val="single" w:color="000000" w:sz="4"/>
-              <w:right w:val="single" w:color="000000" w:sz="4"/>
-            </w:tcBorders>
-            <w:tcMar>
-              <w:top w:type="dxa" w:w="30"/>
-              <w:left w:type="dxa" w:w="70"/>
-              <w:bottom w:type="dxa" w:w="30"/>
-              <w:right w:type="dxa" w:w="70"/>
-            </w:tcMar>
-            <w:vAlign w:val="center"/>
-          </w:tcPr>
-          <w:p>
-            <w:pPr>
-              <w:spacing w:after="0" w:before="0" w:line="240" w:lineRule="auto"/>
-              <w:jc w:val="left"/>
-            </w:pPr>
-          </w:p>
-        </w:tc>
-        <w:tc>
-          <w:tcPr>
-            <w:tcW w:type="dxa" w:w="993"/>
-            <w:tcBorders>
-              <w:top w:val="single" w:color="000000" w:sz="4"/>
-              <w:left w:val="single" w:color="000000" w:sz="4"/>
-              <w:bottom w:val="single" w:color="000000" w:sz="4"/>
-              <w:right w:val="single" w:color="000000" w:sz="4"/>
-            </w:tcBorders>
-            <w:tcMar>
-              <w:top w:type="dxa" w:w="30"/>
-              <w:left w:type="dxa" w:w="70"/>
-              <w:bottom w:type="dxa" w:w="30"/>
-              <w:right w:type="dxa" w:w="70"/>
-            </w:tcMar>
-            <w:vAlign w:val="center"/>
-          </w:tcPr>
-          <w:p>
-            <w:pPr>
-              <w:spacing w:after="0" w:before="0" w:line="240" w:lineRule="auto"/>
-              <w:jc w:val="left"/>
-            </w:pPr>
-          </w:p>
-        </w:tc>
-        <w:tc>
-          <w:tcPr>
-            <w:tcW w:type="dxa" w:w="994"/>
+            <w:tcW w:type="dxa" w:w="1652"/>
+            <w:tcBorders>
+              <w:top w:val="single" w:color="000000" w:sz="4"/>
+              <w:left w:val="single" w:color="000000" w:sz="4"/>
+              <w:bottom w:val="single" w:color="000000" w:sz="4"/>
+              <w:right w:val="single" w:color="000000" w:sz="4"/>
+            </w:tcBorders>
+            <w:tcMar>
+              <w:top w:type="dxa" w:w="30"/>
+              <w:left w:type="dxa" w:w="70"/>
+              <w:bottom w:type="dxa" w:w="30"/>
+              <w:right w:type="dxa" w:w="70"/>
+            </w:tcMar>
+            <w:vAlign w:val="center"/>
+          </w:tcPr>
+          <w:p>
+            <w:pPr>
+              <w:spacing w:after="0" w:before="0" w:line="240" w:lineRule="auto"/>
+              <w:jc w:val="left"/>
+            </w:pPr>
+          </w:p>
+        </w:tc>
+        <w:tc>
+          <w:tcPr>
+            <w:tcW w:type="dxa" w:w="830"/>
+            <w:tcBorders>
+              <w:top w:val="single" w:color="000000" w:sz="4"/>
+              <w:left w:val="single" w:color="000000" w:sz="4"/>
+              <w:bottom w:val="single" w:color="000000" w:sz="4"/>
+              <w:right w:val="single" w:color="000000" w:sz="4"/>
+            </w:tcBorders>
+            <w:tcMar>
+              <w:top w:type="dxa" w:w="30"/>
+              <w:left w:type="dxa" w:w="70"/>
+              <w:bottom w:type="dxa" w:w="30"/>
+              <w:right w:type="dxa" w:w="70"/>
+            </w:tcMar>
+            <w:vAlign w:val="center"/>
+          </w:tcPr>
+          <w:p>
+            <w:pPr>
+              <w:spacing w:after="0" w:before="0" w:line="240" w:lineRule="auto"/>
+              <w:jc w:val="left"/>
+            </w:pPr>
+          </w:p>
+        </w:tc>
+        <w:tc>
+          <w:tcPr>
+            <w:tcW w:type="dxa" w:w="831"/>
             <w:tcBorders>
               <w:top w:val="single" w:color="000000" w:sz="4"/>
               <w:left w:val="single" w:color="000000" w:sz="4"/>
@@ -13130,7 +13130,7 @@
         </w:trPr>
         <w:tc>
           <w:tcPr>
-            <w:tcW w:type="dxa" w:w="3191"/>
+            <w:tcW w:type="dxa" w:w="3121"/>
             <w:tcBorders>
               <w:top w:val="single" w:color="000000" w:sz="4"/>
               <w:left w:val="single" w:color="000000" w:sz="4"/>
@@ -13167,79 +13167,79 @@
         </w:tc>
         <w:tc>
           <w:tcPr>
-            <w:tcW w:type="dxa" w:w="2854"/>
-            <w:tcBorders>
-              <w:top w:val="single" w:color="000000" w:sz="4"/>
-              <w:left w:val="single" w:color="000000" w:sz="4"/>
-              <w:bottom w:val="single" w:color="000000" w:sz="4"/>
-              <w:right w:val="single" w:color="000000" w:sz="4"/>
-            </w:tcBorders>
-            <w:tcMar>
-              <w:top w:type="dxa" w:w="30"/>
-              <w:left w:type="dxa" w:w="70"/>
-              <w:bottom w:type="dxa" w:w="30"/>
-              <w:right w:type="dxa" w:w="70"/>
-            </w:tcMar>
-            <w:vAlign w:val="center"/>
-          </w:tcPr>
-          <w:p>
-            <w:pPr>
-              <w:spacing w:after="0" w:before="0" w:line="240" w:lineRule="auto"/>
-              <w:jc w:val="left"/>
-            </w:pPr>
-          </w:p>
-        </w:tc>
-        <w:tc>
-          <w:tcPr>
-            <w:tcW w:type="dxa" w:w="993"/>
-            <w:tcBorders>
-              <w:top w:val="single" w:color="000000" w:sz="4"/>
-              <w:left w:val="single" w:color="000000" w:sz="4"/>
-              <w:bottom w:val="single" w:color="000000" w:sz="4"/>
-              <w:right w:val="single" w:color="000000" w:sz="4"/>
-            </w:tcBorders>
-            <w:tcMar>
-              <w:top w:type="dxa" w:w="30"/>
-              <w:left w:type="dxa" w:w="70"/>
-              <w:bottom w:type="dxa" w:w="30"/>
-              <w:right w:type="dxa" w:w="70"/>
-            </w:tcMar>
-            <w:vAlign w:val="center"/>
-          </w:tcPr>
-          <w:p>
-            <w:pPr>
-              <w:spacing w:after="0" w:before="0" w:line="240" w:lineRule="auto"/>
-              <w:jc w:val="left"/>
-            </w:pPr>
-          </w:p>
-        </w:tc>
-        <w:tc>
-          <w:tcPr>
-            <w:tcW w:type="dxa" w:w="993"/>
-            <w:tcBorders>
-              <w:top w:val="single" w:color="000000" w:sz="4"/>
-              <w:left w:val="single" w:color="000000" w:sz="4"/>
-              <w:bottom w:val="single" w:color="000000" w:sz="4"/>
-              <w:right w:val="single" w:color="000000" w:sz="4"/>
-            </w:tcBorders>
-            <w:tcMar>
-              <w:top w:type="dxa" w:w="30"/>
-              <w:left w:type="dxa" w:w="70"/>
-              <w:bottom w:type="dxa" w:w="30"/>
-              <w:right w:type="dxa" w:w="70"/>
-            </w:tcMar>
-            <w:vAlign w:val="center"/>
-          </w:tcPr>
-          <w:p>
-            <w:pPr>
-              <w:spacing w:after="0" w:before="0" w:line="240" w:lineRule="auto"/>
-              <w:jc w:val="left"/>
-            </w:pPr>
-          </w:p>
-        </w:tc>
-        <w:tc>
-          <w:tcPr>
-            <w:tcW w:type="dxa" w:w="994"/>
+            <w:tcW w:type="dxa" w:w="2591"/>
+            <w:tcBorders>
+              <w:top w:val="single" w:color="000000" w:sz="4"/>
+              <w:left w:val="single" w:color="000000" w:sz="4"/>
+              <w:bottom w:val="single" w:color="000000" w:sz="4"/>
+              <w:right w:val="single" w:color="000000" w:sz="4"/>
+            </w:tcBorders>
+            <w:tcMar>
+              <w:top w:type="dxa" w:w="30"/>
+              <w:left w:type="dxa" w:w="70"/>
+              <w:bottom w:type="dxa" w:w="30"/>
+              <w:right w:type="dxa" w:w="70"/>
+            </w:tcMar>
+            <w:vAlign w:val="center"/>
+          </w:tcPr>
+          <w:p>
+            <w:pPr>
+              <w:spacing w:after="0" w:before="0" w:line="240" w:lineRule="auto"/>
+              <w:jc w:val="left"/>
+            </w:pPr>
+          </w:p>
+        </w:tc>
+        <w:tc>
+          <w:tcPr>
+            <w:tcW w:type="dxa" w:w="1652"/>
+            <w:tcBorders>
+              <w:top w:val="single" w:color="000000" w:sz="4"/>
+              <w:left w:val="single" w:color="000000" w:sz="4"/>
+              <w:bottom w:val="single" w:color="000000" w:sz="4"/>
+              <w:right w:val="single" w:color="000000" w:sz="4"/>
+            </w:tcBorders>
+            <w:tcMar>
+              <w:top w:type="dxa" w:w="30"/>
+              <w:left w:type="dxa" w:w="70"/>
+              <w:bottom w:type="dxa" w:w="30"/>
+              <w:right w:type="dxa" w:w="70"/>
+            </w:tcMar>
+            <w:vAlign w:val="center"/>
+          </w:tcPr>
+          <w:p>
+            <w:pPr>
+              <w:spacing w:after="0" w:before="0" w:line="240" w:lineRule="auto"/>
+              <w:jc w:val="left"/>
+            </w:pPr>
+          </w:p>
+        </w:tc>
+        <w:tc>
+          <w:tcPr>
+            <w:tcW w:type="dxa" w:w="830"/>
+            <w:tcBorders>
+              <w:top w:val="single" w:color="000000" w:sz="4"/>
+              <w:left w:val="single" w:color="000000" w:sz="4"/>
+              <w:bottom w:val="single" w:color="000000" w:sz="4"/>
+              <w:right w:val="single" w:color="000000" w:sz="4"/>
+            </w:tcBorders>
+            <w:tcMar>
+              <w:top w:type="dxa" w:w="30"/>
+              <w:left w:type="dxa" w:w="70"/>
+              <w:bottom w:type="dxa" w:w="30"/>
+              <w:right w:type="dxa" w:w="70"/>
+            </w:tcMar>
+            <w:vAlign w:val="center"/>
+          </w:tcPr>
+          <w:p>
+            <w:pPr>
+              <w:spacing w:after="0" w:before="0" w:line="240" w:lineRule="auto"/>
+              <w:jc w:val="left"/>
+            </w:pPr>
+          </w:p>
+        </w:tc>
+        <w:tc>
+          <w:tcPr>
+            <w:tcW w:type="dxa" w:w="831"/>
             <w:tcBorders>
               <w:top w:val="single" w:color="000000" w:sz="4"/>
               <w:left w:val="single" w:color="000000" w:sz="4"/>
@@ -13269,7 +13269,7 @@
         </w:trPr>
         <w:tc>
           <w:tcPr>
-            <w:tcW w:type="dxa" w:w="3191"/>
+            <w:tcW w:type="dxa" w:w="3121"/>
             <w:tcBorders>
               <w:top w:val="single" w:color="000000" w:sz="4"/>
               <w:left w:val="single" w:color="000000" w:sz="4"/>
@@ -13305,7 +13305,7 @@
         </w:tc>
         <w:tc>
           <w:tcPr>
-            <w:tcW w:type="dxa" w:w="2854"/>
+            <w:tcW w:type="dxa" w:w="2591"/>
             <w:tcBorders>
               <w:top w:val="single" w:color="000000" w:sz="4"/>
               <w:left w:val="single" w:color="000000" w:sz="4"/>
@@ -13366,55 +13366,55 @@
         </w:tc>
         <w:tc>
           <w:tcPr>
-            <w:tcW w:type="dxa" w:w="993"/>
-            <w:tcBorders>
-              <w:top w:val="single" w:color="000000" w:sz="4"/>
-              <w:left w:val="single" w:color="000000" w:sz="4"/>
-              <w:bottom w:val="single" w:color="000000" w:sz="4"/>
-              <w:right w:val="single" w:color="000000" w:sz="4"/>
-            </w:tcBorders>
-            <w:tcMar>
-              <w:top w:type="dxa" w:w="30"/>
-              <w:left w:type="dxa" w:w="70"/>
-              <w:bottom w:type="dxa" w:w="30"/>
-              <w:right w:type="dxa" w:w="70"/>
-            </w:tcMar>
-            <w:vAlign w:val="center"/>
-          </w:tcPr>
-          <w:p>
-            <w:pPr>
-              <w:spacing w:after="0" w:before="0" w:line="240" w:lineRule="auto"/>
-              <w:jc w:val="left"/>
-            </w:pPr>
-          </w:p>
-        </w:tc>
-        <w:tc>
-          <w:tcPr>
-            <w:tcW w:type="dxa" w:w="993"/>
-            <w:tcBorders>
-              <w:top w:val="single" w:color="000000" w:sz="4"/>
-              <w:left w:val="single" w:color="000000" w:sz="4"/>
-              <w:bottom w:val="single" w:color="000000" w:sz="4"/>
-              <w:right w:val="single" w:color="000000" w:sz="4"/>
-            </w:tcBorders>
-            <w:tcMar>
-              <w:top w:type="dxa" w:w="30"/>
-              <w:left w:type="dxa" w:w="70"/>
-              <w:bottom w:type="dxa" w:w="30"/>
-              <w:right w:type="dxa" w:w="70"/>
-            </w:tcMar>
-            <w:vAlign w:val="center"/>
-          </w:tcPr>
-          <w:p>
-            <w:pPr>
-              <w:spacing w:after="0" w:before="0" w:line="240" w:lineRule="auto"/>
-              <w:jc w:val="left"/>
-            </w:pPr>
-          </w:p>
-        </w:tc>
-        <w:tc>
-          <w:tcPr>
-            <w:tcW w:type="dxa" w:w="994"/>
+            <w:tcW w:type="dxa" w:w="1652"/>
+            <w:tcBorders>
+              <w:top w:val="single" w:color="000000" w:sz="4"/>
+              <w:left w:val="single" w:color="000000" w:sz="4"/>
+              <w:bottom w:val="single" w:color="000000" w:sz="4"/>
+              <w:right w:val="single" w:color="000000" w:sz="4"/>
+            </w:tcBorders>
+            <w:tcMar>
+              <w:top w:type="dxa" w:w="30"/>
+              <w:left w:type="dxa" w:w="70"/>
+              <w:bottom w:type="dxa" w:w="30"/>
+              <w:right w:type="dxa" w:w="70"/>
+            </w:tcMar>
+            <w:vAlign w:val="center"/>
+          </w:tcPr>
+          <w:p>
+            <w:pPr>
+              <w:spacing w:after="0" w:before="0" w:line="240" w:lineRule="auto"/>
+              <w:jc w:val="left"/>
+            </w:pPr>
+          </w:p>
+        </w:tc>
+        <w:tc>
+          <w:tcPr>
+            <w:tcW w:type="dxa" w:w="830"/>
+            <w:tcBorders>
+              <w:top w:val="single" w:color="000000" w:sz="4"/>
+              <w:left w:val="single" w:color="000000" w:sz="4"/>
+              <w:bottom w:val="single" w:color="000000" w:sz="4"/>
+              <w:right w:val="single" w:color="000000" w:sz="4"/>
+            </w:tcBorders>
+            <w:tcMar>
+              <w:top w:type="dxa" w:w="30"/>
+              <w:left w:type="dxa" w:w="70"/>
+              <w:bottom w:type="dxa" w:w="30"/>
+              <w:right w:type="dxa" w:w="70"/>
+            </w:tcMar>
+            <w:vAlign w:val="center"/>
+          </w:tcPr>
+          <w:p>
+            <w:pPr>
+              <w:spacing w:after="0" w:before="0" w:line="240" w:lineRule="auto"/>
+              <w:jc w:val="left"/>
+            </w:pPr>
+          </w:p>
+        </w:tc>
+        <w:tc>
+          <w:tcPr>
+            <w:tcW w:type="dxa" w:w="831"/>
             <w:tcBorders>
               <w:top w:val="single" w:color="000000" w:sz="4"/>
               <w:left w:val="single" w:color="000000" w:sz="4"/>
@@ -13444,7 +13444,7 @@
         </w:trPr>
         <w:tc>
           <w:tcPr>
-            <w:tcW w:type="dxa" w:w="3191"/>
+            <w:tcW w:type="dxa" w:w="3121"/>
             <w:tcBorders>
               <w:top w:val="single" w:color="000000" w:sz="4"/>
               <w:left w:val="single" w:color="000000" w:sz="4"/>
@@ -13480,7 +13480,7 @@
         </w:tc>
         <w:tc>
           <w:tcPr>
-            <w:tcW w:type="dxa" w:w="2854"/>
+            <w:tcW w:type="dxa" w:w="2591"/>
             <w:tcBorders>
               <w:top w:val="single" w:color="000000" w:sz="4"/>
               <w:left w:val="single" w:color="000000" w:sz="4"/>
@@ -13517,55 +13517,55 @@
         </w:tc>
         <w:tc>
           <w:tcPr>
-            <w:tcW w:type="dxa" w:w="993"/>
-            <w:tcBorders>
-              <w:top w:val="single" w:color="000000" w:sz="4"/>
-              <w:left w:val="single" w:color="000000" w:sz="4"/>
-              <w:bottom w:val="single" w:color="000000" w:sz="4"/>
-              <w:right w:val="single" w:color="000000" w:sz="4"/>
-            </w:tcBorders>
-            <w:tcMar>
-              <w:top w:type="dxa" w:w="30"/>
-              <w:left w:type="dxa" w:w="70"/>
-              <w:bottom w:type="dxa" w:w="30"/>
-              <w:right w:type="dxa" w:w="70"/>
-            </w:tcMar>
-            <w:vAlign w:val="center"/>
-          </w:tcPr>
-          <w:p>
-            <w:pPr>
-              <w:spacing w:after="0" w:before="0" w:line="240" w:lineRule="auto"/>
-              <w:jc w:val="left"/>
-            </w:pPr>
-          </w:p>
-        </w:tc>
-        <w:tc>
-          <w:tcPr>
-            <w:tcW w:type="dxa" w:w="993"/>
-            <w:tcBorders>
-              <w:top w:val="single" w:color="000000" w:sz="4"/>
-              <w:left w:val="single" w:color="000000" w:sz="4"/>
-              <w:bottom w:val="single" w:color="000000" w:sz="4"/>
-              <w:right w:val="single" w:color="000000" w:sz="4"/>
-            </w:tcBorders>
-            <w:tcMar>
-              <w:top w:type="dxa" w:w="30"/>
-              <w:left w:type="dxa" w:w="70"/>
-              <w:bottom w:type="dxa" w:w="30"/>
-              <w:right w:type="dxa" w:w="70"/>
-            </w:tcMar>
-            <w:vAlign w:val="center"/>
-          </w:tcPr>
-          <w:p>
-            <w:pPr>
-              <w:spacing w:after="0" w:before="0" w:line="240" w:lineRule="auto"/>
-              <w:jc w:val="left"/>
-            </w:pPr>
-          </w:p>
-        </w:tc>
-        <w:tc>
-          <w:tcPr>
-            <w:tcW w:type="dxa" w:w="994"/>
+            <w:tcW w:type="dxa" w:w="1652"/>
+            <w:tcBorders>
+              <w:top w:val="single" w:color="000000" w:sz="4"/>
+              <w:left w:val="single" w:color="000000" w:sz="4"/>
+              <w:bottom w:val="single" w:color="000000" w:sz="4"/>
+              <w:right w:val="single" w:color="000000" w:sz="4"/>
+            </w:tcBorders>
+            <w:tcMar>
+              <w:top w:type="dxa" w:w="30"/>
+              <w:left w:type="dxa" w:w="70"/>
+              <w:bottom w:type="dxa" w:w="30"/>
+              <w:right w:type="dxa" w:w="70"/>
+            </w:tcMar>
+            <w:vAlign w:val="center"/>
+          </w:tcPr>
+          <w:p>
+            <w:pPr>
+              <w:spacing w:after="0" w:before="0" w:line="240" w:lineRule="auto"/>
+              <w:jc w:val="left"/>
+            </w:pPr>
+          </w:p>
+        </w:tc>
+        <w:tc>
+          <w:tcPr>
+            <w:tcW w:type="dxa" w:w="830"/>
+            <w:tcBorders>
+              <w:top w:val="single" w:color="000000" w:sz="4"/>
+              <w:left w:val="single" w:color="000000" w:sz="4"/>
+              <w:bottom w:val="single" w:color="000000" w:sz="4"/>
+              <w:right w:val="single" w:color="000000" w:sz="4"/>
+            </w:tcBorders>
+            <w:tcMar>
+              <w:top w:type="dxa" w:w="30"/>
+              <w:left w:type="dxa" w:w="70"/>
+              <w:bottom w:type="dxa" w:w="30"/>
+              <w:right w:type="dxa" w:w="70"/>
+            </w:tcMar>
+            <w:vAlign w:val="center"/>
+          </w:tcPr>
+          <w:p>
+            <w:pPr>
+              <w:spacing w:after="0" w:before="0" w:line="240" w:lineRule="auto"/>
+              <w:jc w:val="left"/>
+            </w:pPr>
+          </w:p>
+        </w:tc>
+        <w:tc>
+          <w:tcPr>
+            <w:tcW w:type="dxa" w:w="831"/>
             <w:tcBorders>
               <w:top w:val="single" w:color="000000" w:sz="4"/>
               <w:left w:val="single" w:color="000000" w:sz="4"/>
@@ -13595,7 +13595,7 @@
         </w:trPr>
         <w:tc>
           <w:tcPr>
-            <w:tcW w:type="dxa" w:w="3191"/>
+            <w:tcW w:type="dxa" w:w="3121"/>
             <w:tcBorders>
               <w:top w:val="single" w:color="000000" w:sz="4"/>
               <w:left w:val="single" w:color="000000" w:sz="4"/>
@@ -13631,7 +13631,7 @@
         </w:tc>
         <w:tc>
           <w:tcPr>
-            <w:tcW w:type="dxa" w:w="2854"/>
+            <w:tcW w:type="dxa" w:w="2591"/>
             <w:tcBorders>
               <w:top w:val="single" w:color="000000" w:sz="4"/>
               <w:left w:val="single" w:color="000000" w:sz="4"/>
@@ -13668,55 +13668,55 @@
         </w:tc>
         <w:tc>
           <w:tcPr>
-            <w:tcW w:type="dxa" w:w="993"/>
-            <w:tcBorders>
-              <w:top w:val="single" w:color="000000" w:sz="4"/>
-              <w:left w:val="single" w:color="000000" w:sz="4"/>
-              <w:bottom w:val="single" w:color="000000" w:sz="4"/>
-              <w:right w:val="single" w:color="000000" w:sz="4"/>
-            </w:tcBorders>
-            <w:tcMar>
-              <w:top w:type="dxa" w:w="30"/>
-              <w:left w:type="dxa" w:w="70"/>
-              <w:bottom w:type="dxa" w:w="30"/>
-              <w:right w:type="dxa" w:w="70"/>
-            </w:tcMar>
-            <w:vAlign w:val="center"/>
-          </w:tcPr>
-          <w:p>
-            <w:pPr>
-              <w:spacing w:after="0" w:before="0" w:line="240" w:lineRule="auto"/>
-              <w:jc w:val="left"/>
-            </w:pPr>
-          </w:p>
-        </w:tc>
-        <w:tc>
-          <w:tcPr>
-            <w:tcW w:type="dxa" w:w="993"/>
-            <w:tcBorders>
-              <w:top w:val="single" w:color="000000" w:sz="4"/>
-              <w:left w:val="single" w:color="000000" w:sz="4"/>
-              <w:bottom w:val="single" w:color="000000" w:sz="4"/>
-              <w:right w:val="single" w:color="000000" w:sz="4"/>
-            </w:tcBorders>
-            <w:tcMar>
-              <w:top w:type="dxa" w:w="30"/>
-              <w:left w:type="dxa" w:w="70"/>
-              <w:bottom w:type="dxa" w:w="30"/>
-              <w:right w:type="dxa" w:w="70"/>
-            </w:tcMar>
-            <w:vAlign w:val="center"/>
-          </w:tcPr>
-          <w:p>
-            <w:pPr>
-              <w:spacing w:after="0" w:before="0" w:line="240" w:lineRule="auto"/>
-              <w:jc w:val="left"/>
-            </w:pPr>
-          </w:p>
-        </w:tc>
-        <w:tc>
-          <w:tcPr>
-            <w:tcW w:type="dxa" w:w="994"/>
+            <w:tcW w:type="dxa" w:w="1652"/>
+            <w:tcBorders>
+              <w:top w:val="single" w:color="000000" w:sz="4"/>
+              <w:left w:val="single" w:color="000000" w:sz="4"/>
+              <w:bottom w:val="single" w:color="000000" w:sz="4"/>
+              <w:right w:val="single" w:color="000000" w:sz="4"/>
+            </w:tcBorders>
+            <w:tcMar>
+              <w:top w:type="dxa" w:w="30"/>
+              <w:left w:type="dxa" w:w="70"/>
+              <w:bottom w:type="dxa" w:w="30"/>
+              <w:right w:type="dxa" w:w="70"/>
+            </w:tcMar>
+            <w:vAlign w:val="center"/>
+          </w:tcPr>
+          <w:p>
+            <w:pPr>
+              <w:spacing w:after="0" w:before="0" w:line="240" w:lineRule="auto"/>
+              <w:jc w:val="left"/>
+            </w:pPr>
+          </w:p>
+        </w:tc>
+        <w:tc>
+          <w:tcPr>
+            <w:tcW w:type="dxa" w:w="830"/>
+            <w:tcBorders>
+              <w:top w:val="single" w:color="000000" w:sz="4"/>
+              <w:left w:val="single" w:color="000000" w:sz="4"/>
+              <w:bottom w:val="single" w:color="000000" w:sz="4"/>
+              <w:right w:val="single" w:color="000000" w:sz="4"/>
+            </w:tcBorders>
+            <w:tcMar>
+              <w:top w:type="dxa" w:w="30"/>
+              <w:left w:type="dxa" w:w="70"/>
+              <w:bottom w:type="dxa" w:w="30"/>
+              <w:right w:type="dxa" w:w="70"/>
+            </w:tcMar>
+            <w:vAlign w:val="center"/>
+          </w:tcPr>
+          <w:p>
+            <w:pPr>
+              <w:spacing w:after="0" w:before="0" w:line="240" w:lineRule="auto"/>
+              <w:jc w:val="left"/>
+            </w:pPr>
+          </w:p>
+        </w:tc>
+        <w:tc>
+          <w:tcPr>
+            <w:tcW w:type="dxa" w:w="831"/>
             <w:tcBorders>
               <w:top w:val="single" w:color="000000" w:sz="4"/>
               <w:left w:val="single" w:color="000000" w:sz="4"/>
@@ -13746,7 +13746,7 @@
         </w:trPr>
         <w:tc>
           <w:tcPr>
-            <w:tcW w:type="dxa" w:w="3191"/>
+            <w:tcW w:type="dxa" w:w="3121"/>
             <w:tcBorders>
               <w:top w:val="single" w:color="000000" w:sz="4"/>
               <w:left w:val="single" w:color="000000" w:sz="4"/>
@@ -13782,7 +13782,7 @@
         </w:tc>
         <w:tc>
           <w:tcPr>
-            <w:tcW w:type="dxa" w:w="2854"/>
+            <w:tcW w:type="dxa" w:w="2591"/>
             <w:tcBorders>
               <w:top w:val="single" w:color="000000" w:sz="4"/>
               <w:left w:val="single" w:color="000000" w:sz="4"/>
@@ -13818,55 +13818,55 @@
         </w:tc>
         <w:tc>
           <w:tcPr>
-            <w:tcW w:type="dxa" w:w="993"/>
-            <w:tcBorders>
-              <w:top w:val="single" w:color="000000" w:sz="4"/>
-              <w:left w:val="single" w:color="000000" w:sz="4"/>
-              <w:bottom w:val="single" w:color="000000" w:sz="4"/>
-              <w:right w:val="single" w:color="000000" w:sz="4"/>
-            </w:tcBorders>
-            <w:tcMar>
-              <w:top w:type="dxa" w:w="30"/>
-              <w:left w:type="dxa" w:w="70"/>
-              <w:bottom w:type="dxa" w:w="30"/>
-              <w:right w:type="dxa" w:w="70"/>
-            </w:tcMar>
-            <w:vAlign w:val="center"/>
-          </w:tcPr>
-          <w:p>
-            <w:pPr>
-              <w:spacing w:after="0" w:before="0" w:line="240" w:lineRule="auto"/>
-              <w:jc w:val="left"/>
-            </w:pPr>
-          </w:p>
-        </w:tc>
-        <w:tc>
-          <w:tcPr>
-            <w:tcW w:type="dxa" w:w="993"/>
-            <w:tcBorders>
-              <w:top w:val="single" w:color="000000" w:sz="4"/>
-              <w:left w:val="single" w:color="000000" w:sz="4"/>
-              <w:bottom w:val="single" w:color="000000" w:sz="4"/>
-              <w:right w:val="single" w:color="000000" w:sz="4"/>
-            </w:tcBorders>
-            <w:tcMar>
-              <w:top w:type="dxa" w:w="30"/>
-              <w:left w:type="dxa" w:w="70"/>
-              <w:bottom w:type="dxa" w:w="30"/>
-              <w:right w:type="dxa" w:w="70"/>
-            </w:tcMar>
-            <w:vAlign w:val="center"/>
-          </w:tcPr>
-          <w:p>
-            <w:pPr>
-              <w:spacing w:after="0" w:before="0" w:line="240" w:lineRule="auto"/>
-              <w:jc w:val="left"/>
-            </w:pPr>
-          </w:p>
-        </w:tc>
-        <w:tc>
-          <w:tcPr>
-            <w:tcW w:type="dxa" w:w="994"/>
+            <w:tcW w:type="dxa" w:w="1652"/>
+            <w:tcBorders>
+              <w:top w:val="single" w:color="000000" w:sz="4"/>
+              <w:left w:val="single" w:color="000000" w:sz="4"/>
+              <w:bottom w:val="single" w:color="000000" w:sz="4"/>
+              <w:right w:val="single" w:color="000000" w:sz="4"/>
+            </w:tcBorders>
+            <w:tcMar>
+              <w:top w:type="dxa" w:w="30"/>
+              <w:left w:type="dxa" w:w="70"/>
+              <w:bottom w:type="dxa" w:w="30"/>
+              <w:right w:type="dxa" w:w="70"/>
+            </w:tcMar>
+            <w:vAlign w:val="center"/>
+          </w:tcPr>
+          <w:p>
+            <w:pPr>
+              <w:spacing w:after="0" w:before="0" w:line="240" w:lineRule="auto"/>
+              <w:jc w:val="left"/>
+            </w:pPr>
+          </w:p>
+        </w:tc>
+        <w:tc>
+          <w:tcPr>
+            <w:tcW w:type="dxa" w:w="830"/>
+            <w:tcBorders>
+              <w:top w:val="single" w:color="000000" w:sz="4"/>
+              <w:left w:val="single" w:color="000000" w:sz="4"/>
+              <w:bottom w:val="single" w:color="000000" w:sz="4"/>
+              <w:right w:val="single" w:color="000000" w:sz="4"/>
+            </w:tcBorders>
+            <w:tcMar>
+              <w:top w:type="dxa" w:w="30"/>
+              <w:left w:type="dxa" w:w="70"/>
+              <w:bottom w:type="dxa" w:w="30"/>
+              <w:right w:type="dxa" w:w="70"/>
+            </w:tcMar>
+            <w:vAlign w:val="center"/>
+          </w:tcPr>
+          <w:p>
+            <w:pPr>
+              <w:spacing w:after="0" w:before="0" w:line="240" w:lineRule="auto"/>
+              <w:jc w:val="left"/>
+            </w:pPr>
+          </w:p>
+        </w:tc>
+        <w:tc>
+          <w:tcPr>
+            <w:tcW w:type="dxa" w:w="831"/>
             <w:tcBorders>
               <w:top w:val="single" w:color="000000" w:sz="4"/>
               <w:left w:val="single" w:color="000000" w:sz="4"/>
@@ -13896,7 +13896,7 @@
         </w:trPr>
         <w:tc>
           <w:tcPr>
-            <w:tcW w:type="dxa" w:w="3191"/>
+            <w:tcW w:type="dxa" w:w="3121"/>
             <w:tcBorders>
               <w:top w:val="single" w:color="000000" w:sz="4"/>
               <w:left w:val="single" w:color="000000" w:sz="4"/>
@@ -13932,7 +13932,7 @@
         </w:tc>
         <w:tc>
           <w:tcPr>
-            <w:tcW w:type="dxa" w:w="2854"/>
+            <w:tcW w:type="dxa" w:w="2591"/>
             <w:tcBorders>
               <w:top w:val="single" w:color="000000" w:sz="4"/>
               <w:left w:val="single" w:color="000000" w:sz="4"/>
@@ -13968,55 +13968,55 @@
         </w:tc>
         <w:tc>
           <w:tcPr>
-            <w:tcW w:type="dxa" w:w="993"/>
-            <w:tcBorders>
-              <w:top w:val="single" w:color="000000" w:sz="4"/>
-              <w:left w:val="single" w:color="000000" w:sz="4"/>
-              <w:bottom w:val="single" w:color="000000" w:sz="4"/>
-              <w:right w:val="single" w:color="000000" w:sz="4"/>
-            </w:tcBorders>
-            <w:tcMar>
-              <w:top w:type="dxa" w:w="30"/>
-              <w:left w:type="dxa" w:w="70"/>
-              <w:bottom w:type="dxa" w:w="30"/>
-              <w:right w:type="dxa" w:w="70"/>
-            </w:tcMar>
-            <w:vAlign w:val="center"/>
-          </w:tcPr>
-          <w:p>
-            <w:pPr>
-              <w:spacing w:after="0" w:before="0" w:line="240" w:lineRule="auto"/>
-              <w:jc w:val="left"/>
-            </w:pPr>
-          </w:p>
-        </w:tc>
-        <w:tc>
-          <w:tcPr>
-            <w:tcW w:type="dxa" w:w="993"/>
-            <w:tcBorders>
-              <w:top w:val="single" w:color="000000" w:sz="4"/>
-              <w:left w:val="single" w:color="000000" w:sz="4"/>
-              <w:bottom w:val="single" w:color="000000" w:sz="4"/>
-              <w:right w:val="single" w:color="000000" w:sz="4"/>
-            </w:tcBorders>
-            <w:tcMar>
-              <w:top w:type="dxa" w:w="30"/>
-              <w:left w:type="dxa" w:w="70"/>
-              <w:bottom w:type="dxa" w:w="30"/>
-              <w:right w:type="dxa" w:w="70"/>
-            </w:tcMar>
-            <w:vAlign w:val="center"/>
-          </w:tcPr>
-          <w:p>
-            <w:pPr>
-              <w:spacing w:after="0" w:before="0" w:line="240" w:lineRule="auto"/>
-              <w:jc w:val="left"/>
-            </w:pPr>
-          </w:p>
-        </w:tc>
-        <w:tc>
-          <w:tcPr>
-            <w:tcW w:type="dxa" w:w="994"/>
+            <w:tcW w:type="dxa" w:w="1652"/>
+            <w:tcBorders>
+              <w:top w:val="single" w:color="000000" w:sz="4"/>
+              <w:left w:val="single" w:color="000000" w:sz="4"/>
+              <w:bottom w:val="single" w:color="000000" w:sz="4"/>
+              <w:right w:val="single" w:color="000000" w:sz="4"/>
+            </w:tcBorders>
+            <w:tcMar>
+              <w:top w:type="dxa" w:w="30"/>
+              <w:left w:type="dxa" w:w="70"/>
+              <w:bottom w:type="dxa" w:w="30"/>
+              <w:right w:type="dxa" w:w="70"/>
+            </w:tcMar>
+            <w:vAlign w:val="center"/>
+          </w:tcPr>
+          <w:p>
+            <w:pPr>
+              <w:spacing w:after="0" w:before="0" w:line="240" w:lineRule="auto"/>
+              <w:jc w:val="left"/>
+            </w:pPr>
+          </w:p>
+        </w:tc>
+        <w:tc>
+          <w:tcPr>
+            <w:tcW w:type="dxa" w:w="830"/>
+            <w:tcBorders>
+              <w:top w:val="single" w:color="000000" w:sz="4"/>
+              <w:left w:val="single" w:color="000000" w:sz="4"/>
+              <w:bottom w:val="single" w:color="000000" w:sz="4"/>
+              <w:right w:val="single" w:color="000000" w:sz="4"/>
+            </w:tcBorders>
+            <w:tcMar>
+              <w:top w:type="dxa" w:w="30"/>
+              <w:left w:type="dxa" w:w="70"/>
+              <w:bottom w:type="dxa" w:w="30"/>
+              <w:right w:type="dxa" w:w="70"/>
+            </w:tcMar>
+            <w:vAlign w:val="center"/>
+          </w:tcPr>
+          <w:p>
+            <w:pPr>
+              <w:spacing w:after="0" w:before="0" w:line="240" w:lineRule="auto"/>
+              <w:jc w:val="left"/>
+            </w:pPr>
+          </w:p>
+        </w:tc>
+        <w:tc>
+          <w:tcPr>
+            <w:tcW w:type="dxa" w:w="831"/>
             <w:tcBorders>
               <w:top w:val="single" w:color="000000" w:sz="4"/>
               <w:left w:val="single" w:color="000000" w:sz="4"/>
@@ -14046,7 +14046,7 @@
         </w:trPr>
         <w:tc>
           <w:tcPr>
-            <w:tcW w:type="dxa" w:w="3191"/>
+            <w:tcW w:type="dxa" w:w="3121"/>
             <w:tcBorders>
               <w:top w:val="single" w:color="000000" w:sz="4"/>
               <w:left w:val="single" w:color="000000" w:sz="4"/>
@@ -14082,7 +14082,7 @@
         </w:tc>
         <w:tc>
           <w:tcPr>
-            <w:tcW w:type="dxa" w:w="2854"/>
+            <w:tcW w:type="dxa" w:w="2591"/>
             <w:tcBorders>
               <w:top w:val="single" w:color="000000" w:sz="4"/>
               <w:left w:val="single" w:color="000000" w:sz="4"/>
@@ -14119,55 +14119,55 @@
         </w:tc>
         <w:tc>
           <w:tcPr>
-            <w:tcW w:type="dxa" w:w="993"/>
-            <w:tcBorders>
-              <w:top w:val="single" w:color="000000" w:sz="4"/>
-              <w:left w:val="single" w:color="000000" w:sz="4"/>
-              <w:bottom w:val="single" w:color="000000" w:sz="4"/>
-              <w:right w:val="single" w:color="000000" w:sz="4"/>
-            </w:tcBorders>
-            <w:tcMar>
-              <w:top w:type="dxa" w:w="30"/>
-              <w:left w:type="dxa" w:w="70"/>
-              <w:bottom w:type="dxa" w:w="30"/>
-              <w:right w:type="dxa" w:w="70"/>
-            </w:tcMar>
-            <w:vAlign w:val="center"/>
-          </w:tcPr>
-          <w:p>
-            <w:pPr>
-              <w:spacing w:after="0" w:before="0" w:line="240" w:lineRule="auto"/>
-              <w:jc w:val="left"/>
-            </w:pPr>
-          </w:p>
-        </w:tc>
-        <w:tc>
-          <w:tcPr>
-            <w:tcW w:type="dxa" w:w="993"/>
-            <w:tcBorders>
-              <w:top w:val="single" w:color="000000" w:sz="4"/>
-              <w:left w:val="single" w:color="000000" w:sz="4"/>
-              <w:bottom w:val="single" w:color="000000" w:sz="4"/>
-              <w:right w:val="single" w:color="000000" w:sz="4"/>
-            </w:tcBorders>
-            <w:tcMar>
-              <w:top w:type="dxa" w:w="30"/>
-              <w:left w:type="dxa" w:w="70"/>
-              <w:bottom w:type="dxa" w:w="30"/>
-              <w:right w:type="dxa" w:w="70"/>
-            </w:tcMar>
-            <w:vAlign w:val="center"/>
-          </w:tcPr>
-          <w:p>
-            <w:pPr>
-              <w:spacing w:after="0" w:before="0" w:line="240" w:lineRule="auto"/>
-              <w:jc w:val="left"/>
-            </w:pPr>
-          </w:p>
-        </w:tc>
-        <w:tc>
-          <w:tcPr>
-            <w:tcW w:type="dxa" w:w="994"/>
+            <w:tcW w:type="dxa" w:w="1652"/>
+            <w:tcBorders>
+              <w:top w:val="single" w:color="000000" w:sz="4"/>
+              <w:left w:val="single" w:color="000000" w:sz="4"/>
+              <w:bottom w:val="single" w:color="000000" w:sz="4"/>
+              <w:right w:val="single" w:color="000000" w:sz="4"/>
+            </w:tcBorders>
+            <w:tcMar>
+              <w:top w:type="dxa" w:w="30"/>
+              <w:left w:type="dxa" w:w="70"/>
+              <w:bottom w:type="dxa" w:w="30"/>
+              <w:right w:type="dxa" w:w="70"/>
+            </w:tcMar>
+            <w:vAlign w:val="center"/>
+          </w:tcPr>
+          <w:p>
+            <w:pPr>
+              <w:spacing w:after="0" w:before="0" w:line="240" w:lineRule="auto"/>
+              <w:jc w:val="left"/>
+            </w:pPr>
+          </w:p>
+        </w:tc>
+        <w:tc>
+          <w:tcPr>
+            <w:tcW w:type="dxa" w:w="830"/>
+            <w:tcBorders>
+              <w:top w:val="single" w:color="000000" w:sz="4"/>
+              <w:left w:val="single" w:color="000000" w:sz="4"/>
+              <w:bottom w:val="single" w:color="000000" w:sz="4"/>
+              <w:right w:val="single" w:color="000000" w:sz="4"/>
+            </w:tcBorders>
+            <w:tcMar>
+              <w:top w:type="dxa" w:w="30"/>
+              <w:left w:type="dxa" w:w="70"/>
+              <w:bottom w:type="dxa" w:w="30"/>
+              <w:right w:type="dxa" w:w="70"/>
+            </w:tcMar>
+            <w:vAlign w:val="center"/>
+          </w:tcPr>
+          <w:p>
+            <w:pPr>
+              <w:spacing w:after="0" w:before="0" w:line="240" w:lineRule="auto"/>
+              <w:jc w:val="left"/>
+            </w:pPr>
+          </w:p>
+        </w:tc>
+        <w:tc>
+          <w:tcPr>
+            <w:tcW w:type="dxa" w:w="831"/>
             <w:tcBorders>
               <w:top w:val="single" w:color="000000" w:sz="4"/>
               <w:left w:val="single" w:color="000000" w:sz="4"/>
@@ -14197,7 +14197,7 @@
         </w:trPr>
         <w:tc>
           <w:tcPr>
-            <w:tcW w:type="dxa" w:w="3191"/>
+            <w:tcW w:type="dxa" w:w="3121"/>
             <w:tcBorders>
               <w:top w:val="single" w:color="000000" w:sz="4"/>
               <w:left w:val="single" w:color="000000" w:sz="4"/>
@@ -14233,7 +14233,7 @@
         </w:tc>
         <w:tc>
           <w:tcPr>
-            <w:tcW w:type="dxa" w:w="2854"/>
+            <w:tcW w:type="dxa" w:w="2591"/>
             <w:tcBorders>
               <w:top w:val="single" w:color="000000" w:sz="4"/>
               <w:left w:val="single" w:color="000000" w:sz="4"/>
@@ -14269,55 +14269,55 @@
         </w:tc>
         <w:tc>
           <w:tcPr>
-            <w:tcW w:type="dxa" w:w="993"/>
-            <w:tcBorders>
-              <w:top w:val="single" w:color="000000" w:sz="4"/>
-              <w:left w:val="single" w:color="000000" w:sz="4"/>
-              <w:bottom w:val="single" w:color="000000" w:sz="4"/>
-              <w:right w:val="single" w:color="000000" w:sz="4"/>
-            </w:tcBorders>
-            <w:tcMar>
-              <w:top w:type="dxa" w:w="30"/>
-              <w:left w:type="dxa" w:w="70"/>
-              <w:bottom w:type="dxa" w:w="30"/>
-              <w:right w:type="dxa" w:w="70"/>
-            </w:tcMar>
-            <w:vAlign w:val="center"/>
-          </w:tcPr>
-          <w:p>
-            <w:pPr>
-              <w:spacing w:after="0" w:before="0" w:line="240" w:lineRule="auto"/>
-              <w:jc w:val="left"/>
-            </w:pPr>
-          </w:p>
-        </w:tc>
-        <w:tc>
-          <w:tcPr>
-            <w:tcW w:type="dxa" w:w="993"/>
-            <w:tcBorders>
-              <w:top w:val="single" w:color="000000" w:sz="4"/>
-              <w:left w:val="single" w:color="000000" w:sz="4"/>
-              <w:bottom w:val="single" w:color="000000" w:sz="4"/>
-              <w:right w:val="single" w:color="000000" w:sz="4"/>
-            </w:tcBorders>
-            <w:tcMar>
-              <w:top w:type="dxa" w:w="30"/>
-              <w:left w:type="dxa" w:w="70"/>
-              <w:bottom w:type="dxa" w:w="30"/>
-              <w:right w:type="dxa" w:w="70"/>
-            </w:tcMar>
-            <w:vAlign w:val="center"/>
-          </w:tcPr>
-          <w:p>
-            <w:pPr>
-              <w:spacing w:after="0" w:before="0" w:line="240" w:lineRule="auto"/>
-              <w:jc w:val="left"/>
-            </w:pPr>
-          </w:p>
-        </w:tc>
-        <w:tc>
-          <w:tcPr>
-            <w:tcW w:type="dxa" w:w="994"/>
+            <w:tcW w:type="dxa" w:w="1652"/>
+            <w:tcBorders>
+              <w:top w:val="single" w:color="000000" w:sz="4"/>
+              <w:left w:val="single" w:color="000000" w:sz="4"/>
+              <w:bottom w:val="single" w:color="000000" w:sz="4"/>
+              <w:right w:val="single" w:color="000000" w:sz="4"/>
+            </w:tcBorders>
+            <w:tcMar>
+              <w:top w:type="dxa" w:w="30"/>
+              <w:left w:type="dxa" w:w="70"/>
+              <w:bottom w:type="dxa" w:w="30"/>
+              <w:right w:type="dxa" w:w="70"/>
+            </w:tcMar>
+            <w:vAlign w:val="center"/>
+          </w:tcPr>
+          <w:p>
+            <w:pPr>
+              <w:spacing w:after="0" w:before="0" w:line="240" w:lineRule="auto"/>
+              <w:jc w:val="left"/>
+            </w:pPr>
+          </w:p>
+        </w:tc>
+        <w:tc>
+          <w:tcPr>
+            <w:tcW w:type="dxa" w:w="830"/>
+            <w:tcBorders>
+              <w:top w:val="single" w:color="000000" w:sz="4"/>
+              <w:left w:val="single" w:color="000000" w:sz="4"/>
+              <w:bottom w:val="single" w:color="000000" w:sz="4"/>
+              <w:right w:val="single" w:color="000000" w:sz="4"/>
+            </w:tcBorders>
+            <w:tcMar>
+              <w:top w:type="dxa" w:w="30"/>
+              <w:left w:type="dxa" w:w="70"/>
+              <w:bottom w:type="dxa" w:w="30"/>
+              <w:right w:type="dxa" w:w="70"/>
+            </w:tcMar>
+            <w:vAlign w:val="center"/>
+          </w:tcPr>
+          <w:p>
+            <w:pPr>
+              <w:spacing w:after="0" w:before="0" w:line="240" w:lineRule="auto"/>
+              <w:jc w:val="left"/>
+            </w:pPr>
+          </w:p>
+        </w:tc>
+        <w:tc>
+          <w:tcPr>
+            <w:tcW w:type="dxa" w:w="831"/>
             <w:tcBorders>
               <w:top w:val="single" w:color="000000" w:sz="4"/>
               <w:left w:val="single" w:color="000000" w:sz="4"/>
@@ -14347,7 +14347,7 @@
         </w:trPr>
         <w:tc>
           <w:tcPr>
-            <w:tcW w:type="dxa" w:w="3191"/>
+            <w:tcW w:type="dxa" w:w="3121"/>
             <w:tcBorders>
               <w:top w:val="single" w:color="000000" w:sz="4"/>
               <w:left w:val="single" w:color="000000" w:sz="4"/>
@@ -14383,7 +14383,7 @@
         </w:tc>
         <w:tc>
           <w:tcPr>
-            <w:tcW w:type="dxa" w:w="2854"/>
+            <w:tcW w:type="dxa" w:w="2591"/>
             <w:tcBorders>
               <w:top w:val="single" w:color="000000" w:sz="4"/>
               <w:left w:val="single" w:color="000000" w:sz="4"/>
@@ -14419,55 +14419,55 @@
         </w:tc>
         <w:tc>
           <w:tcPr>
-            <w:tcW w:type="dxa" w:w="993"/>
-            <w:tcBorders>
-              <w:top w:val="single" w:color="000000" w:sz="4"/>
-              <w:left w:val="single" w:color="000000" w:sz="4"/>
-              <w:bottom w:val="single" w:color="000000" w:sz="4"/>
-              <w:right w:val="single" w:color="000000" w:sz="4"/>
-            </w:tcBorders>
-            <w:tcMar>
-              <w:top w:type="dxa" w:w="30"/>
-              <w:left w:type="dxa" w:w="70"/>
-              <w:bottom w:type="dxa" w:w="30"/>
-              <w:right w:type="dxa" w:w="70"/>
-            </w:tcMar>
-            <w:vAlign w:val="center"/>
-          </w:tcPr>
-          <w:p>
-            <w:pPr>
-              <w:spacing w:after="0" w:before="0" w:line="240" w:lineRule="auto"/>
-              <w:jc w:val="left"/>
-            </w:pPr>
-          </w:p>
-        </w:tc>
-        <w:tc>
-          <w:tcPr>
-            <w:tcW w:type="dxa" w:w="993"/>
-            <w:tcBorders>
-              <w:top w:val="single" w:color="000000" w:sz="4"/>
-              <w:left w:val="single" w:color="000000" w:sz="4"/>
-              <w:bottom w:val="single" w:color="000000" w:sz="4"/>
-              <w:right w:val="single" w:color="000000" w:sz="4"/>
-            </w:tcBorders>
-            <w:tcMar>
-              <w:top w:type="dxa" w:w="30"/>
-              <w:left w:type="dxa" w:w="70"/>
-              <w:bottom w:type="dxa" w:w="30"/>
-              <w:right w:type="dxa" w:w="70"/>
-            </w:tcMar>
-            <w:vAlign w:val="center"/>
-          </w:tcPr>
-          <w:p>
-            <w:pPr>
-              <w:spacing w:after="0" w:before="0" w:line="240" w:lineRule="auto"/>
-              <w:jc w:val="left"/>
-            </w:pPr>
-          </w:p>
-        </w:tc>
-        <w:tc>
-          <w:tcPr>
-            <w:tcW w:type="dxa" w:w="994"/>
+            <w:tcW w:type="dxa" w:w="1652"/>
+            <w:tcBorders>
+              <w:top w:val="single" w:color="000000" w:sz="4"/>
+              <w:left w:val="single" w:color="000000" w:sz="4"/>
+              <w:bottom w:val="single" w:color="000000" w:sz="4"/>
+              <w:right w:val="single" w:color="000000" w:sz="4"/>
+            </w:tcBorders>
+            <w:tcMar>
+              <w:top w:type="dxa" w:w="30"/>
+              <w:left w:type="dxa" w:w="70"/>
+              <w:bottom w:type="dxa" w:w="30"/>
+              <w:right w:type="dxa" w:w="70"/>
+            </w:tcMar>
+            <w:vAlign w:val="center"/>
+          </w:tcPr>
+          <w:p>
+            <w:pPr>
+              <w:spacing w:after="0" w:before="0" w:line="240" w:lineRule="auto"/>
+              <w:jc w:val="left"/>
+            </w:pPr>
+          </w:p>
+        </w:tc>
+        <w:tc>
+          <w:tcPr>
+            <w:tcW w:type="dxa" w:w="830"/>
+            <w:tcBorders>
+              <w:top w:val="single" w:color="000000" w:sz="4"/>
+              <w:left w:val="single" w:color="000000" w:sz="4"/>
+              <w:bottom w:val="single" w:color="000000" w:sz="4"/>
+              <w:right w:val="single" w:color="000000" w:sz="4"/>
+            </w:tcBorders>
+            <w:tcMar>
+              <w:top w:type="dxa" w:w="30"/>
+              <w:left w:type="dxa" w:w="70"/>
+              <w:bottom w:type="dxa" w:w="30"/>
+              <w:right w:type="dxa" w:w="70"/>
+            </w:tcMar>
+            <w:vAlign w:val="center"/>
+          </w:tcPr>
+          <w:p>
+            <w:pPr>
+              <w:spacing w:after="0" w:before="0" w:line="240" w:lineRule="auto"/>
+              <w:jc w:val="left"/>
+            </w:pPr>
+          </w:p>
+        </w:tc>
+        <w:tc>
+          <w:tcPr>
+            <w:tcW w:type="dxa" w:w="831"/>
             <w:tcBorders>
               <w:top w:val="single" w:color="000000" w:sz="4"/>
               <w:left w:val="single" w:color="000000" w:sz="4"/>
@@ -14497,7 +14497,7 @@
         </w:trPr>
         <w:tc>
           <w:tcPr>
-            <w:tcW w:type="dxa" w:w="3191"/>
+            <w:tcW w:type="dxa" w:w="3121"/>
             <w:tcBorders>
               <w:top w:val="single" w:color="000000" w:sz="4"/>
               <w:left w:val="single" w:color="000000" w:sz="4"/>
@@ -14533,7 +14533,7 @@
         </w:tc>
         <w:tc>
           <w:tcPr>
-            <w:tcW w:type="dxa" w:w="2854"/>
+            <w:tcW w:type="dxa" w:w="2591"/>
             <w:tcBorders>
               <w:top w:val="single" w:color="000000" w:sz="4"/>
               <w:left w:val="single" w:color="000000" w:sz="4"/>
@@ -14569,55 +14569,55 @@
         </w:tc>
         <w:tc>
           <w:tcPr>
-            <w:tcW w:type="dxa" w:w="993"/>
-            <w:tcBorders>
-              <w:top w:val="single" w:color="000000" w:sz="4"/>
-              <w:left w:val="single" w:color="000000" w:sz="4"/>
-              <w:bottom w:val="single" w:color="000000" w:sz="4"/>
-              <w:right w:val="single" w:color="000000" w:sz="4"/>
-            </w:tcBorders>
-            <w:tcMar>
-              <w:top w:type="dxa" w:w="30"/>
-              <w:left w:type="dxa" w:w="70"/>
-              <w:bottom w:type="dxa" w:w="30"/>
-              <w:right w:type="dxa" w:w="70"/>
-            </w:tcMar>
-            <w:vAlign w:val="center"/>
-          </w:tcPr>
-          <w:p>
-            <w:pPr>
-              <w:spacing w:after="0" w:before="0" w:line="240" w:lineRule="auto"/>
-              <w:jc w:val="left"/>
-            </w:pPr>
-          </w:p>
-        </w:tc>
-        <w:tc>
-          <w:tcPr>
-            <w:tcW w:type="dxa" w:w="993"/>
-            <w:tcBorders>
-              <w:top w:val="single" w:color="000000" w:sz="4"/>
-              <w:left w:val="single" w:color="000000" w:sz="4"/>
-              <w:bottom w:val="single" w:color="000000" w:sz="4"/>
-              <w:right w:val="single" w:color="000000" w:sz="4"/>
-            </w:tcBorders>
-            <w:tcMar>
-              <w:top w:type="dxa" w:w="30"/>
-              <w:left w:type="dxa" w:w="70"/>
-              <w:bottom w:type="dxa" w:w="30"/>
-              <w:right w:type="dxa" w:w="70"/>
-            </w:tcMar>
-            <w:vAlign w:val="center"/>
-          </w:tcPr>
-          <w:p>
-            <w:pPr>
-              <w:spacing w:after="0" w:before="0" w:line="240" w:lineRule="auto"/>
-              <w:jc w:val="left"/>
-            </w:pPr>
-          </w:p>
-        </w:tc>
-        <w:tc>
-          <w:tcPr>
-            <w:tcW w:type="dxa" w:w="994"/>
+            <w:tcW w:type="dxa" w:w="1652"/>
+            <w:tcBorders>
+              <w:top w:val="single" w:color="000000" w:sz="4"/>
+              <w:left w:val="single" w:color="000000" w:sz="4"/>
+              <w:bottom w:val="single" w:color="000000" w:sz="4"/>
+              <w:right w:val="single" w:color="000000" w:sz="4"/>
+            </w:tcBorders>
+            <w:tcMar>
+              <w:top w:type="dxa" w:w="30"/>
+              <w:left w:type="dxa" w:w="70"/>
+              <w:bottom w:type="dxa" w:w="30"/>
+              <w:right w:type="dxa" w:w="70"/>
+            </w:tcMar>
+            <w:vAlign w:val="center"/>
+          </w:tcPr>
+          <w:p>
+            <w:pPr>
+              <w:spacing w:after="0" w:before="0" w:line="240" w:lineRule="auto"/>
+              <w:jc w:val="left"/>
+            </w:pPr>
+          </w:p>
+        </w:tc>
+        <w:tc>
+          <w:tcPr>
+            <w:tcW w:type="dxa" w:w="830"/>
+            <w:tcBorders>
+              <w:top w:val="single" w:color="000000" w:sz="4"/>
+              <w:left w:val="single" w:color="000000" w:sz="4"/>
+              <w:bottom w:val="single" w:color="000000" w:sz="4"/>
+              <w:right w:val="single" w:color="000000" w:sz="4"/>
+            </w:tcBorders>
+            <w:tcMar>
+              <w:top w:type="dxa" w:w="30"/>
+              <w:left w:type="dxa" w:w="70"/>
+              <w:bottom w:type="dxa" w:w="30"/>
+              <w:right w:type="dxa" w:w="70"/>
+            </w:tcMar>
+            <w:vAlign w:val="center"/>
+          </w:tcPr>
+          <w:p>
+            <w:pPr>
+              <w:spacing w:after="0" w:before="0" w:line="240" w:lineRule="auto"/>
+              <w:jc w:val="left"/>
+            </w:pPr>
+          </w:p>
+        </w:tc>
+        <w:tc>
+          <w:tcPr>
+            <w:tcW w:type="dxa" w:w="831"/>
             <w:tcBorders>
               <w:top w:val="single" w:color="000000" w:sz="4"/>
               <w:left w:val="single" w:color="000000" w:sz="4"/>
@@ -14681,8 +14681,8 @@
         <w:tblLayout w:type="autofit"/>
       </w:tblPr>
       <w:tblGrid>
-        <w:gridCol w:w="5601"/>
-        <w:gridCol w:w="3424"/>
+        <w:gridCol w:w="5421"/>
+        <w:gridCol w:w="3604"/>
       </w:tblGrid>
       <w:tr>
         <w:trPr>
@@ -14691,7 +14691,7 @@
         </w:trPr>
         <w:tc>
           <w:tcPr>
-            <w:tcW w:type="dxa" w:w="5601"/>
+            <w:tcW w:type="dxa" w:w="5421"/>
             <w:tcBorders>
               <w:top w:val="single" w:color="000000" w:sz="4"/>
               <w:left w:val="single" w:color="000000" w:sz="4"/>
@@ -14728,7 +14728,7 @@
         </w:tc>
         <w:tc>
           <w:tcPr>
-            <w:tcW w:type="dxa" w:w="3424"/>
+            <w:tcW w:type="dxa" w:w="3604"/>
             <w:tcBorders>
               <w:top w:val="single" w:color="000000" w:sz="4"/>
               <w:left w:val="single" w:color="000000" w:sz="4"/>
@@ -14771,7 +14771,7 @@
         </w:trPr>
         <w:tc>
           <w:tcPr>
-            <w:tcW w:type="dxa" w:w="5601"/>
+            <w:tcW w:type="dxa" w:w="5421"/>
             <w:tcBorders>
               <w:top w:val="single" w:color="000000" w:sz="4"/>
               <w:left w:val="single" w:color="000000" w:sz="4"/>
@@ -14807,7 +14807,7 @@
         </w:tc>
         <w:tc>
           <w:tcPr>
-            <w:tcW w:type="dxa" w:w="3424"/>
+            <w:tcW w:type="dxa" w:w="3604"/>
             <w:tcBorders>
               <w:top w:val="single" w:color="000000" w:sz="4"/>
               <w:left w:val="single" w:color="000000" w:sz="4"/>
@@ -14849,7 +14849,7 @@
         </w:trPr>
         <w:tc>
           <w:tcPr>
-            <w:tcW w:type="dxa" w:w="5601"/>
+            <w:tcW w:type="dxa" w:w="5421"/>
             <w:tcBorders>
               <w:top w:val="single" w:color="000000" w:sz="4"/>
               <w:left w:val="single" w:color="000000" w:sz="4"/>
@@ -14885,7 +14885,7 @@
         </w:tc>
         <w:tc>
           <w:tcPr>
-            <w:tcW w:type="dxa" w:w="3424"/>
+            <w:tcW w:type="dxa" w:w="3604"/>
             <w:tcBorders>
               <w:top w:val="single" w:color="000000" w:sz="4"/>
               <w:left w:val="single" w:color="000000" w:sz="4"/>
@@ -14927,7 +14927,7 @@
         </w:trPr>
         <w:tc>
           <w:tcPr>
-            <w:tcW w:type="dxa" w:w="5601"/>
+            <w:tcW w:type="dxa" w:w="5421"/>
             <w:tcBorders>
               <w:top w:val="single" w:color="000000" w:sz="4"/>
               <w:left w:val="single" w:color="000000" w:sz="4"/>
@@ -14963,7 +14963,7 @@
         </w:tc>
         <w:tc>
           <w:tcPr>
-            <w:tcW w:type="dxa" w:w="3424"/>
+            <w:tcW w:type="dxa" w:w="3604"/>
             <w:tcBorders>
               <w:top w:val="single" w:color="000000" w:sz="4"/>
               <w:left w:val="single" w:color="000000" w:sz="4"/>
@@ -15058,9 +15058,9 @@
         <w:tblLayout w:type="autofit"/>
       </w:tblPr>
       <w:tblGrid>
-        <w:gridCol w:w="3885"/>
-        <w:gridCol w:w="2844"/>
-        <w:gridCol w:w="2296"/>
+        <w:gridCol w:w="4023"/>
+        <w:gridCol w:w="2734"/>
+        <w:gridCol w:w="2268"/>
       </w:tblGrid>
       <w:tr>
         <w:trPr>
@@ -15069,7 +15069,7 @@
         </w:trPr>
         <w:tc>
           <w:tcPr>
-            <w:tcW w:type="dxa" w:w="3885"/>
+            <w:tcW w:type="dxa" w:w="4023"/>
             <w:tcBorders>
               <w:top w:val="single" w:color="000000" w:sz="4"/>
               <w:left w:val="single" w:color="000000" w:sz="4"/>
@@ -15106,7 +15106,7 @@
         </w:tc>
         <w:tc>
           <w:tcPr>
-            <w:tcW w:type="dxa" w:w="2844"/>
+            <w:tcW w:type="dxa" w:w="2734"/>
             <w:tcBorders>
               <w:top w:val="single" w:color="000000" w:sz="4"/>
               <w:left w:val="single" w:color="000000" w:sz="4"/>
@@ -15143,7 +15143,7 @@
         </w:tc>
         <w:tc>
           <w:tcPr>
-            <w:tcW w:type="dxa" w:w="2296"/>
+            <w:tcW w:type="dxa" w:w="2268"/>
             <w:tcBorders>
               <w:top w:val="single" w:color="000000" w:sz="4"/>
               <w:left w:val="single" w:color="000000" w:sz="4"/>
@@ -15186,7 +15186,7 @@
         </w:trPr>
         <w:tc>
           <w:tcPr>
-            <w:tcW w:type="dxa" w:w="3885"/>
+            <w:tcW w:type="dxa" w:w="4023"/>
             <w:tcBorders>
               <w:top w:val="single" w:color="000000" w:sz="4"/>
               <w:left w:val="single" w:color="000000" w:sz="4"/>
@@ -15222,7 +15222,7 @@
         </w:tc>
         <w:tc>
           <w:tcPr>
-            <w:tcW w:type="dxa" w:w="2844"/>
+            <w:tcW w:type="dxa" w:w="2734"/>
             <w:tcBorders>
               <w:top w:val="single" w:color="000000" w:sz="4"/>
               <w:left w:val="single" w:color="000000" w:sz="4"/>
@@ -15283,7 +15283,7 @@
         </w:tc>
         <w:tc>
           <w:tcPr>
-            <w:tcW w:type="dxa" w:w="2296"/>
+            <w:tcW w:type="dxa" w:w="2268"/>
             <w:tcBorders>
               <w:top w:val="single" w:color="000000" w:sz="4"/>
               <w:left w:val="single" w:color="000000" w:sz="4"/>
@@ -15325,7 +15325,7 @@
         </w:trPr>
         <w:tc>
           <w:tcPr>
-            <w:tcW w:type="dxa" w:w="3885"/>
+            <w:tcW w:type="dxa" w:w="4023"/>
             <w:tcBorders>
               <w:top w:val="single" w:color="000000" w:sz="4"/>
               <w:left w:val="single" w:color="000000" w:sz="4"/>
@@ -15361,7 +15361,7 @@
         </w:tc>
         <w:tc>
           <w:tcPr>
-            <w:tcW w:type="dxa" w:w="2844"/>
+            <w:tcW w:type="dxa" w:w="2734"/>
             <w:tcBorders>
               <w:top w:val="single" w:color="000000" w:sz="4"/>
               <w:left w:val="single" w:color="000000" w:sz="4"/>
@@ -15397,7 +15397,7 @@
         </w:tc>
         <w:tc>
           <w:tcPr>
-            <w:tcW w:type="dxa" w:w="2296"/>
+            <w:tcW w:type="dxa" w:w="2268"/>
             <w:tcBorders>
               <w:top w:val="single" w:color="000000" w:sz="4"/>
               <w:left w:val="single" w:color="000000" w:sz="4"/>
@@ -15439,7 +15439,7 @@
         </w:trPr>
         <w:tc>
           <w:tcPr>
-            <w:tcW w:type="dxa" w:w="3885"/>
+            <w:tcW w:type="dxa" w:w="4023"/>
             <w:tcBorders>
               <w:top w:val="single" w:color="000000" w:sz="4"/>
               <w:left w:val="single" w:color="000000" w:sz="4"/>
@@ -15475,7 +15475,7 @@
         </w:tc>
         <w:tc>
           <w:tcPr>
-            <w:tcW w:type="dxa" w:w="2844"/>
+            <w:tcW w:type="dxa" w:w="2734"/>
             <w:tcBorders>
               <w:top w:val="single" w:color="000000" w:sz="4"/>
               <w:left w:val="single" w:color="000000" w:sz="4"/>
@@ -15511,7 +15511,7 @@
         </w:tc>
         <w:tc>
           <w:tcPr>
-            <w:tcW w:type="dxa" w:w="2296"/>
+            <w:tcW w:type="dxa" w:w="2268"/>
             <w:tcBorders>
               <w:top w:val="single" w:color="000000" w:sz="4"/>
               <w:left w:val="single" w:color="000000" w:sz="4"/>
@@ -15553,7 +15553,7 @@
         </w:trPr>
         <w:tc>
           <w:tcPr>
-            <w:tcW w:type="dxa" w:w="3885"/>
+            <w:tcW w:type="dxa" w:w="4023"/>
             <w:tcBorders>
               <w:top w:val="single" w:color="000000" w:sz="4"/>
               <w:left w:val="single" w:color="000000" w:sz="4"/>
@@ -15589,7 +15589,7 @@
         </w:tc>
         <w:tc>
           <w:tcPr>
-            <w:tcW w:type="dxa" w:w="2844"/>
+            <w:tcW w:type="dxa" w:w="2734"/>
             <w:tcBorders>
               <w:top w:val="single" w:color="000000" w:sz="4"/>
               <w:left w:val="single" w:color="000000" w:sz="4"/>
@@ -15625,7 +15625,7 @@
         </w:tc>
         <w:tc>
           <w:tcPr>
-            <w:tcW w:type="dxa" w:w="2296"/>
+            <w:tcW w:type="dxa" w:w="2268"/>
             <w:tcBorders>
               <w:top w:val="single" w:color="000000" w:sz="4"/>
               <w:left w:val="single" w:color="000000" w:sz="4"/>
@@ -15667,7 +15667,7 @@
         </w:trPr>
         <w:tc>
           <w:tcPr>
-            <w:tcW w:type="dxa" w:w="3885"/>
+            <w:tcW w:type="dxa" w:w="4023"/>
             <w:tcBorders>
               <w:top w:val="single" w:color="000000" w:sz="4"/>
               <w:left w:val="single" w:color="000000" w:sz="4"/>
@@ -15703,7 +15703,7 @@
         </w:tc>
         <w:tc>
           <w:tcPr>
-            <w:tcW w:type="dxa" w:w="2844"/>
+            <w:tcW w:type="dxa" w:w="2734"/>
             <w:tcBorders>
               <w:top w:val="single" w:color="000000" w:sz="4"/>
               <w:left w:val="single" w:color="000000" w:sz="4"/>
@@ -15739,7 +15739,7 @@
         </w:tc>
         <w:tc>
           <w:tcPr>
-            <w:tcW w:type="dxa" w:w="2296"/>
+            <w:tcW w:type="dxa" w:w="2268"/>
             <w:tcBorders>
               <w:top w:val="single" w:color="000000" w:sz="4"/>
               <w:left w:val="single" w:color="000000" w:sz="4"/>
@@ -15781,7 +15781,7 @@
         </w:trPr>
         <w:tc>
           <w:tcPr>
-            <w:tcW w:type="dxa" w:w="3885"/>
+            <w:tcW w:type="dxa" w:w="4023"/>
             <w:tcBorders>
               <w:top w:val="single" w:color="000000" w:sz="4"/>
               <w:left w:val="single" w:color="000000" w:sz="4"/>
@@ -15817,7 +15817,7 @@
         </w:tc>
         <w:tc>
           <w:tcPr>
-            <w:tcW w:type="dxa" w:w="2844"/>
+            <w:tcW w:type="dxa" w:w="2734"/>
             <w:tcBorders>
               <w:top w:val="single" w:color="000000" w:sz="4"/>
               <w:left w:val="single" w:color="000000" w:sz="4"/>
@@ -15853,7 +15853,7 @@
         </w:tc>
         <w:tc>
           <w:tcPr>
-            <w:tcW w:type="dxa" w:w="2296"/>
+            <w:tcW w:type="dxa" w:w="2268"/>
             <w:tcBorders>
               <w:top w:val="single" w:color="000000" w:sz="4"/>
               <w:left w:val="single" w:color="000000" w:sz="4"/>
